--- a/docs/Concurrent_Network_Packet_Analyzer_FULL_Final.docx
+++ b/docs/Concurrent_Network_Packet_Analyzer_FULL_Final.docx
@@ -6770,6 +6770,5611 @@
         <w:t>() for µs-level precision.</w:t>
       </w:r>
     </w:p>
+    <w:p>
+      <w:r>
+        <w:br w:type="page"/>
+      </w:r>
+    </w:p>
+    <w:p>
+      <w:pPr>
+        <w:shd w:val="clear" w:color="auto" w:fill="0D1117"/>
+        <w:spacing w:after="240" w:line="240" w:lineRule="auto"/>
+        <w:outlineLvl w:val="0"/>
+        <w:rPr>
+          <w:rFonts w:ascii="Segoe UI" w:eastAsia="Times New Roman" w:hAnsi="Segoe UI" w:cs="Segoe UI"/>
+          <w:b/>
+          <w:bCs/>
+          <w:color w:val="F0F6FC"/>
+          <w:kern w:val="36"/>
+          <w:sz w:val="48"/>
+          <w:szCs w:val="48"/>
+        </w:rPr>
+      </w:pPr>
+      <w:r>
+        <w:rPr>
+          <w:rFonts w:ascii="Segoe UI" w:eastAsia="Times New Roman" w:hAnsi="Segoe UI" w:cs="Segoe UI"/>
+          <w:b/>
+          <w:bCs/>
+          <w:color w:val="F0F6FC"/>
+          <w:kern w:val="36"/>
+          <w:sz w:val="48"/>
+          <w:szCs w:val="48"/>
+        </w:rPr>
+        <w:lastRenderedPageBreak/>
+        <w:t>Technical Workflow &amp; Architecture</w:t>
+      </w:r>
+    </w:p>
+    <w:p>
+      <w:pPr>
+        <w:shd w:val="clear" w:color="auto" w:fill="0D1117"/>
+        <w:spacing w:after="240" w:line="240" w:lineRule="auto"/>
+        <w:rPr>
+          <w:rFonts w:ascii="Segoe UI" w:eastAsia="Times New Roman" w:hAnsi="Segoe UI" w:cs="Segoe UI"/>
+          <w:color w:val="F0F6FC"/>
+          <w:sz w:val="24"/>
+          <w:szCs w:val="24"/>
+        </w:rPr>
+      </w:pPr>
+      <w:r>
+        <w:rPr>
+          <w:rFonts w:ascii="Segoe UI" w:eastAsia="Times New Roman" w:hAnsi="Segoe UI" w:cs="Segoe UI"/>
+          <w:color w:val="F0F6FC"/>
+          <w:sz w:val="24"/>
+          <w:szCs w:val="24"/>
+        </w:rPr>
+        <w:t xml:space="preserve">This document describes the internal workflow of the </w:t>
+      </w:r>
+      <w:proofErr w:type="spellStart"/>
+      <w:r>
+        <w:rPr>
+          <w:rFonts w:ascii="Segoe UI" w:eastAsia="Times New Roman" w:hAnsi="Segoe UI" w:cs="Segoe UI"/>
+          <w:color w:val="F0F6FC"/>
+          <w:sz w:val="24"/>
+          <w:szCs w:val="24"/>
+        </w:rPr>
+        <w:t>NetPackSys</w:t>
+      </w:r>
+      <w:proofErr w:type="spellEnd"/>
+      <w:r>
+        <w:rPr>
+          <w:rFonts w:ascii="Segoe UI" w:eastAsia="Times New Roman" w:hAnsi="Segoe UI" w:cs="Segoe UI"/>
+          <w:color w:val="F0F6FC"/>
+          <w:sz w:val="24"/>
+          <w:szCs w:val="24"/>
+        </w:rPr>
+        <w:t xml:space="preserve"> application, detailing the roles of core components and the sequence of operations for packet capture and analysis.</w:t>
+      </w:r>
+    </w:p>
+    <w:p>
+      <w:pPr>
+        <w:shd w:val="clear" w:color="auto" w:fill="0D1117"/>
+        <w:spacing w:before="360" w:after="240" w:line="240" w:lineRule="auto"/>
+        <w:outlineLvl w:val="1"/>
+        <w:rPr>
+          <w:rFonts w:ascii="Segoe UI" w:eastAsia="Times New Roman" w:hAnsi="Segoe UI" w:cs="Segoe UI"/>
+          <w:b/>
+          <w:bCs/>
+          <w:color w:val="F0F6FC"/>
+          <w:sz w:val="36"/>
+          <w:szCs w:val="36"/>
+        </w:rPr>
+      </w:pPr>
+      <w:r>
+        <w:rPr>
+          <w:rFonts w:ascii="Segoe UI" w:eastAsia="Times New Roman" w:hAnsi="Segoe UI" w:cs="Segoe UI"/>
+          <w:b/>
+          <w:bCs/>
+          <w:color w:val="F0F6FC"/>
+          <w:sz w:val="36"/>
+          <w:szCs w:val="36"/>
+        </w:rPr>
+        <w:t>1. System Overview</w:t>
+      </w:r>
+    </w:p>
+    <w:p>
+      <w:pPr>
+        <w:shd w:val="clear" w:color="auto" w:fill="0D1117"/>
+        <w:spacing w:after="240" w:line="240" w:lineRule="auto"/>
+        <w:rPr>
+          <w:rFonts w:ascii="Segoe UI" w:eastAsia="Times New Roman" w:hAnsi="Segoe UI" w:cs="Segoe UI"/>
+          <w:color w:val="F0F6FC"/>
+          <w:sz w:val="24"/>
+          <w:szCs w:val="24"/>
+        </w:rPr>
+      </w:pPr>
+      <w:proofErr w:type="spellStart"/>
+      <w:r>
+        <w:rPr>
+          <w:rFonts w:ascii="Segoe UI" w:eastAsia="Times New Roman" w:hAnsi="Segoe UI" w:cs="Segoe UI"/>
+          <w:color w:val="F0F6FC"/>
+          <w:sz w:val="24"/>
+          <w:szCs w:val="24"/>
+        </w:rPr>
+        <w:t>NetPackSys</w:t>
+      </w:r>
+      <w:proofErr w:type="spellEnd"/>
+      <w:r>
+        <w:rPr>
+          <w:rFonts w:ascii="Segoe UI" w:eastAsia="Times New Roman" w:hAnsi="Segoe UI" w:cs="Segoe UI"/>
+          <w:color w:val="F0F6FC"/>
+          <w:sz w:val="24"/>
+          <w:szCs w:val="24"/>
+        </w:rPr>
+        <w:t xml:space="preserve"> is a modular Java application designed for real-time network packet capture and delay analysis. It follows a </w:t>
+      </w:r>
+      <w:r>
+        <w:rPr>
+          <w:rFonts w:ascii="Segoe UI" w:eastAsia="Times New Roman" w:hAnsi="Segoe UI" w:cs="Segoe UI"/>
+          <w:b/>
+          <w:bCs/>
+          <w:color w:val="F0F6FC"/>
+          <w:sz w:val="24"/>
+          <w:szCs w:val="24"/>
+        </w:rPr>
+        <w:t>Producer-Consumer</w:t>
+      </w:r>
+      <w:r>
+        <w:rPr>
+          <w:rFonts w:ascii="Segoe UI" w:eastAsia="Times New Roman" w:hAnsi="Segoe UI" w:cs="Segoe UI"/>
+          <w:color w:val="F0F6FC"/>
+          <w:sz w:val="24"/>
+          <w:szCs w:val="24"/>
+        </w:rPr>
+        <w:t> architecture using a multithreaded </w:t>
+      </w:r>
+      <w:r>
+        <w:rPr>
+          <w:rFonts w:ascii="Segoe UI" w:eastAsia="Times New Roman" w:hAnsi="Segoe UI" w:cs="Segoe UI"/>
+          <w:b/>
+          <w:bCs/>
+          <w:color w:val="F0F6FC"/>
+          <w:sz w:val="24"/>
+          <w:szCs w:val="24"/>
+        </w:rPr>
+        <w:t>Structured Batch Execution</w:t>
+      </w:r>
+      <w:r>
+        <w:rPr>
+          <w:rFonts w:ascii="Segoe UI" w:eastAsia="Times New Roman" w:hAnsi="Segoe UI" w:cs="Segoe UI"/>
+          <w:color w:val="F0F6FC"/>
+          <w:sz w:val="24"/>
+          <w:szCs w:val="24"/>
+        </w:rPr>
+        <w:t> model.</w:t>
+      </w:r>
+    </w:p>
+    <w:p>
+      <w:pPr>
+        <w:shd w:val="clear" w:color="auto" w:fill="0D1117"/>
+        <w:spacing w:before="360" w:after="240" w:line="240" w:lineRule="auto"/>
+        <w:outlineLvl w:val="2"/>
+        <w:rPr>
+          <w:rFonts w:ascii="Segoe UI" w:eastAsia="Times New Roman" w:hAnsi="Segoe UI" w:cs="Segoe UI"/>
+          <w:b/>
+          <w:bCs/>
+          <w:color w:val="F0F6FC"/>
+          <w:sz w:val="30"/>
+          <w:szCs w:val="30"/>
+        </w:rPr>
+      </w:pPr>
+      <w:r>
+        <w:rPr>
+          <w:rFonts w:ascii="Segoe UI" w:eastAsia="Times New Roman" w:hAnsi="Segoe UI" w:cs="Segoe UI"/>
+          <w:b/>
+          <w:bCs/>
+          <w:color w:val="F0F6FC"/>
+          <w:sz w:val="30"/>
+          <w:szCs w:val="30"/>
+        </w:rPr>
+        <w:t>Modules:</w:t>
+      </w:r>
+    </w:p>
+    <w:p>
+      <w:pPr>
+        <w:numPr>
+          <w:ilvl w:val="0"/>
+          <w:numId w:val="12"/>
+        </w:numPr>
+        <w:shd w:val="clear" w:color="auto" w:fill="0D1117"/>
+        <w:spacing w:before="100" w:beforeAutospacing="1" w:after="100" w:afterAutospacing="1" w:line="240" w:lineRule="auto"/>
+        <w:rPr>
+          <w:rFonts w:ascii="Segoe UI" w:eastAsia="Times New Roman" w:hAnsi="Segoe UI" w:cs="Segoe UI"/>
+          <w:color w:val="F0F6FC"/>
+          <w:sz w:val="24"/>
+          <w:szCs w:val="24"/>
+        </w:rPr>
+      </w:pPr>
+      <w:r>
+        <w:rPr>
+          <w:rFonts w:ascii="Segoe UI" w:eastAsia="Times New Roman" w:hAnsi="Segoe UI" w:cs="Segoe UI"/>
+          <w:b/>
+          <w:bCs/>
+          <w:color w:val="F0F6FC"/>
+          <w:sz w:val="24"/>
+          <w:szCs w:val="24"/>
+        </w:rPr>
+        <w:t>Core Module</w:t>
+      </w:r>
+      <w:r>
+        <w:rPr>
+          <w:rFonts w:ascii="Segoe UI" w:eastAsia="Times New Roman" w:hAnsi="Segoe UI" w:cs="Segoe UI"/>
+          <w:color w:val="F0F6FC"/>
+          <w:sz w:val="24"/>
+          <w:szCs w:val="24"/>
+        </w:rPr>
+        <w:t>: Handles packet capture, protocol parsing, nodal delay calculations, and persistence.</w:t>
+      </w:r>
+    </w:p>
+    <w:p>
+      <w:pPr>
+        <w:numPr>
+          <w:ilvl w:val="0"/>
+          <w:numId w:val="12"/>
+        </w:numPr>
+        <w:shd w:val="clear" w:color="auto" w:fill="0D1117"/>
+        <w:spacing w:before="60" w:after="100" w:afterAutospacing="1" w:line="240" w:lineRule="auto"/>
+        <w:rPr>
+          <w:rFonts w:ascii="Segoe UI" w:eastAsia="Times New Roman" w:hAnsi="Segoe UI" w:cs="Segoe UI"/>
+          <w:color w:val="F0F6FC"/>
+          <w:sz w:val="24"/>
+          <w:szCs w:val="24"/>
+        </w:rPr>
+      </w:pPr>
+      <w:r>
+        <w:rPr>
+          <w:rFonts w:ascii="Segoe UI" w:eastAsia="Times New Roman" w:hAnsi="Segoe UI" w:cs="Segoe UI"/>
+          <w:b/>
+          <w:bCs/>
+          <w:color w:val="F0F6FC"/>
+          <w:sz w:val="24"/>
+          <w:szCs w:val="24"/>
+        </w:rPr>
+        <w:t>UI-FX Module</w:t>
+      </w:r>
+      <w:r>
+        <w:rPr>
+          <w:rFonts w:ascii="Segoe UI" w:eastAsia="Times New Roman" w:hAnsi="Segoe UI" w:cs="Segoe UI"/>
+          <w:color w:val="F0F6FC"/>
+          <w:sz w:val="24"/>
+          <w:szCs w:val="24"/>
+        </w:rPr>
+        <w:t>: A JavaFX graphical interface for configuration and log visualization.</w:t>
+      </w:r>
+    </w:p>
+    <w:p>
+      <w:pPr>
+        <w:spacing w:before="360" w:after="360" w:line="240" w:lineRule="auto"/>
+        <w:rPr>
+          <w:rFonts w:ascii="Segoe UI" w:eastAsia="Times New Roman" w:hAnsi="Segoe UI" w:cs="Segoe UI"/>
+          <w:sz w:val="24"/>
+          <w:szCs w:val="24"/>
+        </w:rPr>
+      </w:pPr>
+      <w:r>
+        <w:rPr>
+          <w:rFonts w:ascii="Times New Roman" w:eastAsia="Times New Roman" w:hAnsi="Times New Roman" w:cs="Times New Roman"/>
+          <w:sz w:val="24"/>
+          <w:szCs w:val="24"/>
+        </w:rPr>
+        <w:pict w14:anchorId="2F4A201E">
+          <v:rect id="_x0000_i1038" style="width:0;height:3pt" o:hralign="center" o:hrstd="t" o:hr="t" fillcolor="#a0a0a0" stroked="f"/>
+        </w:pict>
+      </w:r>
+    </w:p>
+    <w:p>
+      <w:pPr>
+        <w:shd w:val="clear" w:color="auto" w:fill="0D1117"/>
+        <w:spacing w:before="360" w:after="240" w:line="240" w:lineRule="auto"/>
+        <w:outlineLvl w:val="1"/>
+        <w:rPr>
+          <w:rFonts w:ascii="Segoe UI" w:eastAsia="Times New Roman" w:hAnsi="Segoe UI" w:cs="Segoe UI"/>
+          <w:b/>
+          <w:bCs/>
+          <w:color w:val="F0F6FC"/>
+          <w:sz w:val="36"/>
+          <w:szCs w:val="36"/>
+        </w:rPr>
+      </w:pPr>
+      <w:r>
+        <w:rPr>
+          <w:rFonts w:ascii="Segoe UI" w:eastAsia="Times New Roman" w:hAnsi="Segoe UI" w:cs="Segoe UI"/>
+          <w:b/>
+          <w:bCs/>
+          <w:color w:val="F0F6FC"/>
+          <w:sz w:val="36"/>
+          <w:szCs w:val="36"/>
+        </w:rPr>
+        <w:t>2. Key Components &amp; Roles</w:t>
+      </w:r>
+    </w:p>
+    <w:p>
+      <w:pPr>
+        <w:shd w:val="clear" w:color="auto" w:fill="0D1117"/>
+        <w:spacing w:before="360" w:after="240" w:line="240" w:lineRule="auto"/>
+        <w:outlineLvl w:val="2"/>
+        <w:rPr>
+          <w:rFonts w:ascii="Segoe UI" w:eastAsia="Times New Roman" w:hAnsi="Segoe UI" w:cs="Segoe UI"/>
+          <w:b/>
+          <w:bCs/>
+          <w:color w:val="F0F6FC"/>
+          <w:sz w:val="30"/>
+          <w:szCs w:val="30"/>
+        </w:rPr>
+      </w:pPr>
+      <w:r>
+        <w:rPr>
+          <w:rFonts w:ascii="Segoe UI" w:eastAsia="Times New Roman" w:hAnsi="Segoe UI" w:cs="Segoe UI"/>
+          <w:b/>
+          <w:bCs/>
+          <w:color w:val="F0F6FC"/>
+          <w:sz w:val="30"/>
+          <w:szCs w:val="30"/>
+        </w:rPr>
+        <w:t>A. Orchestration</w:t>
+      </w:r>
+    </w:p>
+    <w:p>
+      <w:pPr>
+        <w:numPr>
+          <w:ilvl w:val="0"/>
+          <w:numId w:val="13"/>
+        </w:numPr>
+        <w:shd w:val="clear" w:color="auto" w:fill="0D1117"/>
+        <w:spacing w:beforeAutospacing="1" w:after="0" w:afterAutospacing="1" w:line="240" w:lineRule="auto"/>
+        <w:rPr>
+          <w:rFonts w:ascii="Segoe UI" w:eastAsia="Times New Roman" w:hAnsi="Segoe UI" w:cs="Segoe UI"/>
+          <w:color w:val="F0F6FC"/>
+          <w:sz w:val="24"/>
+          <w:szCs w:val="24"/>
+        </w:rPr>
+      </w:pPr>
+      <w:proofErr w:type="spellStart"/>
+      <w:r>
+        <w:rPr>
+          <w:rFonts w:ascii="Consolas" w:eastAsia="Times New Roman" w:hAnsi="Consolas" w:cs="Courier New"/>
+          <w:b/>
+          <w:bCs/>
+          <w:color w:val="F0F6FC"/>
+          <w:sz w:val="20"/>
+          <w:szCs w:val="20"/>
+        </w:rPr>
+        <w:t>PacketAnalyzerApp</w:t>
+      </w:r>
+      <w:proofErr w:type="spellEnd"/>
+      <w:r>
+        <w:rPr>
+          <w:rFonts w:ascii="Segoe UI" w:eastAsia="Times New Roman" w:hAnsi="Segoe UI" w:cs="Segoe UI"/>
+          <w:color w:val="F0F6FC"/>
+          <w:sz w:val="24"/>
+          <w:szCs w:val="24"/>
+        </w:rPr>
+        <w:t>: The main driver. It initializes the capture service, processor, and executor. It manages the lifecycle of a capture session.</w:t>
+      </w:r>
+    </w:p>
+    <w:p>
+      <w:pPr>
+        <w:shd w:val="clear" w:color="auto" w:fill="0D1117"/>
+        <w:spacing w:after="0" w:line="240" w:lineRule="auto"/>
+        <w:outlineLvl w:val="2"/>
+        <w:rPr>
+          <w:rFonts w:ascii="Segoe UI" w:eastAsia="Times New Roman" w:hAnsi="Segoe UI" w:cs="Segoe UI"/>
+          <w:b/>
+          <w:bCs/>
+          <w:color w:val="F0F6FC"/>
+          <w:sz w:val="30"/>
+          <w:szCs w:val="30"/>
+        </w:rPr>
+      </w:pPr>
+      <w:r>
+        <w:rPr>
+          <w:rFonts w:ascii="Segoe UI" w:eastAsia="Times New Roman" w:hAnsi="Segoe UI" w:cs="Segoe UI"/>
+          <w:b/>
+          <w:bCs/>
+          <w:color w:val="F0F6FC"/>
+          <w:sz w:val="30"/>
+          <w:szCs w:val="30"/>
+        </w:rPr>
+        <w:t>B. Ingestion Layer (</w:t>
+      </w:r>
+      <w:proofErr w:type="spellStart"/>
+      <w:r>
+        <w:rPr>
+          <w:rFonts w:ascii="Consolas" w:eastAsia="Times New Roman" w:hAnsi="Consolas" w:cs="Courier New"/>
+          <w:b/>
+          <w:bCs/>
+          <w:color w:val="F0F6FC"/>
+          <w:sz w:val="20"/>
+          <w:szCs w:val="20"/>
+        </w:rPr>
+        <w:t>CaptureService</w:t>
+      </w:r>
+      <w:proofErr w:type="spellEnd"/>
+      <w:r>
+        <w:rPr>
+          <w:rFonts w:ascii="Segoe UI" w:eastAsia="Times New Roman" w:hAnsi="Segoe UI" w:cs="Segoe UI"/>
+          <w:b/>
+          <w:bCs/>
+          <w:color w:val="F0F6FC"/>
+          <w:sz w:val="30"/>
+          <w:szCs w:val="30"/>
+        </w:rPr>
+        <w:t>)</w:t>
+      </w:r>
+    </w:p>
+    <w:p>
+      <w:pPr>
+        <w:numPr>
+          <w:ilvl w:val="0"/>
+          <w:numId w:val="14"/>
+        </w:numPr>
+        <w:shd w:val="clear" w:color="auto" w:fill="0D1117"/>
+        <w:spacing w:beforeAutospacing="1" w:after="0" w:afterAutospacing="1" w:line="240" w:lineRule="auto"/>
+        <w:rPr>
+          <w:rFonts w:ascii="Segoe UI" w:eastAsia="Times New Roman" w:hAnsi="Segoe UI" w:cs="Segoe UI"/>
+          <w:color w:val="F0F6FC"/>
+          <w:sz w:val="24"/>
+          <w:szCs w:val="24"/>
+        </w:rPr>
+      </w:pPr>
+      <w:proofErr w:type="spellStart"/>
+      <w:r>
+        <w:rPr>
+          <w:rFonts w:ascii="Consolas" w:eastAsia="Times New Roman" w:hAnsi="Consolas" w:cs="Courier New"/>
+          <w:b/>
+          <w:bCs/>
+          <w:color w:val="F0F6FC"/>
+          <w:sz w:val="20"/>
+          <w:szCs w:val="20"/>
+        </w:rPr>
+        <w:t>PcapCaptureService</w:t>
+      </w:r>
+      <w:proofErr w:type="spellEnd"/>
+      <w:r>
+        <w:rPr>
+          <w:rFonts w:ascii="Segoe UI" w:eastAsia="Times New Roman" w:hAnsi="Segoe UI" w:cs="Segoe UI"/>
+          <w:color w:val="F0F6FC"/>
+          <w:sz w:val="24"/>
+          <w:szCs w:val="24"/>
+        </w:rPr>
+        <w:t>: Uses the Pcap4J library to interface with native network drivers (</w:t>
+      </w:r>
+      <w:proofErr w:type="spellStart"/>
+      <w:r>
+        <w:rPr>
+          <w:rFonts w:ascii="Segoe UI" w:eastAsia="Times New Roman" w:hAnsi="Segoe UI" w:cs="Segoe UI"/>
+          <w:color w:val="F0F6FC"/>
+          <w:sz w:val="24"/>
+          <w:szCs w:val="24"/>
+        </w:rPr>
+        <w:t>Npcap</w:t>
+      </w:r>
+      <w:proofErr w:type="spellEnd"/>
+      <w:r>
+        <w:rPr>
+          <w:rFonts w:ascii="Segoe UI" w:eastAsia="Times New Roman" w:hAnsi="Segoe UI" w:cs="Segoe UI"/>
+          <w:color w:val="F0F6FC"/>
+          <w:sz w:val="24"/>
+          <w:szCs w:val="24"/>
+        </w:rPr>
+        <w:t>/</w:t>
+      </w:r>
+      <w:proofErr w:type="spellStart"/>
+      <w:r>
+        <w:rPr>
+          <w:rFonts w:ascii="Segoe UI" w:eastAsia="Times New Roman" w:hAnsi="Segoe UI" w:cs="Segoe UI"/>
+          <w:color w:val="F0F6FC"/>
+          <w:sz w:val="24"/>
+          <w:szCs w:val="24"/>
+        </w:rPr>
+        <w:t>WinPcap</w:t>
+      </w:r>
+      <w:proofErr w:type="spellEnd"/>
+      <w:r>
+        <w:rPr>
+          <w:rFonts w:ascii="Segoe UI" w:eastAsia="Times New Roman" w:hAnsi="Segoe UI" w:cs="Segoe UI"/>
+          <w:color w:val="F0F6FC"/>
+          <w:sz w:val="24"/>
+          <w:szCs w:val="24"/>
+        </w:rPr>
+        <w:t>) for live data.</w:t>
+      </w:r>
+    </w:p>
+    <w:p>
+      <w:pPr>
+        <w:numPr>
+          <w:ilvl w:val="0"/>
+          <w:numId w:val="14"/>
+        </w:numPr>
+        <w:shd w:val="clear" w:color="auto" w:fill="0D1117"/>
+        <w:spacing w:after="0" w:afterAutospacing="1" w:line="240" w:lineRule="auto"/>
+        <w:rPr>
+          <w:rFonts w:ascii="Segoe UI" w:eastAsia="Times New Roman" w:hAnsi="Segoe UI" w:cs="Segoe UI"/>
+          <w:color w:val="F0F6FC"/>
+          <w:sz w:val="24"/>
+          <w:szCs w:val="24"/>
+        </w:rPr>
+      </w:pPr>
+      <w:proofErr w:type="spellStart"/>
+      <w:r>
+        <w:rPr>
+          <w:rFonts w:ascii="Consolas" w:eastAsia="Times New Roman" w:hAnsi="Consolas" w:cs="Courier New"/>
+          <w:b/>
+          <w:bCs/>
+          <w:color w:val="F0F6FC"/>
+          <w:sz w:val="20"/>
+          <w:szCs w:val="20"/>
+        </w:rPr>
+        <w:t>SimulatedCaptureService</w:t>
+      </w:r>
+      <w:proofErr w:type="spellEnd"/>
+      <w:r>
+        <w:rPr>
+          <w:rFonts w:ascii="Segoe UI" w:eastAsia="Times New Roman" w:hAnsi="Segoe UI" w:cs="Segoe UI"/>
+          <w:color w:val="F0F6FC"/>
+          <w:sz w:val="24"/>
+          <w:szCs w:val="24"/>
+        </w:rPr>
+        <w:t>: Generates synthetic packets for testing and demonstration when native drivers are unavailable or not required.</w:t>
+      </w:r>
+    </w:p>
+    <w:p>
+      <w:pPr>
+        <w:shd w:val="clear" w:color="auto" w:fill="0D1117"/>
+        <w:spacing w:after="0" w:line="240" w:lineRule="auto"/>
+        <w:outlineLvl w:val="2"/>
+        <w:rPr>
+          <w:rFonts w:ascii="Segoe UI" w:eastAsia="Times New Roman" w:hAnsi="Segoe UI" w:cs="Segoe UI"/>
+          <w:b/>
+          <w:bCs/>
+          <w:color w:val="F0F6FC"/>
+          <w:sz w:val="30"/>
+          <w:szCs w:val="30"/>
+        </w:rPr>
+      </w:pPr>
+      <w:r>
+        <w:rPr>
+          <w:rFonts w:ascii="Segoe UI" w:eastAsia="Times New Roman" w:hAnsi="Segoe UI" w:cs="Segoe UI"/>
+          <w:b/>
+          <w:bCs/>
+          <w:color w:val="F0F6FC"/>
+          <w:sz w:val="30"/>
+          <w:szCs w:val="30"/>
+        </w:rPr>
+        <w:t>C. Analysis Engine (</w:t>
+      </w:r>
+      <w:proofErr w:type="spellStart"/>
+      <w:r>
+        <w:rPr>
+          <w:rFonts w:ascii="Consolas" w:eastAsia="Times New Roman" w:hAnsi="Consolas" w:cs="Courier New"/>
+          <w:b/>
+          <w:bCs/>
+          <w:color w:val="F0F6FC"/>
+          <w:sz w:val="20"/>
+          <w:szCs w:val="20"/>
+        </w:rPr>
+        <w:t>PacketProcessor</w:t>
+      </w:r>
+      <w:proofErr w:type="spellEnd"/>
+      <w:r>
+        <w:rPr>
+          <w:rFonts w:ascii="Segoe UI" w:eastAsia="Times New Roman" w:hAnsi="Segoe UI" w:cs="Segoe UI"/>
+          <w:b/>
+          <w:bCs/>
+          <w:color w:val="F0F6FC"/>
+          <w:sz w:val="30"/>
+          <w:szCs w:val="30"/>
+        </w:rPr>
+        <w:t>)</w:t>
+      </w:r>
+    </w:p>
+    <w:p>
+      <w:pPr>
+        <w:shd w:val="clear" w:color="auto" w:fill="0D1117"/>
+        <w:spacing w:after="240" w:line="240" w:lineRule="auto"/>
+        <w:rPr>
+          <w:rFonts w:ascii="Segoe UI" w:eastAsia="Times New Roman" w:hAnsi="Segoe UI" w:cs="Segoe UI"/>
+          <w:color w:val="F0F6FC"/>
+          <w:sz w:val="24"/>
+          <w:szCs w:val="24"/>
+        </w:rPr>
+      </w:pPr>
+      <w:r>
+        <w:rPr>
+          <w:rFonts w:ascii="Segoe UI" w:eastAsia="Times New Roman" w:hAnsi="Segoe UI" w:cs="Segoe UI"/>
+          <w:color w:val="F0F6FC"/>
+          <w:sz w:val="24"/>
+          <w:szCs w:val="24"/>
+        </w:rPr>
+        <w:t>The logic center of the application. It performs:</w:t>
+      </w:r>
+    </w:p>
+    <w:p>
+      <w:pPr>
+        <w:numPr>
+          <w:ilvl w:val="0"/>
+          <w:numId w:val="15"/>
+        </w:numPr>
+        <w:shd w:val="clear" w:color="auto" w:fill="0D1117"/>
+        <w:spacing w:beforeAutospacing="1" w:after="0" w:afterAutospacing="1" w:line="240" w:lineRule="auto"/>
+        <w:rPr>
+          <w:rFonts w:ascii="Segoe UI" w:eastAsia="Times New Roman" w:hAnsi="Segoe UI" w:cs="Segoe UI"/>
+          <w:color w:val="F0F6FC"/>
+          <w:sz w:val="24"/>
+          <w:szCs w:val="24"/>
+        </w:rPr>
+      </w:pPr>
+      <w:r>
+        <w:rPr>
+          <w:rFonts w:ascii="Segoe UI" w:eastAsia="Times New Roman" w:hAnsi="Segoe UI" w:cs="Segoe UI"/>
+          <w:b/>
+          <w:bCs/>
+          <w:color w:val="F0F6FC"/>
+          <w:sz w:val="24"/>
+          <w:szCs w:val="24"/>
+        </w:rPr>
+        <w:lastRenderedPageBreak/>
+        <w:t>Parsing</w:t>
+      </w:r>
+      <w:r>
+        <w:rPr>
+          <w:rFonts w:ascii="Segoe UI" w:eastAsia="Times New Roman" w:hAnsi="Segoe UI" w:cs="Segoe UI"/>
+          <w:color w:val="F0F6FC"/>
+          <w:sz w:val="24"/>
+          <w:szCs w:val="24"/>
+        </w:rPr>
+        <w:t>: Delegates to a chain of </w:t>
+      </w:r>
+      <w:proofErr w:type="spellStart"/>
+      <w:r>
+        <w:rPr>
+          <w:rFonts w:ascii="Consolas" w:eastAsia="Times New Roman" w:hAnsi="Consolas" w:cs="Courier New"/>
+          <w:color w:val="F0F6FC"/>
+          <w:sz w:val="20"/>
+          <w:szCs w:val="20"/>
+        </w:rPr>
+        <w:t>LayerParser</w:t>
+      </w:r>
+      <w:proofErr w:type="spellEnd"/>
+      <w:r>
+        <w:rPr>
+          <w:rFonts w:ascii="Segoe UI" w:eastAsia="Times New Roman" w:hAnsi="Segoe UI" w:cs="Segoe UI"/>
+          <w:color w:val="F0F6FC"/>
+          <w:sz w:val="24"/>
+          <w:szCs w:val="24"/>
+        </w:rPr>
+        <w:t> objects (Link, Network, Transport, Application).</w:t>
+      </w:r>
+    </w:p>
+    <w:p>
+      <w:pPr>
+        <w:numPr>
+          <w:ilvl w:val="0"/>
+          <w:numId w:val="15"/>
+        </w:numPr>
+        <w:shd w:val="clear" w:color="auto" w:fill="0D1117"/>
+        <w:spacing w:before="60" w:after="100" w:afterAutospacing="1" w:line="240" w:lineRule="auto"/>
+        <w:rPr>
+          <w:rFonts w:ascii="Segoe UI" w:eastAsia="Times New Roman" w:hAnsi="Segoe UI" w:cs="Segoe UI"/>
+          <w:color w:val="F0F6FC"/>
+          <w:sz w:val="24"/>
+          <w:szCs w:val="24"/>
+        </w:rPr>
+      </w:pPr>
+      <w:r>
+        <w:rPr>
+          <w:rFonts w:ascii="Segoe UI" w:eastAsia="Times New Roman" w:hAnsi="Segoe UI" w:cs="Segoe UI"/>
+          <w:b/>
+          <w:bCs/>
+          <w:color w:val="F0F6FC"/>
+          <w:sz w:val="24"/>
+          <w:szCs w:val="24"/>
+        </w:rPr>
+        <w:t>Filtering</w:t>
+      </w:r>
+      <w:r>
+        <w:rPr>
+          <w:rFonts w:ascii="Segoe UI" w:eastAsia="Times New Roman" w:hAnsi="Segoe UI" w:cs="Segoe UI"/>
+          <w:color w:val="F0F6FC"/>
+          <w:sz w:val="24"/>
+          <w:szCs w:val="24"/>
+        </w:rPr>
+        <w:t>: Matches packets against user-specified protocols.</w:t>
+      </w:r>
+    </w:p>
+    <w:p>
+      <w:pPr>
+        <w:numPr>
+          <w:ilvl w:val="0"/>
+          <w:numId w:val="15"/>
+        </w:numPr>
+        <w:shd w:val="clear" w:color="auto" w:fill="0D1117"/>
+        <w:spacing w:after="0" w:afterAutospacing="1" w:line="240" w:lineRule="auto"/>
+        <w:rPr>
+          <w:rFonts w:ascii="Segoe UI" w:eastAsia="Times New Roman" w:hAnsi="Segoe UI" w:cs="Segoe UI"/>
+          <w:color w:val="F0F6FC"/>
+          <w:sz w:val="24"/>
+          <w:szCs w:val="24"/>
+        </w:rPr>
+      </w:pPr>
+      <w:r>
+        <w:rPr>
+          <w:rFonts w:ascii="Segoe UI" w:eastAsia="Times New Roman" w:hAnsi="Segoe UI" w:cs="Segoe UI"/>
+          <w:b/>
+          <w:bCs/>
+          <w:color w:val="F0F6FC"/>
+          <w:sz w:val="24"/>
+          <w:szCs w:val="24"/>
+        </w:rPr>
+        <w:t>Delay Calculation</w:t>
+      </w:r>
+      <w:r>
+        <w:rPr>
+          <w:rFonts w:ascii="Segoe UI" w:eastAsia="Times New Roman" w:hAnsi="Segoe UI" w:cs="Segoe UI"/>
+          <w:color w:val="F0F6FC"/>
+          <w:sz w:val="24"/>
+          <w:szCs w:val="24"/>
+        </w:rPr>
+        <w:t xml:space="preserve">: Computes Nodal Delay (Processing, Transmission, Propagation, and Queuing delays) stored in </w:t>
+      </w:r>
+      <w:proofErr w:type="gramStart"/>
+      <w:r>
+        <w:rPr>
+          <w:rFonts w:ascii="Segoe UI" w:eastAsia="Times New Roman" w:hAnsi="Segoe UI" w:cs="Segoe UI"/>
+          <w:color w:val="F0F6FC"/>
+          <w:sz w:val="24"/>
+          <w:szCs w:val="24"/>
+        </w:rPr>
+        <w:t>the </w:t>
+      </w:r>
+      <w:proofErr w:type="spellStart"/>
+      <w:r>
+        <w:rPr>
+          <w:rFonts w:ascii="Consolas" w:eastAsia="Times New Roman" w:hAnsi="Consolas" w:cs="Courier New"/>
+          <w:color w:val="F0F6FC"/>
+          <w:sz w:val="20"/>
+          <w:szCs w:val="20"/>
+        </w:rPr>
+        <w:t>PacketContext</w:t>
+      </w:r>
+      <w:proofErr w:type="spellEnd"/>
+      <w:proofErr w:type="gramEnd"/>
+      <w:r>
+        <w:rPr>
+          <w:rFonts w:ascii="Segoe UI" w:eastAsia="Times New Roman" w:hAnsi="Segoe UI" w:cs="Segoe UI"/>
+          <w:color w:val="F0F6FC"/>
+          <w:sz w:val="24"/>
+          <w:szCs w:val="24"/>
+        </w:rPr>
+        <w:t>.</w:t>
+      </w:r>
+    </w:p>
+    <w:p>
+      <w:pPr>
+        <w:numPr>
+          <w:ilvl w:val="0"/>
+          <w:numId w:val="15"/>
+        </w:numPr>
+        <w:shd w:val="clear" w:color="auto" w:fill="0D1117"/>
+        <w:spacing w:after="0" w:afterAutospacing="1" w:line="240" w:lineRule="auto"/>
+        <w:rPr>
+          <w:rFonts w:ascii="Segoe UI" w:eastAsia="Times New Roman" w:hAnsi="Segoe UI" w:cs="Segoe UI"/>
+          <w:color w:val="F0F6FC"/>
+          <w:sz w:val="24"/>
+          <w:szCs w:val="24"/>
+        </w:rPr>
+      </w:pPr>
+      <w:r>
+        <w:rPr>
+          <w:rFonts w:ascii="Segoe UI" w:eastAsia="Times New Roman" w:hAnsi="Segoe UI" w:cs="Segoe UI"/>
+          <w:b/>
+          <w:bCs/>
+          <w:color w:val="F0F6FC"/>
+          <w:sz w:val="24"/>
+          <w:szCs w:val="24"/>
+        </w:rPr>
+        <w:t>Formatting</w:t>
+      </w:r>
+      <w:r>
+        <w:rPr>
+          <w:rFonts w:ascii="Segoe UI" w:eastAsia="Times New Roman" w:hAnsi="Segoe UI" w:cs="Segoe UI"/>
+          <w:color w:val="F0F6FC"/>
+          <w:sz w:val="24"/>
+          <w:szCs w:val="24"/>
+        </w:rPr>
+        <w:t>: Converts the analysis results into structured log rows using </w:t>
+      </w:r>
+      <w:proofErr w:type="spellStart"/>
+      <w:r>
+        <w:rPr>
+          <w:rFonts w:ascii="Consolas" w:eastAsia="Times New Roman" w:hAnsi="Consolas" w:cs="Courier New"/>
+          <w:color w:val="F0F6FC"/>
+          <w:sz w:val="20"/>
+          <w:szCs w:val="20"/>
+        </w:rPr>
+        <w:t>PacketFormatter</w:t>
+      </w:r>
+      <w:proofErr w:type="spellEnd"/>
+      <w:r>
+        <w:rPr>
+          <w:rFonts w:ascii="Segoe UI" w:eastAsia="Times New Roman" w:hAnsi="Segoe UI" w:cs="Segoe UI"/>
+          <w:color w:val="F0F6FC"/>
+          <w:sz w:val="24"/>
+          <w:szCs w:val="24"/>
+        </w:rPr>
+        <w:t>.</w:t>
+      </w:r>
+    </w:p>
+    <w:p>
+      <w:pPr>
+        <w:shd w:val="clear" w:color="auto" w:fill="0D1117"/>
+        <w:spacing w:before="360" w:after="240" w:line="240" w:lineRule="auto"/>
+        <w:outlineLvl w:val="2"/>
+        <w:rPr>
+          <w:rFonts w:ascii="Segoe UI" w:eastAsia="Times New Roman" w:hAnsi="Segoe UI" w:cs="Segoe UI"/>
+          <w:b/>
+          <w:bCs/>
+          <w:color w:val="F0F6FC"/>
+          <w:sz w:val="30"/>
+          <w:szCs w:val="30"/>
+        </w:rPr>
+      </w:pPr>
+      <w:r>
+        <w:rPr>
+          <w:rFonts w:ascii="Segoe UI" w:eastAsia="Times New Roman" w:hAnsi="Segoe UI" w:cs="Segoe UI"/>
+          <w:b/>
+          <w:bCs/>
+          <w:color w:val="F0F6FC"/>
+          <w:sz w:val="30"/>
+          <w:szCs w:val="30"/>
+        </w:rPr>
+        <w:t>D. Concurrency Model</w:t>
+      </w:r>
+    </w:p>
+    <w:p>
+      <w:pPr>
+        <w:numPr>
+          <w:ilvl w:val="0"/>
+          <w:numId w:val="16"/>
+        </w:numPr>
+        <w:shd w:val="clear" w:color="auto" w:fill="0D1117"/>
+        <w:spacing w:beforeAutospacing="1" w:after="0" w:afterAutospacing="1" w:line="240" w:lineRule="auto"/>
+        <w:rPr>
+          <w:rFonts w:ascii="Segoe UI" w:eastAsia="Times New Roman" w:hAnsi="Segoe UI" w:cs="Segoe UI"/>
+          <w:color w:val="F0F6FC"/>
+          <w:sz w:val="24"/>
+          <w:szCs w:val="24"/>
+        </w:rPr>
+      </w:pPr>
+      <w:proofErr w:type="spellStart"/>
+      <w:r>
+        <w:rPr>
+          <w:rFonts w:ascii="Consolas" w:eastAsia="Times New Roman" w:hAnsi="Consolas" w:cs="Courier New"/>
+          <w:b/>
+          <w:bCs/>
+          <w:color w:val="F0F6FC"/>
+          <w:sz w:val="20"/>
+          <w:szCs w:val="20"/>
+        </w:rPr>
+        <w:t>StructuredBatchExecutor</w:t>
+      </w:r>
+      <w:proofErr w:type="spellEnd"/>
+      <w:r>
+        <w:rPr>
+          <w:rFonts w:ascii="Segoe UI" w:eastAsia="Times New Roman" w:hAnsi="Segoe UI" w:cs="Segoe UI"/>
+          <w:color w:val="F0F6FC"/>
+          <w:sz w:val="24"/>
+          <w:szCs w:val="24"/>
+        </w:rPr>
+        <w:t>: A custom wrapper around </w:t>
+      </w:r>
+      <w:proofErr w:type="spellStart"/>
+      <w:r>
+        <w:rPr>
+          <w:rFonts w:ascii="Consolas" w:eastAsia="Times New Roman" w:hAnsi="Consolas" w:cs="Courier New"/>
+          <w:color w:val="F0F6FC"/>
+          <w:sz w:val="20"/>
+          <w:szCs w:val="20"/>
+        </w:rPr>
+        <w:t>ExecutorService</w:t>
+      </w:r>
+      <w:proofErr w:type="spellEnd"/>
+      <w:r>
+        <w:rPr>
+          <w:rFonts w:ascii="Segoe UI" w:eastAsia="Times New Roman" w:hAnsi="Segoe UI" w:cs="Segoe UI"/>
+          <w:color w:val="F0F6FC"/>
+          <w:sz w:val="24"/>
+          <w:szCs w:val="24"/>
+        </w:rPr>
+        <w:t>. It uses a </w:t>
+      </w:r>
+      <w:r>
+        <w:rPr>
+          <w:rFonts w:ascii="Segoe UI" w:eastAsia="Times New Roman" w:hAnsi="Segoe UI" w:cs="Segoe UI"/>
+          <w:b/>
+          <w:bCs/>
+          <w:color w:val="F0F6FC"/>
+          <w:sz w:val="24"/>
+          <w:szCs w:val="24"/>
+        </w:rPr>
+        <w:t>Phaser</w:t>
+      </w:r>
+      <w:r>
+        <w:rPr>
+          <w:rFonts w:ascii="Segoe UI" w:eastAsia="Times New Roman" w:hAnsi="Segoe UI" w:cs="Segoe UI"/>
+          <w:color w:val="F0F6FC"/>
+          <w:sz w:val="24"/>
+          <w:szCs w:val="24"/>
+        </w:rPr>
+        <w:t xml:space="preserve"> to ensure "Structured </w:t>
+      </w:r>
+      <w:proofErr w:type="gramStart"/>
+      <w:r>
+        <w:rPr>
+          <w:rFonts w:ascii="Segoe UI" w:eastAsia="Times New Roman" w:hAnsi="Segoe UI" w:cs="Segoe UI"/>
+          <w:color w:val="F0F6FC"/>
+          <w:sz w:val="24"/>
+          <w:szCs w:val="24"/>
+        </w:rPr>
+        <w:t>Concurrency" —</w:t>
+      </w:r>
+      <w:proofErr w:type="gramEnd"/>
+      <w:r>
+        <w:rPr>
+          <w:rFonts w:ascii="Segoe UI" w:eastAsia="Times New Roman" w:hAnsi="Segoe UI" w:cs="Segoe UI"/>
+          <w:color w:val="F0F6FC"/>
+          <w:sz w:val="24"/>
+          <w:szCs w:val="24"/>
+        </w:rPr>
+        <w:t xml:space="preserve"> it submits packet processing tasks in batches and ensures all analysis is complete before the application shuts down.</w:t>
+      </w:r>
+    </w:p>
+    <w:p>
+      <w:pPr>
+        <w:shd w:val="clear" w:color="auto" w:fill="0D1117"/>
+        <w:spacing w:before="360" w:after="240" w:line="240" w:lineRule="auto"/>
+        <w:outlineLvl w:val="2"/>
+        <w:rPr>
+          <w:rFonts w:ascii="Segoe UI" w:eastAsia="Times New Roman" w:hAnsi="Segoe UI" w:cs="Segoe UI"/>
+          <w:b/>
+          <w:bCs/>
+          <w:color w:val="F0F6FC"/>
+          <w:sz w:val="30"/>
+          <w:szCs w:val="30"/>
+        </w:rPr>
+      </w:pPr>
+      <w:r>
+        <w:rPr>
+          <w:rFonts w:ascii="Segoe UI" w:eastAsia="Times New Roman" w:hAnsi="Segoe UI" w:cs="Segoe UI"/>
+          <w:b/>
+          <w:bCs/>
+          <w:color w:val="F0F6FC"/>
+          <w:sz w:val="30"/>
+          <w:szCs w:val="30"/>
+        </w:rPr>
+        <w:t>E. Data Flow &amp; State</w:t>
+      </w:r>
+    </w:p>
+    <w:p>
+      <w:pPr>
+        <w:numPr>
+          <w:ilvl w:val="0"/>
+          <w:numId w:val="17"/>
+        </w:numPr>
+        <w:shd w:val="clear" w:color="auto" w:fill="0D1117"/>
+        <w:spacing w:beforeAutospacing="1" w:after="0" w:afterAutospacing="1" w:line="240" w:lineRule="auto"/>
+        <w:rPr>
+          <w:rFonts w:ascii="Segoe UI" w:eastAsia="Times New Roman" w:hAnsi="Segoe UI" w:cs="Segoe UI"/>
+          <w:color w:val="F0F6FC"/>
+          <w:sz w:val="24"/>
+          <w:szCs w:val="24"/>
+        </w:rPr>
+      </w:pPr>
+      <w:proofErr w:type="spellStart"/>
+      <w:r>
+        <w:rPr>
+          <w:rFonts w:ascii="Consolas" w:eastAsia="Times New Roman" w:hAnsi="Consolas" w:cs="Courier New"/>
+          <w:b/>
+          <w:bCs/>
+          <w:color w:val="F0F6FC"/>
+          <w:sz w:val="20"/>
+          <w:szCs w:val="20"/>
+        </w:rPr>
+        <w:t>PacketContext</w:t>
+      </w:r>
+      <w:proofErr w:type="spellEnd"/>
+      <w:r>
+        <w:rPr>
+          <w:rFonts w:ascii="Segoe UI" w:eastAsia="Times New Roman" w:hAnsi="Segoe UI" w:cs="Segoe UI"/>
+          <w:color w:val="F0F6FC"/>
+          <w:sz w:val="24"/>
+          <w:szCs w:val="24"/>
+        </w:rPr>
+        <w:t>: A stateful container that travels through parsers, accumulating decoded data and metadata for a single packet.</w:t>
+      </w:r>
+    </w:p>
+    <w:p>
+      <w:pPr>
+        <w:numPr>
+          <w:ilvl w:val="0"/>
+          <w:numId w:val="17"/>
+        </w:numPr>
+        <w:shd w:val="clear" w:color="auto" w:fill="0D1117"/>
+        <w:spacing w:after="0" w:afterAutospacing="1" w:line="240" w:lineRule="auto"/>
+        <w:rPr>
+          <w:rFonts w:ascii="Segoe UI" w:eastAsia="Times New Roman" w:hAnsi="Segoe UI" w:cs="Segoe UI"/>
+          <w:color w:val="F0F6FC"/>
+          <w:sz w:val="24"/>
+          <w:szCs w:val="24"/>
+        </w:rPr>
+      </w:pPr>
+      <w:proofErr w:type="spellStart"/>
+      <w:r>
+        <w:rPr>
+          <w:rFonts w:ascii="Consolas" w:eastAsia="Times New Roman" w:hAnsi="Consolas" w:cs="Courier New"/>
+          <w:b/>
+          <w:bCs/>
+          <w:color w:val="F0F6FC"/>
+          <w:sz w:val="20"/>
+          <w:szCs w:val="20"/>
+        </w:rPr>
+        <w:t>OutputWriter</w:t>
+      </w:r>
+      <w:proofErr w:type="spellEnd"/>
+      <w:r>
+        <w:rPr>
+          <w:rFonts w:ascii="Segoe UI" w:eastAsia="Times New Roman" w:hAnsi="Segoe UI" w:cs="Segoe UI"/>
+          <w:color w:val="F0F6FC"/>
+          <w:sz w:val="24"/>
+          <w:szCs w:val="24"/>
+        </w:rPr>
+        <w:t>: Directs formatted results to the console and </w:t>
+      </w:r>
+      <w:r>
+        <w:rPr>
+          <w:rFonts w:ascii="Consolas" w:eastAsia="Times New Roman" w:hAnsi="Consolas" w:cs="Courier New"/>
+          <w:color w:val="F0F6FC"/>
+          <w:sz w:val="20"/>
+          <w:szCs w:val="20"/>
+        </w:rPr>
+        <w:t>packet_analysis_log.txt</w:t>
+      </w:r>
+      <w:r>
+        <w:rPr>
+          <w:rFonts w:ascii="Segoe UI" w:eastAsia="Times New Roman" w:hAnsi="Segoe UI" w:cs="Segoe UI"/>
+          <w:color w:val="F0F6FC"/>
+          <w:sz w:val="24"/>
+          <w:szCs w:val="24"/>
+        </w:rPr>
+        <w:t>.</w:t>
+      </w:r>
+    </w:p>
+    <w:p>
+      <w:pPr>
+        <w:spacing w:before="360" w:after="360" w:line="240" w:lineRule="auto"/>
+        <w:rPr>
+          <w:rFonts w:ascii="Segoe UI" w:eastAsia="Times New Roman" w:hAnsi="Segoe UI" w:cs="Segoe UI"/>
+          <w:sz w:val="24"/>
+          <w:szCs w:val="24"/>
+        </w:rPr>
+      </w:pPr>
+      <w:r>
+        <w:rPr>
+          <w:rFonts w:ascii="Times New Roman" w:eastAsia="Times New Roman" w:hAnsi="Times New Roman" w:cs="Times New Roman"/>
+          <w:sz w:val="24"/>
+          <w:szCs w:val="24"/>
+        </w:rPr>
+        <w:pict w14:anchorId="49BEF01F">
+          <v:rect id="_x0000_i1039" style="width:0;height:3pt" o:hralign="center" o:hrstd="t" o:hr="t" fillcolor="#a0a0a0" stroked="f"/>
+        </w:pict>
+      </w:r>
+    </w:p>
+    <w:p>
+      <w:pPr>
+        <w:shd w:val="clear" w:color="auto" w:fill="0D1117"/>
+        <w:spacing w:before="360" w:after="240" w:line="240" w:lineRule="auto"/>
+        <w:outlineLvl w:val="1"/>
+        <w:rPr>
+          <w:rFonts w:ascii="Segoe UI" w:eastAsia="Times New Roman" w:hAnsi="Segoe UI" w:cs="Segoe UI"/>
+          <w:b/>
+          <w:bCs/>
+          <w:color w:val="F0F6FC"/>
+          <w:sz w:val="36"/>
+          <w:szCs w:val="36"/>
+        </w:rPr>
+      </w:pPr>
+      <w:r>
+        <w:rPr>
+          <w:rFonts w:ascii="Segoe UI" w:eastAsia="Times New Roman" w:hAnsi="Segoe UI" w:cs="Segoe UI"/>
+          <w:b/>
+          <w:bCs/>
+          <w:color w:val="F0F6FC"/>
+          <w:sz w:val="36"/>
+          <w:szCs w:val="36"/>
+        </w:rPr>
+        <w:t>3. Class Relationship &amp; Detailed Flow Diagram</w:t>
+      </w:r>
+    </w:p>
+    <w:p>
+      <w:pPr>
+        <w:shd w:val="clear" w:color="auto" w:fill="0D1117"/>
+        <w:spacing w:after="240" w:line="240" w:lineRule="auto"/>
+        <w:rPr>
+          <w:rFonts w:ascii="Segoe UI" w:eastAsia="Times New Roman" w:hAnsi="Segoe UI" w:cs="Segoe UI"/>
+          <w:color w:val="F0F6FC"/>
+          <w:sz w:val="24"/>
+          <w:szCs w:val="24"/>
+        </w:rPr>
+      </w:pPr>
+      <w:r>
+        <w:rPr>
+          <w:rFonts w:ascii="Segoe UI" w:eastAsia="Times New Roman" w:hAnsi="Segoe UI" w:cs="Segoe UI"/>
+          <w:color w:val="F0F6FC"/>
+          <w:sz w:val="24"/>
+          <w:szCs w:val="24"/>
+        </w:rPr>
+        <w:t>This diagram provides a comprehensive view of the major classes across the </w:t>
+      </w:r>
+      <w:r>
+        <w:rPr>
+          <w:rFonts w:ascii="Segoe UI" w:eastAsia="Times New Roman" w:hAnsi="Segoe UI" w:cs="Segoe UI"/>
+          <w:b/>
+          <w:bCs/>
+          <w:color w:val="F0F6FC"/>
+          <w:sz w:val="24"/>
+          <w:szCs w:val="24"/>
+        </w:rPr>
+        <w:t>UI</w:t>
+      </w:r>
+      <w:r>
+        <w:rPr>
+          <w:rFonts w:ascii="Segoe UI" w:eastAsia="Times New Roman" w:hAnsi="Segoe UI" w:cs="Segoe UI"/>
+          <w:color w:val="F0F6FC"/>
+          <w:sz w:val="24"/>
+          <w:szCs w:val="24"/>
+        </w:rPr>
+        <w:t> and </w:t>
+      </w:r>
+      <w:r>
+        <w:rPr>
+          <w:rFonts w:ascii="Segoe UI" w:eastAsia="Times New Roman" w:hAnsi="Segoe UI" w:cs="Segoe UI"/>
+          <w:b/>
+          <w:bCs/>
+          <w:color w:val="F0F6FC"/>
+          <w:sz w:val="24"/>
+          <w:szCs w:val="24"/>
+        </w:rPr>
+        <w:t>Core</w:t>
+      </w:r>
+      <w:r>
+        <w:rPr>
+          <w:rFonts w:ascii="Segoe UI" w:eastAsia="Times New Roman" w:hAnsi="Segoe UI" w:cs="Segoe UI"/>
+          <w:color w:val="F0F6FC"/>
+          <w:sz w:val="24"/>
+          <w:szCs w:val="24"/>
+        </w:rPr>
+        <w:t> modules, illustrating the complete lifecycle of a packet from raw capture to visual record.</w:t>
+      </w:r>
+    </w:p>
+    <w:p>
+      <w:pPr>
+        <w:shd w:val="clear" w:color="auto" w:fill="0D1117"/>
+        <w:spacing w:before="360" w:after="240" w:line="240" w:lineRule="auto"/>
+        <w:outlineLvl w:val="2"/>
+        <w:rPr>
+          <w:rFonts w:ascii="Segoe UI" w:eastAsia="Times New Roman" w:hAnsi="Segoe UI" w:cs="Segoe UI"/>
+          <w:b/>
+          <w:bCs/>
+          <w:color w:val="F0F6FC"/>
+          <w:sz w:val="30"/>
+          <w:szCs w:val="30"/>
+        </w:rPr>
+      </w:pPr>
+      <w:r>
+        <w:rPr>
+          <w:rFonts w:ascii="Segoe UI" w:eastAsia="Times New Roman" w:hAnsi="Segoe UI" w:cs="Segoe UI"/>
+          <w:b/>
+          <w:bCs/>
+          <w:color w:val="F0F6FC"/>
+          <w:sz w:val="30"/>
+          <w:szCs w:val="30"/>
+        </w:rPr>
+        <w:t>Major Class Roles &amp; Interactions:</w:t>
+      </w:r>
+    </w:p>
+    <w:p>
+      <w:pPr>
+        <w:numPr>
+          <w:ilvl w:val="0"/>
+          <w:numId w:val="18"/>
+        </w:numPr>
+        <w:shd w:val="clear" w:color="auto" w:fill="0D1117"/>
+        <w:spacing w:beforeAutospacing="1" w:after="0" w:afterAutospacing="1" w:line="240" w:lineRule="auto"/>
+        <w:rPr>
+          <w:rFonts w:ascii="Segoe UI" w:eastAsia="Times New Roman" w:hAnsi="Segoe UI" w:cs="Segoe UI"/>
+          <w:color w:val="F0F6FC"/>
+          <w:sz w:val="24"/>
+          <w:szCs w:val="24"/>
+        </w:rPr>
+      </w:pPr>
+      <w:r>
+        <w:rPr>
+          <w:rFonts w:ascii="Consolas" w:eastAsia="Times New Roman" w:hAnsi="Consolas" w:cs="Courier New"/>
+          <w:b/>
+          <w:bCs/>
+          <w:color w:val="F0F6FC"/>
+          <w:sz w:val="20"/>
+          <w:szCs w:val="20"/>
+        </w:rPr>
+        <w:t>Config</w:t>
+      </w:r>
+      <w:r>
+        <w:rPr>
+          <w:rFonts w:ascii="Segoe UI" w:eastAsia="Times New Roman" w:hAnsi="Segoe UI" w:cs="Segoe UI"/>
+          <w:b/>
+          <w:bCs/>
+          <w:color w:val="F0F6FC"/>
+          <w:sz w:val="24"/>
+          <w:szCs w:val="24"/>
+        </w:rPr>
+        <w:t> (Record)</w:t>
+      </w:r>
+      <w:r>
+        <w:rPr>
+          <w:rFonts w:ascii="Segoe UI" w:eastAsia="Times New Roman" w:hAnsi="Segoe UI" w:cs="Segoe UI"/>
+          <w:color w:val="F0F6FC"/>
+          <w:sz w:val="24"/>
+          <w:szCs w:val="24"/>
+        </w:rPr>
+        <w:t>: Immutable state holding interface selection, duration, and protocol filters.</w:t>
+      </w:r>
+    </w:p>
+    <w:p>
+      <w:pPr>
+        <w:numPr>
+          <w:ilvl w:val="0"/>
+          <w:numId w:val="18"/>
+        </w:numPr>
+        <w:shd w:val="clear" w:color="auto" w:fill="0D1117"/>
+        <w:spacing w:after="0" w:afterAutospacing="1" w:line="240" w:lineRule="auto"/>
+        <w:rPr>
+          <w:rFonts w:ascii="Segoe UI" w:eastAsia="Times New Roman" w:hAnsi="Segoe UI" w:cs="Segoe UI"/>
+          <w:color w:val="F0F6FC"/>
+          <w:sz w:val="24"/>
+          <w:szCs w:val="24"/>
+        </w:rPr>
+      </w:pPr>
+      <w:proofErr w:type="spellStart"/>
+      <w:r>
+        <w:rPr>
+          <w:rFonts w:ascii="Consolas" w:eastAsia="Times New Roman" w:hAnsi="Consolas" w:cs="Courier New"/>
+          <w:b/>
+          <w:bCs/>
+          <w:color w:val="F0F6FC"/>
+          <w:sz w:val="20"/>
+          <w:szCs w:val="20"/>
+        </w:rPr>
+        <w:t>PacketAnalyzerApp</w:t>
+      </w:r>
+      <w:proofErr w:type="spellEnd"/>
+      <w:r>
+        <w:rPr>
+          <w:rFonts w:ascii="Segoe UI" w:eastAsia="Times New Roman" w:hAnsi="Segoe UI" w:cs="Segoe UI"/>
+          <w:color w:val="F0F6FC"/>
+          <w:sz w:val="24"/>
+          <w:szCs w:val="24"/>
+        </w:rPr>
+        <w:t>: The "God Object" or Orchestrator that wires the ingestion and analysis modules together.</w:t>
+      </w:r>
+    </w:p>
+    <w:p>
+      <w:pPr>
+        <w:numPr>
+          <w:ilvl w:val="0"/>
+          <w:numId w:val="18"/>
+        </w:numPr>
+        <w:shd w:val="clear" w:color="auto" w:fill="0D1117"/>
+        <w:spacing w:after="0" w:afterAutospacing="1" w:line="240" w:lineRule="auto"/>
+        <w:rPr>
+          <w:rFonts w:ascii="Segoe UI" w:eastAsia="Times New Roman" w:hAnsi="Segoe UI" w:cs="Segoe UI"/>
+          <w:color w:val="F0F6FC"/>
+          <w:sz w:val="24"/>
+          <w:szCs w:val="24"/>
+        </w:rPr>
+      </w:pPr>
+      <w:proofErr w:type="spellStart"/>
+      <w:r>
+        <w:rPr>
+          <w:rFonts w:ascii="Consolas" w:eastAsia="Times New Roman" w:hAnsi="Consolas" w:cs="Courier New"/>
+          <w:b/>
+          <w:bCs/>
+          <w:color w:val="F0F6FC"/>
+          <w:sz w:val="20"/>
+          <w:szCs w:val="20"/>
+        </w:rPr>
+        <w:t>CaptureService</w:t>
+      </w:r>
+      <w:proofErr w:type="spellEnd"/>
+      <w:r>
+        <w:rPr>
+          <w:rFonts w:ascii="Segoe UI" w:eastAsia="Times New Roman" w:hAnsi="Segoe UI" w:cs="Segoe UI"/>
+          <w:b/>
+          <w:bCs/>
+          <w:color w:val="F0F6FC"/>
+          <w:sz w:val="24"/>
+          <w:szCs w:val="24"/>
+        </w:rPr>
+        <w:t> Hierarchy</w:t>
+      </w:r>
+      <w:r>
+        <w:rPr>
+          <w:rFonts w:ascii="Segoe UI" w:eastAsia="Times New Roman" w:hAnsi="Segoe UI" w:cs="Segoe UI"/>
+          <w:color w:val="F0F6FC"/>
+          <w:sz w:val="24"/>
+          <w:szCs w:val="24"/>
+        </w:rPr>
+        <w:t>: Uses </w:t>
+      </w:r>
+      <w:r>
+        <w:rPr>
+          <w:rFonts w:ascii="Consolas" w:eastAsia="Times New Roman" w:hAnsi="Consolas" w:cs="Courier New"/>
+          <w:color w:val="F0F6FC"/>
+          <w:sz w:val="20"/>
+          <w:szCs w:val="20"/>
+        </w:rPr>
+        <w:t>Pcap4j</w:t>
+      </w:r>
+      <w:r>
+        <w:rPr>
+          <w:rFonts w:ascii="Segoe UI" w:eastAsia="Times New Roman" w:hAnsi="Segoe UI" w:cs="Segoe UI"/>
+          <w:color w:val="F0F6FC"/>
+          <w:sz w:val="24"/>
+          <w:szCs w:val="24"/>
+        </w:rPr>
+        <w:t> (</w:t>
+      </w:r>
+      <w:proofErr w:type="spellStart"/>
+      <w:r>
+        <w:rPr>
+          <w:rFonts w:ascii="Consolas" w:eastAsia="Times New Roman" w:hAnsi="Consolas" w:cs="Courier New"/>
+          <w:color w:val="F0F6FC"/>
+          <w:sz w:val="20"/>
+          <w:szCs w:val="20"/>
+        </w:rPr>
+        <w:t>PcapCaptureService</w:t>
+      </w:r>
+      <w:proofErr w:type="spellEnd"/>
+      <w:r>
+        <w:rPr>
+          <w:rFonts w:ascii="Segoe UI" w:eastAsia="Times New Roman" w:hAnsi="Segoe UI" w:cs="Segoe UI"/>
+          <w:color w:val="F0F6FC"/>
+          <w:sz w:val="24"/>
+          <w:szCs w:val="24"/>
+        </w:rPr>
+        <w:t>) or custom logic (</w:t>
+      </w:r>
+      <w:proofErr w:type="spellStart"/>
+      <w:r>
+        <w:rPr>
+          <w:rFonts w:ascii="Consolas" w:eastAsia="Times New Roman" w:hAnsi="Consolas" w:cs="Courier New"/>
+          <w:color w:val="F0F6FC"/>
+          <w:sz w:val="20"/>
+          <w:szCs w:val="20"/>
+        </w:rPr>
+        <w:t>SimulatedCaptureService</w:t>
+      </w:r>
+      <w:proofErr w:type="spellEnd"/>
+      <w:r>
+        <w:rPr>
+          <w:rFonts w:ascii="Segoe UI" w:eastAsia="Times New Roman" w:hAnsi="Segoe UI" w:cs="Segoe UI"/>
+          <w:color w:val="F0F6FC"/>
+          <w:sz w:val="24"/>
+          <w:szCs w:val="24"/>
+        </w:rPr>
+        <w:t>) to feed raw </w:t>
+      </w:r>
+      <w:proofErr w:type="spellStart"/>
+      <w:r>
+        <w:rPr>
+          <w:rFonts w:ascii="Consolas" w:eastAsia="Times New Roman" w:hAnsi="Consolas" w:cs="Courier New"/>
+          <w:color w:val="F0F6FC"/>
+          <w:sz w:val="20"/>
+          <w:szCs w:val="20"/>
+        </w:rPr>
+        <w:t>PcapPacketStub</w:t>
+      </w:r>
+      <w:proofErr w:type="spellEnd"/>
+      <w:r>
+        <w:rPr>
+          <w:rFonts w:ascii="Segoe UI" w:eastAsia="Times New Roman" w:hAnsi="Segoe UI" w:cs="Segoe UI"/>
+          <w:color w:val="F0F6FC"/>
+          <w:sz w:val="24"/>
+          <w:szCs w:val="24"/>
+        </w:rPr>
+        <w:t> objects into the pipeline.</w:t>
+      </w:r>
+    </w:p>
+    <w:p>
+      <w:pPr>
+        <w:numPr>
+          <w:ilvl w:val="0"/>
+          <w:numId w:val="18"/>
+        </w:numPr>
+        <w:shd w:val="clear" w:color="auto" w:fill="0D1117"/>
+        <w:spacing w:after="0" w:afterAutospacing="1" w:line="240" w:lineRule="auto"/>
+        <w:rPr>
+          <w:rFonts w:ascii="Segoe UI" w:eastAsia="Times New Roman" w:hAnsi="Segoe UI" w:cs="Segoe UI"/>
+          <w:color w:val="F0F6FC"/>
+          <w:sz w:val="24"/>
+          <w:szCs w:val="24"/>
+        </w:rPr>
+      </w:pPr>
+      <w:proofErr w:type="spellStart"/>
+      <w:r>
+        <w:rPr>
+          <w:rFonts w:ascii="Consolas" w:eastAsia="Times New Roman" w:hAnsi="Consolas" w:cs="Courier New"/>
+          <w:b/>
+          <w:bCs/>
+          <w:color w:val="F0F6FC"/>
+          <w:sz w:val="20"/>
+          <w:szCs w:val="20"/>
+        </w:rPr>
+        <w:lastRenderedPageBreak/>
+        <w:t>PacketContext</w:t>
+      </w:r>
+      <w:proofErr w:type="spellEnd"/>
+      <w:r>
+        <w:rPr>
+          <w:rFonts w:ascii="Segoe UI" w:eastAsia="Times New Roman" w:hAnsi="Segoe UI" w:cs="Segoe UI"/>
+          <w:color w:val="F0F6FC"/>
+          <w:sz w:val="24"/>
+          <w:szCs w:val="24"/>
+        </w:rPr>
+        <w:t>: The critical state container for a single packet. It holds the </w:t>
+      </w:r>
+      <w:proofErr w:type="spellStart"/>
+      <w:r>
+        <w:rPr>
+          <w:rFonts w:ascii="Consolas" w:eastAsia="Times New Roman" w:hAnsi="Consolas" w:cs="Courier New"/>
+          <w:color w:val="F0F6FC"/>
+          <w:sz w:val="20"/>
+          <w:szCs w:val="20"/>
+        </w:rPr>
+        <w:t>rawData</w:t>
+      </w:r>
+      <w:proofErr w:type="spellEnd"/>
+      <w:r>
+        <w:rPr>
+          <w:rFonts w:ascii="Segoe UI" w:eastAsia="Times New Roman" w:hAnsi="Segoe UI" w:cs="Segoe UI"/>
+          <w:color w:val="F0F6FC"/>
+          <w:sz w:val="24"/>
+          <w:szCs w:val="24"/>
+        </w:rPr>
+        <w:t>, </w:t>
+      </w:r>
+      <w:r>
+        <w:rPr>
+          <w:rFonts w:ascii="Consolas" w:eastAsia="Times New Roman" w:hAnsi="Consolas" w:cs="Courier New"/>
+          <w:color w:val="F0F6FC"/>
+          <w:sz w:val="20"/>
+          <w:szCs w:val="20"/>
+        </w:rPr>
+        <w:t>layers</w:t>
+      </w:r>
+      <w:r>
+        <w:rPr>
+          <w:rFonts w:ascii="Segoe UI" w:eastAsia="Times New Roman" w:hAnsi="Segoe UI" w:cs="Segoe UI"/>
+          <w:color w:val="F0F6FC"/>
+          <w:sz w:val="24"/>
+          <w:szCs w:val="24"/>
+        </w:rPr>
+        <w:t> (parsed headers), and </w:t>
+      </w:r>
+      <w:proofErr w:type="spellStart"/>
+      <w:r>
+        <w:rPr>
+          <w:rFonts w:ascii="Consolas" w:eastAsia="Times New Roman" w:hAnsi="Consolas" w:cs="Courier New"/>
+          <w:color w:val="F0F6FC"/>
+          <w:sz w:val="20"/>
+          <w:szCs w:val="20"/>
+        </w:rPr>
+        <w:t>delayInfo</w:t>
+      </w:r>
+      <w:proofErr w:type="spellEnd"/>
+      <w:r>
+        <w:rPr>
+          <w:rFonts w:ascii="Segoe UI" w:eastAsia="Times New Roman" w:hAnsi="Segoe UI" w:cs="Segoe UI"/>
+          <w:color w:val="F0F6FC"/>
+          <w:sz w:val="24"/>
+          <w:szCs w:val="24"/>
+        </w:rPr>
+        <w:t> (calculated metrics).</w:t>
+      </w:r>
+    </w:p>
+    <w:p>
+      <w:pPr>
+        <w:numPr>
+          <w:ilvl w:val="0"/>
+          <w:numId w:val="18"/>
+        </w:numPr>
+        <w:shd w:val="clear" w:color="auto" w:fill="0D1117"/>
+        <w:spacing w:after="0" w:afterAutospacing="1" w:line="240" w:lineRule="auto"/>
+        <w:rPr>
+          <w:rFonts w:ascii="Segoe UI" w:eastAsia="Times New Roman" w:hAnsi="Segoe UI" w:cs="Segoe UI"/>
+          <w:color w:val="F0F6FC"/>
+          <w:sz w:val="24"/>
+          <w:szCs w:val="24"/>
+        </w:rPr>
+      </w:pPr>
+      <w:proofErr w:type="spellStart"/>
+      <w:r>
+        <w:rPr>
+          <w:rFonts w:ascii="Consolas" w:eastAsia="Times New Roman" w:hAnsi="Consolas" w:cs="Courier New"/>
+          <w:b/>
+          <w:bCs/>
+          <w:color w:val="F0F6FC"/>
+          <w:sz w:val="20"/>
+          <w:szCs w:val="20"/>
+        </w:rPr>
+        <w:t>LayerParser</w:t>
+      </w:r>
+      <w:proofErr w:type="spellEnd"/>
+      <w:r>
+        <w:rPr>
+          <w:rFonts w:ascii="Segoe UI" w:eastAsia="Times New Roman" w:hAnsi="Segoe UI" w:cs="Segoe UI"/>
+          <w:b/>
+          <w:bCs/>
+          <w:color w:val="F0F6FC"/>
+          <w:sz w:val="24"/>
+          <w:szCs w:val="24"/>
+        </w:rPr>
+        <w:t> Suite</w:t>
+      </w:r>
+      <w:r>
+        <w:rPr>
+          <w:rFonts w:ascii="Segoe UI" w:eastAsia="Times New Roman" w:hAnsi="Segoe UI" w:cs="Segoe UI"/>
+          <w:color w:val="F0F6FC"/>
+          <w:sz w:val="24"/>
+          <w:szCs w:val="24"/>
+        </w:rPr>
+        <w:t>:</w:t>
+      </w:r>
+    </w:p>
+    <w:p>
+      <w:pPr>
+        <w:numPr>
+          <w:ilvl w:val="1"/>
+          <w:numId w:val="18"/>
+        </w:numPr>
+        <w:shd w:val="clear" w:color="auto" w:fill="0D1117"/>
+        <w:spacing w:beforeAutospacing="1" w:after="0" w:afterAutospacing="1" w:line="240" w:lineRule="auto"/>
+        <w:rPr>
+          <w:rFonts w:ascii="Segoe UI" w:eastAsia="Times New Roman" w:hAnsi="Segoe UI" w:cs="Segoe UI"/>
+          <w:color w:val="F0F6FC"/>
+          <w:sz w:val="24"/>
+          <w:szCs w:val="24"/>
+        </w:rPr>
+      </w:pPr>
+      <w:proofErr w:type="spellStart"/>
+      <w:r>
+        <w:rPr>
+          <w:rFonts w:ascii="Consolas" w:eastAsia="Times New Roman" w:hAnsi="Consolas" w:cs="Courier New"/>
+          <w:b/>
+          <w:bCs/>
+          <w:color w:val="F0F6FC"/>
+          <w:sz w:val="20"/>
+          <w:szCs w:val="20"/>
+        </w:rPr>
+        <w:t>FrameParser</w:t>
+      </w:r>
+      <w:proofErr w:type="spellEnd"/>
+      <w:r>
+        <w:rPr>
+          <w:rFonts w:ascii="Segoe UI" w:eastAsia="Times New Roman" w:hAnsi="Segoe UI" w:cs="Segoe UI"/>
+          <w:color w:val="F0F6FC"/>
+          <w:sz w:val="24"/>
+          <w:szCs w:val="24"/>
+        </w:rPr>
+        <w:t>: Metadata (length, arrival time).</w:t>
+      </w:r>
+    </w:p>
+    <w:p>
+      <w:pPr>
+        <w:numPr>
+          <w:ilvl w:val="1"/>
+          <w:numId w:val="18"/>
+        </w:numPr>
+        <w:shd w:val="clear" w:color="auto" w:fill="0D1117"/>
+        <w:spacing w:after="0" w:afterAutospacing="1" w:line="240" w:lineRule="auto"/>
+        <w:rPr>
+          <w:rFonts w:ascii="Segoe UI" w:eastAsia="Times New Roman" w:hAnsi="Segoe UI" w:cs="Segoe UI"/>
+          <w:color w:val="F0F6FC"/>
+          <w:sz w:val="24"/>
+          <w:szCs w:val="24"/>
+        </w:rPr>
+      </w:pPr>
+      <w:proofErr w:type="spellStart"/>
+      <w:r>
+        <w:rPr>
+          <w:rFonts w:ascii="Consolas" w:eastAsia="Times New Roman" w:hAnsi="Consolas" w:cs="Courier New"/>
+          <w:b/>
+          <w:bCs/>
+          <w:color w:val="F0F6FC"/>
+          <w:sz w:val="20"/>
+          <w:szCs w:val="20"/>
+        </w:rPr>
+        <w:t>NetworkParser</w:t>
+      </w:r>
+      <w:proofErr w:type="spellEnd"/>
+      <w:r>
+        <w:rPr>
+          <w:rFonts w:ascii="Segoe UI" w:eastAsia="Times New Roman" w:hAnsi="Segoe UI" w:cs="Segoe UI"/>
+          <w:color w:val="F0F6FC"/>
+          <w:sz w:val="24"/>
+          <w:szCs w:val="24"/>
+        </w:rPr>
+        <w:t>: IPv4 decoding + Routing/Propagation delay logic.</w:t>
+      </w:r>
+    </w:p>
+    <w:p>
+      <w:pPr>
+        <w:numPr>
+          <w:ilvl w:val="1"/>
+          <w:numId w:val="18"/>
+        </w:numPr>
+        <w:shd w:val="clear" w:color="auto" w:fill="0D1117"/>
+        <w:spacing w:after="0" w:afterAutospacing="1" w:line="240" w:lineRule="auto"/>
+        <w:rPr>
+          <w:rFonts w:ascii="Segoe UI" w:eastAsia="Times New Roman" w:hAnsi="Segoe UI" w:cs="Segoe UI"/>
+          <w:color w:val="F0F6FC"/>
+          <w:sz w:val="24"/>
+          <w:szCs w:val="24"/>
+        </w:rPr>
+      </w:pPr>
+      <w:proofErr w:type="spellStart"/>
+      <w:r>
+        <w:rPr>
+          <w:rFonts w:ascii="Consolas" w:eastAsia="Times New Roman" w:hAnsi="Consolas" w:cs="Courier New"/>
+          <w:b/>
+          <w:bCs/>
+          <w:color w:val="F0F6FC"/>
+          <w:sz w:val="20"/>
+          <w:szCs w:val="20"/>
+        </w:rPr>
+        <w:t>TransportParser</w:t>
+      </w:r>
+      <w:proofErr w:type="spellEnd"/>
+      <w:r>
+        <w:rPr>
+          <w:rFonts w:ascii="Segoe UI" w:eastAsia="Times New Roman" w:hAnsi="Segoe UI" w:cs="Segoe UI"/>
+          <w:color w:val="F0F6FC"/>
+          <w:sz w:val="24"/>
+          <w:szCs w:val="24"/>
+        </w:rPr>
+        <w:t>: TCP/UDP flags and bit-formatting logic.</w:t>
+      </w:r>
+    </w:p>
+    <w:p>
+      <w:pPr>
+        <w:numPr>
+          <w:ilvl w:val="1"/>
+          <w:numId w:val="18"/>
+        </w:numPr>
+        <w:shd w:val="clear" w:color="auto" w:fill="0D1117"/>
+        <w:spacing w:after="0" w:afterAutospacing="1" w:line="240" w:lineRule="auto"/>
+        <w:rPr>
+          <w:rFonts w:ascii="Segoe UI" w:eastAsia="Times New Roman" w:hAnsi="Segoe UI" w:cs="Segoe UI"/>
+          <w:color w:val="F0F6FC"/>
+          <w:sz w:val="24"/>
+          <w:szCs w:val="24"/>
+        </w:rPr>
+      </w:pPr>
+      <w:proofErr w:type="spellStart"/>
+      <w:r>
+        <w:rPr>
+          <w:rFonts w:ascii="Consolas" w:eastAsia="Times New Roman" w:hAnsi="Consolas" w:cs="Courier New"/>
+          <w:b/>
+          <w:bCs/>
+          <w:color w:val="F0F6FC"/>
+          <w:sz w:val="20"/>
+          <w:szCs w:val="20"/>
+        </w:rPr>
+        <w:t>ApplicationParserRegistry</w:t>
+      </w:r>
+      <w:proofErr w:type="spellEnd"/>
+      <w:r>
+        <w:rPr>
+          <w:rFonts w:ascii="Segoe UI" w:eastAsia="Times New Roman" w:hAnsi="Segoe UI" w:cs="Segoe UI"/>
+          <w:color w:val="F0F6FC"/>
+          <w:sz w:val="24"/>
+          <w:szCs w:val="24"/>
+        </w:rPr>
+        <w:t>: Selects </w:t>
+      </w:r>
+      <w:proofErr w:type="spellStart"/>
+      <w:r>
+        <w:rPr>
+          <w:rFonts w:ascii="Consolas" w:eastAsia="Times New Roman" w:hAnsi="Consolas" w:cs="Courier New"/>
+          <w:b/>
+          <w:bCs/>
+          <w:color w:val="F0F6FC"/>
+          <w:sz w:val="20"/>
+          <w:szCs w:val="20"/>
+        </w:rPr>
+        <w:t>DnsParser</w:t>
+      </w:r>
+      <w:proofErr w:type="spellEnd"/>
+      <w:r>
+        <w:rPr>
+          <w:rFonts w:ascii="Segoe UI" w:eastAsia="Times New Roman" w:hAnsi="Segoe UI" w:cs="Segoe UI"/>
+          <w:color w:val="F0F6FC"/>
+          <w:sz w:val="24"/>
+          <w:szCs w:val="24"/>
+        </w:rPr>
+        <w:t>, </w:t>
+      </w:r>
+      <w:proofErr w:type="spellStart"/>
+      <w:r>
+        <w:rPr>
+          <w:rFonts w:ascii="Consolas" w:eastAsia="Times New Roman" w:hAnsi="Consolas" w:cs="Courier New"/>
+          <w:b/>
+          <w:bCs/>
+          <w:color w:val="F0F6FC"/>
+          <w:sz w:val="20"/>
+          <w:szCs w:val="20"/>
+        </w:rPr>
+        <w:t>HttpParser</w:t>
+      </w:r>
+      <w:proofErr w:type="spellEnd"/>
+      <w:r>
+        <w:rPr>
+          <w:rFonts w:ascii="Segoe UI" w:eastAsia="Times New Roman" w:hAnsi="Segoe UI" w:cs="Segoe UI"/>
+          <w:color w:val="F0F6FC"/>
+          <w:sz w:val="24"/>
+          <w:szCs w:val="24"/>
+        </w:rPr>
+        <w:t>, or </w:t>
+      </w:r>
+      <w:proofErr w:type="spellStart"/>
+      <w:r>
+        <w:rPr>
+          <w:rFonts w:ascii="Consolas" w:eastAsia="Times New Roman" w:hAnsi="Consolas" w:cs="Courier New"/>
+          <w:b/>
+          <w:bCs/>
+          <w:color w:val="F0F6FC"/>
+          <w:sz w:val="20"/>
+          <w:szCs w:val="20"/>
+        </w:rPr>
+        <w:t>TlsParser</w:t>
+      </w:r>
+      <w:proofErr w:type="spellEnd"/>
+      <w:r>
+        <w:rPr>
+          <w:rFonts w:ascii="Segoe UI" w:eastAsia="Times New Roman" w:hAnsi="Segoe UI" w:cs="Segoe UI"/>
+          <w:color w:val="F0F6FC"/>
+          <w:sz w:val="24"/>
+          <w:szCs w:val="24"/>
+        </w:rPr>
+        <w:t> based on ports.</w:t>
+      </w:r>
+    </w:p>
+    <w:p>
+      <w:pPr>
+        <w:numPr>
+          <w:ilvl w:val="0"/>
+          <w:numId w:val="18"/>
+        </w:numPr>
+        <w:shd w:val="clear" w:color="auto" w:fill="0D1117"/>
+        <w:spacing w:after="0" w:afterAutospacing="1" w:line="240" w:lineRule="auto"/>
+        <w:rPr>
+          <w:rFonts w:ascii="Segoe UI" w:eastAsia="Times New Roman" w:hAnsi="Segoe UI" w:cs="Segoe UI"/>
+          <w:color w:val="F0F6FC"/>
+          <w:sz w:val="24"/>
+          <w:szCs w:val="24"/>
+        </w:rPr>
+      </w:pPr>
+      <w:proofErr w:type="spellStart"/>
+      <w:r>
+        <w:rPr>
+          <w:rFonts w:ascii="Consolas" w:eastAsia="Times New Roman" w:hAnsi="Consolas" w:cs="Courier New"/>
+          <w:b/>
+          <w:bCs/>
+          <w:color w:val="F0F6FC"/>
+          <w:sz w:val="20"/>
+          <w:szCs w:val="20"/>
+        </w:rPr>
+        <w:t>DelayInfo</w:t>
+      </w:r>
+      <w:proofErr w:type="spellEnd"/>
+      <w:r>
+        <w:rPr>
+          <w:rFonts w:ascii="Segoe UI" w:eastAsia="Times New Roman" w:hAnsi="Segoe UI" w:cs="Segoe UI"/>
+          <w:color w:val="F0F6FC"/>
+          <w:sz w:val="24"/>
+          <w:szCs w:val="24"/>
+        </w:rPr>
+        <w:t>: Stores the four components of Nodal Delay (Proc, Trans, Prop, Queue) for each layer.</w:t>
+      </w:r>
+    </w:p>
+    <w:p>
+      <w:pPr>
+        <w:numPr>
+          <w:ilvl w:val="0"/>
+          <w:numId w:val="18"/>
+        </w:numPr>
+        <w:shd w:val="clear" w:color="auto" w:fill="0D1117"/>
+        <w:spacing w:after="0" w:afterAutospacing="1" w:line="240" w:lineRule="auto"/>
+        <w:rPr>
+          <w:rFonts w:ascii="Segoe UI" w:eastAsia="Times New Roman" w:hAnsi="Segoe UI" w:cs="Segoe UI"/>
+          <w:color w:val="F0F6FC"/>
+          <w:sz w:val="24"/>
+          <w:szCs w:val="24"/>
+        </w:rPr>
+      </w:pPr>
+      <w:proofErr w:type="spellStart"/>
+      <w:r>
+        <w:rPr>
+          <w:rFonts w:ascii="Consolas" w:eastAsia="Times New Roman" w:hAnsi="Consolas" w:cs="Courier New"/>
+          <w:b/>
+          <w:bCs/>
+          <w:color w:val="F0F6FC"/>
+          <w:sz w:val="20"/>
+          <w:szCs w:val="20"/>
+        </w:rPr>
+        <w:t>TabRowPacketFormatter</w:t>
+      </w:r>
+      <w:proofErr w:type="spellEnd"/>
+      <w:r>
+        <w:rPr>
+          <w:rFonts w:ascii="Segoe UI" w:eastAsia="Times New Roman" w:hAnsi="Segoe UI" w:cs="Segoe UI"/>
+          <w:color w:val="F0F6FC"/>
+          <w:sz w:val="24"/>
+          <w:szCs w:val="24"/>
+        </w:rPr>
+        <w:t>: Serializes the </w:t>
+      </w:r>
+      <w:proofErr w:type="spellStart"/>
+      <w:r>
+        <w:rPr>
+          <w:rFonts w:ascii="Consolas" w:eastAsia="Times New Roman" w:hAnsi="Consolas" w:cs="Courier New"/>
+          <w:color w:val="F0F6FC"/>
+          <w:sz w:val="20"/>
+          <w:szCs w:val="20"/>
+        </w:rPr>
+        <w:t>PacketContext</w:t>
+      </w:r>
+      <w:proofErr w:type="spellEnd"/>
+      <w:r>
+        <w:rPr>
+          <w:rFonts w:ascii="Segoe UI" w:eastAsia="Times New Roman" w:hAnsi="Segoe UI" w:cs="Segoe UI"/>
+          <w:color w:val="F0F6FC"/>
+          <w:sz w:val="24"/>
+          <w:szCs w:val="24"/>
+        </w:rPr>
+        <w:t> into the multi-line, tab-separated format required by the log file.</w:t>
+      </w:r>
+    </w:p>
+    <w:p>
+      <w:pPr>
+        <w:numPr>
+          <w:ilvl w:val="0"/>
+          <w:numId w:val="18"/>
+        </w:numPr>
+        <w:shd w:val="clear" w:color="auto" w:fill="0D1117"/>
+        <w:spacing w:after="0" w:afterAutospacing="1" w:line="240" w:lineRule="auto"/>
+        <w:rPr>
+          <w:rFonts w:ascii="Segoe UI" w:eastAsia="Times New Roman" w:hAnsi="Segoe UI" w:cs="Segoe UI"/>
+          <w:color w:val="F0F6FC"/>
+          <w:sz w:val="24"/>
+          <w:szCs w:val="24"/>
+        </w:rPr>
+      </w:pPr>
+      <w:proofErr w:type="spellStart"/>
+      <w:r>
+        <w:rPr>
+          <w:rFonts w:ascii="Consolas" w:eastAsia="Times New Roman" w:hAnsi="Consolas" w:cs="Courier New"/>
+          <w:b/>
+          <w:bCs/>
+          <w:color w:val="F0F6FC"/>
+          <w:sz w:val="20"/>
+          <w:szCs w:val="20"/>
+        </w:rPr>
+        <w:t>FileOutputWriter</w:t>
+      </w:r>
+      <w:proofErr w:type="spellEnd"/>
+      <w:r>
+        <w:rPr>
+          <w:rFonts w:ascii="Segoe UI" w:eastAsia="Times New Roman" w:hAnsi="Segoe UI" w:cs="Segoe UI"/>
+          <w:color w:val="F0F6FC"/>
+          <w:sz w:val="24"/>
+          <w:szCs w:val="24"/>
+        </w:rPr>
+        <w:t>: Handles I/O, ensuring the log file is overwritten/appended correctly.</w:t>
+      </w:r>
+    </w:p>
+    <w:p>
+      <w:pPr>
+        <w:numPr>
+          <w:ilvl w:val="0"/>
+          <w:numId w:val="18"/>
+        </w:numPr>
+        <w:shd w:val="clear" w:color="auto" w:fill="0D1117"/>
+        <w:spacing w:after="0" w:afterAutospacing="1" w:line="240" w:lineRule="auto"/>
+        <w:rPr>
+          <w:rFonts w:ascii="Segoe UI" w:eastAsia="Times New Roman" w:hAnsi="Segoe UI" w:cs="Segoe UI"/>
+          <w:color w:val="F0F6FC"/>
+          <w:sz w:val="24"/>
+          <w:szCs w:val="24"/>
+        </w:rPr>
+      </w:pPr>
+      <w:proofErr w:type="spellStart"/>
+      <w:r>
+        <w:rPr>
+          <w:rFonts w:ascii="Consolas" w:eastAsia="Times New Roman" w:hAnsi="Consolas" w:cs="Courier New"/>
+          <w:b/>
+          <w:bCs/>
+          <w:color w:val="F0F6FC"/>
+          <w:sz w:val="20"/>
+          <w:szCs w:val="20"/>
+        </w:rPr>
+        <w:t>LogPresenter</w:t>
+      </w:r>
+      <w:proofErr w:type="spellEnd"/>
+      <w:r>
+        <w:rPr>
+          <w:rFonts w:ascii="Segoe UI" w:eastAsia="Times New Roman" w:hAnsi="Segoe UI" w:cs="Segoe UI"/>
+          <w:b/>
+          <w:bCs/>
+          <w:color w:val="F0F6FC"/>
+          <w:sz w:val="24"/>
+          <w:szCs w:val="24"/>
+        </w:rPr>
+        <w:t> &amp; </w:t>
+      </w:r>
+      <w:proofErr w:type="spellStart"/>
+      <w:r>
+        <w:rPr>
+          <w:rFonts w:ascii="Consolas" w:eastAsia="Times New Roman" w:hAnsi="Consolas" w:cs="Courier New"/>
+          <w:b/>
+          <w:bCs/>
+          <w:color w:val="F0F6FC"/>
+          <w:sz w:val="20"/>
+          <w:szCs w:val="20"/>
+        </w:rPr>
+        <w:t>LogProcessors</w:t>
+      </w:r>
+      <w:proofErr w:type="spellEnd"/>
+      <w:r>
+        <w:rPr>
+          <w:rFonts w:ascii="Segoe UI" w:eastAsia="Times New Roman" w:hAnsi="Segoe UI" w:cs="Segoe UI"/>
+          <w:color w:val="F0F6FC"/>
+          <w:sz w:val="24"/>
+          <w:szCs w:val="24"/>
+        </w:rPr>
+        <w:t>: The bridge back to the UI. They parse the raw logs into </w:t>
+      </w:r>
+      <w:proofErr w:type="spellStart"/>
+      <w:r>
+        <w:rPr>
+          <w:rFonts w:ascii="Consolas" w:eastAsia="Times New Roman" w:hAnsi="Consolas" w:cs="Courier New"/>
+          <w:b/>
+          <w:bCs/>
+          <w:color w:val="F0F6FC"/>
+          <w:sz w:val="20"/>
+          <w:szCs w:val="20"/>
+        </w:rPr>
+        <w:t>PacketRecord</w:t>
+      </w:r>
+      <w:proofErr w:type="spellEnd"/>
+      <w:r>
+        <w:rPr>
+          <w:rFonts w:ascii="Segoe UI" w:eastAsia="Times New Roman" w:hAnsi="Segoe UI" w:cs="Segoe UI"/>
+          <w:color w:val="F0F6FC"/>
+          <w:sz w:val="24"/>
+          <w:szCs w:val="24"/>
+        </w:rPr>
+        <w:t xml:space="preserve"> domain objects for </w:t>
+      </w:r>
+      <w:proofErr w:type="gramStart"/>
+      <w:r>
+        <w:rPr>
+          <w:rFonts w:ascii="Segoe UI" w:eastAsia="Times New Roman" w:hAnsi="Segoe UI" w:cs="Segoe UI"/>
+          <w:color w:val="F0F6FC"/>
+          <w:sz w:val="24"/>
+          <w:szCs w:val="24"/>
+        </w:rPr>
+        <w:t>the JavaFX</w:t>
+      </w:r>
+      <w:proofErr w:type="gramEnd"/>
+      <w:r>
+        <w:rPr>
+          <w:rFonts w:ascii="Segoe UI" w:eastAsia="Times New Roman" w:hAnsi="Segoe UI" w:cs="Segoe UI"/>
+          <w:color w:val="F0F6FC"/>
+          <w:sz w:val="24"/>
+          <w:szCs w:val="24"/>
+        </w:rPr>
+        <w:t xml:space="preserve"> </w:t>
+      </w:r>
+      <w:proofErr w:type="spellStart"/>
+      <w:r>
+        <w:rPr>
+          <w:rFonts w:ascii="Segoe UI" w:eastAsia="Times New Roman" w:hAnsi="Segoe UI" w:cs="Segoe UI"/>
+          <w:color w:val="F0F6FC"/>
+          <w:sz w:val="24"/>
+          <w:szCs w:val="24"/>
+        </w:rPr>
+        <w:t>TableView</w:t>
+      </w:r>
+      <w:proofErr w:type="spellEnd"/>
+      <w:r>
+        <w:rPr>
+          <w:rFonts w:ascii="Segoe UI" w:eastAsia="Times New Roman" w:hAnsi="Segoe UI" w:cs="Segoe UI"/>
+          <w:color w:val="F0F6FC"/>
+          <w:sz w:val="24"/>
+          <w:szCs w:val="24"/>
+        </w:rPr>
+        <w:t>.</w:t>
+      </w:r>
+    </w:p>
+    <w:p>
+      <w:pPr>
+        <w:spacing w:before="360" w:after="360" w:line="240" w:lineRule="auto"/>
+        <w:rPr>
+          <w:rFonts w:ascii="Segoe UI" w:eastAsia="Times New Roman" w:hAnsi="Segoe UI" w:cs="Segoe UI"/>
+          <w:sz w:val="24"/>
+          <w:szCs w:val="24"/>
+        </w:rPr>
+      </w:pPr>
+      <w:r>
+        <w:rPr>
+          <w:rFonts w:ascii="Times New Roman" w:eastAsia="Times New Roman" w:hAnsi="Times New Roman" w:cs="Times New Roman"/>
+          <w:sz w:val="24"/>
+          <w:szCs w:val="24"/>
+        </w:rPr>
+        <w:pict w14:anchorId="3D0EAB34">
+          <v:rect id="_x0000_i1040" style="width:0;height:3pt" o:hralign="center" o:hrstd="t" o:hr="t" fillcolor="#a0a0a0" stroked="f"/>
+        </w:pict>
+      </w:r>
+    </w:p>
+    <w:p>
+      <w:pPr>
+        <w:shd w:val="clear" w:color="auto" w:fill="0D1117"/>
+        <w:spacing w:before="360" w:after="240" w:line="240" w:lineRule="auto"/>
+        <w:outlineLvl w:val="1"/>
+        <w:rPr>
+          <w:rFonts w:ascii="Segoe UI" w:eastAsia="Times New Roman" w:hAnsi="Segoe UI" w:cs="Segoe UI"/>
+          <w:b/>
+          <w:bCs/>
+          <w:color w:val="F0F6FC"/>
+          <w:sz w:val="36"/>
+          <w:szCs w:val="36"/>
+        </w:rPr>
+      </w:pPr>
+      <w:r>
+        <w:rPr>
+          <w:rFonts w:ascii="Segoe UI" w:eastAsia="Times New Roman" w:hAnsi="Segoe UI" w:cs="Segoe UI"/>
+          <w:b/>
+          <w:bCs/>
+          <w:color w:val="F0F6FC"/>
+          <w:sz w:val="36"/>
+          <w:szCs w:val="36"/>
+        </w:rPr>
+        <w:t>4. The Technical Workflow (Sequence)</w:t>
+      </w:r>
+    </w:p>
+    <w:p>
+      <w:pPr>
+        <w:shd w:val="clear" w:color="auto" w:fill="0D1117"/>
+        <w:spacing w:before="360" w:after="240" w:line="240" w:lineRule="auto"/>
+        <w:outlineLvl w:val="2"/>
+        <w:rPr>
+          <w:rFonts w:ascii="Segoe UI" w:eastAsia="Times New Roman" w:hAnsi="Segoe UI" w:cs="Segoe UI"/>
+          <w:b/>
+          <w:bCs/>
+          <w:color w:val="F0F6FC"/>
+          <w:sz w:val="30"/>
+          <w:szCs w:val="30"/>
+        </w:rPr>
+      </w:pPr>
+      <w:r>
+        <w:rPr>
+          <w:rFonts w:ascii="Segoe UI" w:eastAsia="Times New Roman" w:hAnsi="Segoe UI" w:cs="Segoe UI"/>
+          <w:b/>
+          <w:bCs/>
+          <w:color w:val="F0F6FC"/>
+          <w:sz w:val="30"/>
+          <w:szCs w:val="30"/>
+        </w:rPr>
+        <w:t>Phase 1: Configuration &amp; Initialization</w:t>
+      </w:r>
+    </w:p>
+    <w:p>
+      <w:pPr>
+        <w:numPr>
+          <w:ilvl w:val="0"/>
+          <w:numId w:val="19"/>
+        </w:numPr>
+        <w:shd w:val="clear" w:color="auto" w:fill="0D1117"/>
+        <w:spacing w:beforeAutospacing="1" w:after="0" w:afterAutospacing="1" w:line="240" w:lineRule="auto"/>
+        <w:rPr>
+          <w:rFonts w:ascii="Segoe UI" w:eastAsia="Times New Roman" w:hAnsi="Segoe UI" w:cs="Segoe UI"/>
+          <w:color w:val="F0F6FC"/>
+          <w:sz w:val="24"/>
+          <w:szCs w:val="24"/>
+        </w:rPr>
+      </w:pPr>
+      <w:r>
+        <w:rPr>
+          <w:rFonts w:ascii="Segoe UI" w:eastAsia="Times New Roman" w:hAnsi="Segoe UI" w:cs="Segoe UI"/>
+          <w:b/>
+          <w:bCs/>
+          <w:color w:val="F0F6FC"/>
+          <w:sz w:val="24"/>
+          <w:szCs w:val="24"/>
+        </w:rPr>
+        <w:t>User Input</w:t>
+      </w:r>
+      <w:r>
+        <w:rPr>
+          <w:rFonts w:ascii="Segoe UI" w:eastAsia="Times New Roman" w:hAnsi="Segoe UI" w:cs="Segoe UI"/>
+          <w:color w:val="F0F6FC"/>
+          <w:sz w:val="24"/>
+          <w:szCs w:val="24"/>
+        </w:rPr>
+        <w:t>: </w:t>
+      </w:r>
+      <w:proofErr w:type="spellStart"/>
+      <w:r>
+        <w:rPr>
+          <w:rFonts w:ascii="Consolas" w:eastAsia="Times New Roman" w:hAnsi="Consolas" w:cs="Courier New"/>
+          <w:color w:val="F0F6FC"/>
+          <w:sz w:val="20"/>
+          <w:szCs w:val="20"/>
+        </w:rPr>
+        <w:t>ConsoleUI</w:t>
+      </w:r>
+      <w:proofErr w:type="spellEnd"/>
+      <w:r>
+        <w:rPr>
+          <w:rFonts w:ascii="Segoe UI" w:eastAsia="Times New Roman" w:hAnsi="Segoe UI" w:cs="Segoe UI"/>
+          <w:color w:val="F0F6FC"/>
+          <w:sz w:val="24"/>
+          <w:szCs w:val="24"/>
+        </w:rPr>
+        <w:t> or </w:t>
+      </w:r>
+      <w:proofErr w:type="spellStart"/>
+      <w:r>
+        <w:rPr>
+          <w:rFonts w:ascii="Consolas" w:eastAsia="Times New Roman" w:hAnsi="Consolas" w:cs="Courier New"/>
+          <w:color w:val="F0F6FC"/>
+          <w:sz w:val="20"/>
+          <w:szCs w:val="20"/>
+        </w:rPr>
+        <w:t>PacketLogViewer</w:t>
+      </w:r>
+      <w:proofErr w:type="spellEnd"/>
+      <w:r>
+        <w:rPr>
+          <w:rFonts w:ascii="Segoe UI" w:eastAsia="Times New Roman" w:hAnsi="Segoe UI" w:cs="Segoe UI"/>
+          <w:color w:val="F0F6FC"/>
+          <w:sz w:val="24"/>
+          <w:szCs w:val="24"/>
+        </w:rPr>
+        <w:t> collects parameters.</w:t>
+      </w:r>
+    </w:p>
+    <w:p>
+      <w:pPr>
+        <w:numPr>
+          <w:ilvl w:val="0"/>
+          <w:numId w:val="19"/>
+        </w:numPr>
+        <w:shd w:val="clear" w:color="auto" w:fill="0D1117"/>
+        <w:spacing w:before="60" w:after="100" w:afterAutospacing="1" w:line="240" w:lineRule="auto"/>
+        <w:rPr>
+          <w:rFonts w:ascii="Segoe UI" w:eastAsia="Times New Roman" w:hAnsi="Segoe UI" w:cs="Segoe UI"/>
+          <w:color w:val="F0F6FC"/>
+          <w:sz w:val="24"/>
+          <w:szCs w:val="24"/>
+        </w:rPr>
+      </w:pPr>
+      <w:r>
+        <w:rPr>
+          <w:rFonts w:ascii="Segoe UI" w:eastAsia="Times New Roman" w:hAnsi="Segoe UI" w:cs="Segoe UI"/>
+          <w:b/>
+          <w:bCs/>
+          <w:color w:val="F0F6FC"/>
+          <w:sz w:val="24"/>
+          <w:szCs w:val="24"/>
+        </w:rPr>
+        <w:t>Smart Traffic Discovery (GUI only)</w:t>
+      </w:r>
+      <w:r>
+        <w:rPr>
+          <w:rFonts w:ascii="Segoe UI" w:eastAsia="Times New Roman" w:hAnsi="Segoe UI" w:cs="Segoe UI"/>
+          <w:color w:val="F0F6FC"/>
+          <w:sz w:val="24"/>
+          <w:szCs w:val="24"/>
+        </w:rPr>
+        <w:t>:</w:t>
+      </w:r>
+    </w:p>
+    <w:p>
+      <w:pPr>
+        <w:numPr>
+          <w:ilvl w:val="1"/>
+          <w:numId w:val="19"/>
+        </w:numPr>
+        <w:shd w:val="clear" w:color="auto" w:fill="0D1117"/>
+        <w:spacing w:beforeAutospacing="1" w:after="0" w:afterAutospacing="1" w:line="240" w:lineRule="auto"/>
+        <w:rPr>
+          <w:rFonts w:ascii="Segoe UI" w:eastAsia="Times New Roman" w:hAnsi="Segoe UI" w:cs="Segoe UI"/>
+          <w:color w:val="F0F6FC"/>
+          <w:sz w:val="24"/>
+          <w:szCs w:val="24"/>
+        </w:rPr>
+      </w:pPr>
+      <w:r>
+        <w:rPr>
+          <w:rFonts w:ascii="Segoe UI" w:eastAsia="Times New Roman" w:hAnsi="Segoe UI" w:cs="Segoe UI"/>
+          <w:color w:val="F0F6FC"/>
+          <w:sz w:val="24"/>
+          <w:szCs w:val="24"/>
+        </w:rPr>
+        <w:t>The system performs a background </w:t>
+      </w:r>
+      <w:r>
+        <w:rPr>
+          <w:rFonts w:ascii="Segoe UI" w:eastAsia="Times New Roman" w:hAnsi="Segoe UI" w:cs="Segoe UI"/>
+          <w:b/>
+          <w:bCs/>
+          <w:color w:val="F0F6FC"/>
+          <w:sz w:val="24"/>
+          <w:szCs w:val="24"/>
+        </w:rPr>
+        <w:t>Traffic Audit</w:t>
+      </w:r>
+      <w:r>
+        <w:rPr>
+          <w:rFonts w:ascii="Segoe UI" w:eastAsia="Times New Roman" w:hAnsi="Segoe UI" w:cs="Segoe UI"/>
+          <w:color w:val="F0F6FC"/>
+          <w:sz w:val="24"/>
+          <w:szCs w:val="24"/>
+        </w:rPr>
+        <w:t> using </w:t>
+      </w:r>
+      <w:proofErr w:type="spellStart"/>
+      <w:r>
+        <w:rPr>
+          <w:rFonts w:ascii="Consolas" w:eastAsia="Times New Roman" w:hAnsi="Consolas" w:cs="Courier New"/>
+          <w:color w:val="F0F6FC"/>
+          <w:sz w:val="20"/>
+          <w:szCs w:val="20"/>
+        </w:rPr>
+        <w:t>PcapHandle</w:t>
+      </w:r>
+      <w:proofErr w:type="spellEnd"/>
+      <w:r>
+        <w:rPr>
+          <w:rFonts w:ascii="Segoe UI" w:eastAsia="Times New Roman" w:hAnsi="Segoe UI" w:cs="Segoe UI"/>
+          <w:color w:val="F0F6FC"/>
+          <w:sz w:val="24"/>
+          <w:szCs w:val="24"/>
+        </w:rPr>
+        <w:t> on all active interfaces.</w:t>
+      </w:r>
+    </w:p>
+    <w:p>
+      <w:pPr>
+        <w:numPr>
+          <w:ilvl w:val="1"/>
+          <w:numId w:val="19"/>
+        </w:numPr>
+        <w:shd w:val="clear" w:color="auto" w:fill="0D1117"/>
+        <w:spacing w:before="60" w:after="100" w:afterAutospacing="1" w:line="240" w:lineRule="auto"/>
+        <w:rPr>
+          <w:rFonts w:ascii="Segoe UI" w:eastAsia="Times New Roman" w:hAnsi="Segoe UI" w:cs="Segoe UI"/>
+          <w:color w:val="F0F6FC"/>
+          <w:sz w:val="24"/>
+          <w:szCs w:val="24"/>
+        </w:rPr>
+      </w:pPr>
+      <w:r>
+        <w:rPr>
+          <w:rFonts w:ascii="Segoe UI" w:eastAsia="Times New Roman" w:hAnsi="Segoe UI" w:cs="Segoe UI"/>
+          <w:color w:val="F0F6FC"/>
+          <w:sz w:val="24"/>
+          <w:szCs w:val="24"/>
+        </w:rPr>
+        <w:t>It counts packets for 300ms to calculate live traffic volume.</w:t>
+      </w:r>
+    </w:p>
+    <w:p>
+      <w:pPr>
+        <w:numPr>
+          <w:ilvl w:val="1"/>
+          <w:numId w:val="19"/>
+        </w:numPr>
+        <w:shd w:val="clear" w:color="auto" w:fill="0D1117"/>
+        <w:spacing w:before="60" w:after="100" w:afterAutospacing="1" w:line="240" w:lineRule="auto"/>
+        <w:rPr>
+          <w:rFonts w:ascii="Segoe UI" w:eastAsia="Times New Roman" w:hAnsi="Segoe UI" w:cs="Segoe UI"/>
+          <w:color w:val="F0F6FC"/>
+          <w:sz w:val="24"/>
+          <w:szCs w:val="24"/>
+        </w:rPr>
+      </w:pPr>
+      <w:r>
+        <w:rPr>
+          <w:rFonts w:ascii="Segoe UI" w:eastAsia="Times New Roman" w:hAnsi="Segoe UI" w:cs="Segoe UI"/>
+          <w:color w:val="F0F6FC"/>
+          <w:sz w:val="24"/>
+          <w:szCs w:val="24"/>
+        </w:rPr>
+        <w:t xml:space="preserve">Interfaces with high activity are prioritized and marked with a </w:t>
+      </w:r>
+      <w:r>
+        <w:rPr>
+          <w:rFonts w:ascii="Segoe UI Emoji" w:eastAsia="Times New Roman" w:hAnsi="Segoe UI Emoji" w:cs="Segoe UI Emoji"/>
+          <w:color w:val="F0F6FC"/>
+          <w:sz w:val="24"/>
+          <w:szCs w:val="24"/>
+        </w:rPr>
+        <w:t>🔥</w:t>
+      </w:r>
+      <w:r>
+        <w:rPr>
+          <w:rFonts w:ascii="Segoe UI" w:eastAsia="Times New Roman" w:hAnsi="Segoe UI" w:cs="Segoe UI"/>
+          <w:color w:val="F0F6FC"/>
+          <w:sz w:val="24"/>
+          <w:szCs w:val="24"/>
+        </w:rPr>
+        <w:t xml:space="preserve"> symbol.</w:t>
+      </w:r>
+    </w:p>
+    <w:p>
+      <w:pPr>
+        <w:numPr>
+          <w:ilvl w:val="0"/>
+          <w:numId w:val="19"/>
+        </w:numPr>
+        <w:shd w:val="clear" w:color="auto" w:fill="0D1117"/>
+        <w:spacing w:after="0" w:afterAutospacing="1" w:line="240" w:lineRule="auto"/>
+        <w:rPr>
+          <w:rFonts w:ascii="Segoe UI" w:eastAsia="Times New Roman" w:hAnsi="Segoe UI" w:cs="Segoe UI"/>
+          <w:color w:val="F0F6FC"/>
+          <w:sz w:val="24"/>
+          <w:szCs w:val="24"/>
+        </w:rPr>
+      </w:pPr>
+      <w:r>
+        <w:rPr>
+          <w:rFonts w:ascii="Segoe UI" w:eastAsia="Times New Roman" w:hAnsi="Segoe UI" w:cs="Segoe UI"/>
+          <w:b/>
+          <w:bCs/>
+          <w:color w:val="F0F6FC"/>
+          <w:sz w:val="24"/>
+          <w:szCs w:val="24"/>
+        </w:rPr>
+        <w:t>Elevation</w:t>
+      </w:r>
+      <w:r>
+        <w:rPr>
+          <w:rFonts w:ascii="Segoe UI" w:eastAsia="Times New Roman" w:hAnsi="Segoe UI" w:cs="Segoe UI"/>
+          <w:color w:val="F0F6FC"/>
+          <w:sz w:val="24"/>
+          <w:szCs w:val="24"/>
+        </w:rPr>
+        <w:t>: The system checks for Administrator privileges (required for </w:t>
+      </w:r>
+      <w:proofErr w:type="spellStart"/>
+      <w:r>
+        <w:rPr>
+          <w:rFonts w:ascii="Consolas" w:eastAsia="Times New Roman" w:hAnsi="Consolas" w:cs="Courier New"/>
+          <w:color w:val="F0F6FC"/>
+          <w:sz w:val="20"/>
+          <w:szCs w:val="20"/>
+        </w:rPr>
+        <w:t>PcapCaptureService</w:t>
+      </w:r>
+      <w:proofErr w:type="spellEnd"/>
+      <w:r>
+        <w:rPr>
+          <w:rFonts w:ascii="Segoe UI" w:eastAsia="Times New Roman" w:hAnsi="Segoe UI" w:cs="Segoe UI"/>
+          <w:color w:val="F0F6FC"/>
+          <w:sz w:val="24"/>
+          <w:szCs w:val="24"/>
+        </w:rPr>
+        <w:t> and Traffic Auditing).</w:t>
+      </w:r>
+    </w:p>
+    <w:p>
+      <w:pPr>
+        <w:numPr>
+          <w:ilvl w:val="0"/>
+          <w:numId w:val="19"/>
+        </w:numPr>
+        <w:shd w:val="clear" w:color="auto" w:fill="0D1117"/>
+        <w:spacing w:after="0" w:afterAutospacing="1" w:line="240" w:lineRule="auto"/>
+        <w:rPr>
+          <w:rFonts w:ascii="Segoe UI" w:eastAsia="Times New Roman" w:hAnsi="Segoe UI" w:cs="Segoe UI"/>
+          <w:color w:val="F0F6FC"/>
+          <w:sz w:val="24"/>
+          <w:szCs w:val="24"/>
+        </w:rPr>
+      </w:pPr>
+      <w:r>
+        <w:rPr>
+          <w:rFonts w:ascii="Segoe UI" w:eastAsia="Times New Roman" w:hAnsi="Segoe UI" w:cs="Segoe UI"/>
+          <w:b/>
+          <w:bCs/>
+          <w:color w:val="F0F6FC"/>
+          <w:sz w:val="24"/>
+          <w:szCs w:val="24"/>
+        </w:rPr>
+        <w:t>Bootstrapping</w:t>
+      </w:r>
+      <w:r>
+        <w:rPr>
+          <w:rFonts w:ascii="Segoe UI" w:eastAsia="Times New Roman" w:hAnsi="Segoe UI" w:cs="Segoe UI"/>
+          <w:color w:val="F0F6FC"/>
+          <w:sz w:val="24"/>
+          <w:szCs w:val="24"/>
+        </w:rPr>
+        <w:t>: </w:t>
+      </w:r>
+      <w:proofErr w:type="spellStart"/>
+      <w:r>
+        <w:rPr>
+          <w:rFonts w:ascii="Consolas" w:eastAsia="Times New Roman" w:hAnsi="Consolas" w:cs="Courier New"/>
+          <w:color w:val="F0F6FC"/>
+          <w:sz w:val="20"/>
+          <w:szCs w:val="20"/>
+        </w:rPr>
+        <w:t>PacketAnalyzerApp</w:t>
+      </w:r>
+      <w:proofErr w:type="spellEnd"/>
+      <w:r>
+        <w:rPr>
+          <w:rFonts w:ascii="Segoe UI" w:eastAsia="Times New Roman" w:hAnsi="Segoe UI" w:cs="Segoe UI"/>
+          <w:color w:val="F0F6FC"/>
+          <w:sz w:val="24"/>
+          <w:szCs w:val="24"/>
+        </w:rPr>
+        <w:t> is instantiated with a </w:t>
+      </w:r>
+      <w:r>
+        <w:rPr>
+          <w:rFonts w:ascii="Consolas" w:eastAsia="Times New Roman" w:hAnsi="Consolas" w:cs="Courier New"/>
+          <w:color w:val="F0F6FC"/>
+          <w:sz w:val="20"/>
+          <w:szCs w:val="20"/>
+        </w:rPr>
+        <w:t>Config</w:t>
+      </w:r>
+      <w:r>
+        <w:rPr>
+          <w:rFonts w:ascii="Segoe UI" w:eastAsia="Times New Roman" w:hAnsi="Segoe UI" w:cs="Segoe UI"/>
+          <w:color w:val="F0F6FC"/>
+          <w:sz w:val="24"/>
+          <w:szCs w:val="24"/>
+        </w:rPr>
+        <w:t xml:space="preserve"> record. </w:t>
+      </w:r>
+      <w:proofErr w:type="gramStart"/>
+      <w:r>
+        <w:rPr>
+          <w:rFonts w:ascii="Segoe UI" w:eastAsia="Times New Roman" w:hAnsi="Segoe UI" w:cs="Segoe UI"/>
+          <w:color w:val="F0F6FC"/>
+          <w:sz w:val="24"/>
+          <w:szCs w:val="24"/>
+        </w:rPr>
+        <w:t>It</w:t>
+      </w:r>
+      <w:proofErr w:type="gramEnd"/>
+      <w:r>
+        <w:rPr>
+          <w:rFonts w:ascii="Segoe UI" w:eastAsia="Times New Roman" w:hAnsi="Segoe UI" w:cs="Segoe UI"/>
+          <w:color w:val="F0F6FC"/>
+          <w:sz w:val="24"/>
+          <w:szCs w:val="24"/>
+        </w:rPr>
+        <w:t xml:space="preserve"> pre-loads the </w:t>
+      </w:r>
+      <w:proofErr w:type="spellStart"/>
+      <w:r>
+        <w:rPr>
+          <w:rFonts w:ascii="Consolas" w:eastAsia="Times New Roman" w:hAnsi="Consolas" w:cs="Courier New"/>
+          <w:color w:val="F0F6FC"/>
+          <w:sz w:val="20"/>
+          <w:szCs w:val="20"/>
+        </w:rPr>
+        <w:t>LayerParser</w:t>
+      </w:r>
+      <w:proofErr w:type="spellEnd"/>
+      <w:r>
+        <w:rPr>
+          <w:rFonts w:ascii="Segoe UI" w:eastAsia="Times New Roman" w:hAnsi="Segoe UI" w:cs="Segoe UI"/>
+          <w:color w:val="F0F6FC"/>
+          <w:sz w:val="24"/>
+          <w:szCs w:val="24"/>
+        </w:rPr>
+        <w:t> registry.</w:t>
+      </w:r>
+    </w:p>
+    <w:p>
+      <w:pPr>
+        <w:shd w:val="clear" w:color="auto" w:fill="0D1117"/>
+        <w:spacing w:before="360" w:after="240" w:line="240" w:lineRule="auto"/>
+        <w:outlineLvl w:val="2"/>
+        <w:rPr>
+          <w:rFonts w:ascii="Segoe UI" w:eastAsia="Times New Roman" w:hAnsi="Segoe UI" w:cs="Segoe UI"/>
+          <w:b/>
+          <w:bCs/>
+          <w:color w:val="F0F6FC"/>
+          <w:sz w:val="30"/>
+          <w:szCs w:val="30"/>
+        </w:rPr>
+      </w:pPr>
+      <w:r>
+        <w:rPr>
+          <w:rFonts w:ascii="Segoe UI" w:eastAsia="Times New Roman" w:hAnsi="Segoe UI" w:cs="Segoe UI"/>
+          <w:b/>
+          <w:bCs/>
+          <w:color w:val="F0F6FC"/>
+          <w:sz w:val="30"/>
+          <w:szCs w:val="30"/>
+        </w:rPr>
+        <w:t>Phase 2: Capture &amp; Dispatch</w:t>
+      </w:r>
+    </w:p>
+    <w:p>
+      <w:pPr>
+        <w:numPr>
+          <w:ilvl w:val="0"/>
+          <w:numId w:val="20"/>
+        </w:numPr>
+        <w:shd w:val="clear" w:color="auto" w:fill="0D1117"/>
+        <w:spacing w:beforeAutospacing="1" w:after="0" w:afterAutospacing="1" w:line="240" w:lineRule="auto"/>
+        <w:rPr>
+          <w:rFonts w:ascii="Segoe UI" w:eastAsia="Times New Roman" w:hAnsi="Segoe UI" w:cs="Segoe UI"/>
+          <w:color w:val="F0F6FC"/>
+          <w:sz w:val="24"/>
+          <w:szCs w:val="24"/>
+        </w:rPr>
+      </w:pPr>
+      <w:r>
+        <w:rPr>
+          <w:rFonts w:ascii="Segoe UI" w:eastAsia="Times New Roman" w:hAnsi="Segoe UI" w:cs="Segoe UI"/>
+          <w:b/>
+          <w:bCs/>
+          <w:color w:val="F0F6FC"/>
+          <w:sz w:val="24"/>
+          <w:szCs w:val="24"/>
+        </w:rPr>
+        <w:t>Start</w:t>
+      </w:r>
+      <w:r>
+        <w:rPr>
+          <w:rFonts w:ascii="Segoe UI" w:eastAsia="Times New Roman" w:hAnsi="Segoe UI" w:cs="Segoe UI"/>
+          <w:color w:val="F0F6FC"/>
+          <w:sz w:val="24"/>
+          <w:szCs w:val="24"/>
+        </w:rPr>
+        <w:t>: The chosen </w:t>
+      </w:r>
+      <w:proofErr w:type="spellStart"/>
+      <w:r>
+        <w:rPr>
+          <w:rFonts w:ascii="Consolas" w:eastAsia="Times New Roman" w:hAnsi="Consolas" w:cs="Courier New"/>
+          <w:color w:val="F0F6FC"/>
+          <w:sz w:val="20"/>
+          <w:szCs w:val="20"/>
+        </w:rPr>
+        <w:t>CaptureService</w:t>
+      </w:r>
+      <w:proofErr w:type="spellEnd"/>
+      <w:r>
+        <w:rPr>
+          <w:rFonts w:ascii="Segoe UI" w:eastAsia="Times New Roman" w:hAnsi="Segoe UI" w:cs="Segoe UI"/>
+          <w:color w:val="F0F6FC"/>
+          <w:sz w:val="24"/>
+          <w:szCs w:val="24"/>
+        </w:rPr>
+        <w:t> starts a background capture loop.</w:t>
+      </w:r>
+    </w:p>
+    <w:p>
+      <w:pPr>
+        <w:numPr>
+          <w:ilvl w:val="0"/>
+          <w:numId w:val="20"/>
+        </w:numPr>
+        <w:shd w:val="clear" w:color="auto" w:fill="0D1117"/>
+        <w:spacing w:before="60" w:after="100" w:afterAutospacing="1" w:line="240" w:lineRule="auto"/>
+        <w:rPr>
+          <w:rFonts w:ascii="Segoe UI" w:eastAsia="Times New Roman" w:hAnsi="Segoe UI" w:cs="Segoe UI"/>
+          <w:color w:val="F0F6FC"/>
+          <w:sz w:val="24"/>
+          <w:szCs w:val="24"/>
+        </w:rPr>
+      </w:pPr>
+      <w:r>
+        <w:rPr>
+          <w:rFonts w:ascii="Segoe UI" w:eastAsia="Times New Roman" w:hAnsi="Segoe UI" w:cs="Segoe UI"/>
+          <w:b/>
+          <w:bCs/>
+          <w:color w:val="F0F6FC"/>
+          <w:sz w:val="24"/>
+          <w:szCs w:val="24"/>
+        </w:rPr>
+        <w:lastRenderedPageBreak/>
+        <w:t>Ingestion</w:t>
+      </w:r>
+      <w:r>
+        <w:rPr>
+          <w:rFonts w:ascii="Segoe UI" w:eastAsia="Times New Roman" w:hAnsi="Segoe UI" w:cs="Segoe UI"/>
+          <w:color w:val="F0F6FC"/>
+          <w:sz w:val="24"/>
+          <w:szCs w:val="24"/>
+        </w:rPr>
+        <w:t>: For every packet received:</w:t>
+      </w:r>
+    </w:p>
+    <w:p>
+      <w:pPr>
+        <w:numPr>
+          <w:ilvl w:val="1"/>
+          <w:numId w:val="20"/>
+        </w:numPr>
+        <w:shd w:val="clear" w:color="auto" w:fill="0D1117"/>
+        <w:spacing w:beforeAutospacing="1" w:after="0" w:afterAutospacing="1" w:line="240" w:lineRule="auto"/>
+        <w:rPr>
+          <w:rFonts w:ascii="Segoe UI" w:eastAsia="Times New Roman" w:hAnsi="Segoe UI" w:cs="Segoe UI"/>
+          <w:color w:val="F0F6FC"/>
+          <w:sz w:val="24"/>
+          <w:szCs w:val="24"/>
+        </w:rPr>
+      </w:pPr>
+      <w:r>
+        <w:rPr>
+          <w:rFonts w:ascii="Segoe UI" w:eastAsia="Times New Roman" w:hAnsi="Segoe UI" w:cs="Segoe UI"/>
+          <w:color w:val="F0F6FC"/>
+          <w:sz w:val="24"/>
+          <w:szCs w:val="24"/>
+        </w:rPr>
+        <w:t>The </w:t>
+      </w:r>
+      <w:proofErr w:type="spellStart"/>
+      <w:r>
+        <w:rPr>
+          <w:rFonts w:ascii="Consolas" w:eastAsia="Times New Roman" w:hAnsi="Consolas" w:cs="Courier New"/>
+          <w:color w:val="F0F6FC"/>
+          <w:sz w:val="20"/>
+          <w:szCs w:val="20"/>
+        </w:rPr>
+        <w:t>CaptureService</w:t>
+      </w:r>
+      <w:proofErr w:type="spellEnd"/>
+      <w:r>
+        <w:rPr>
+          <w:rFonts w:ascii="Segoe UI" w:eastAsia="Times New Roman" w:hAnsi="Segoe UI" w:cs="Segoe UI"/>
+          <w:color w:val="F0F6FC"/>
+          <w:sz w:val="24"/>
+          <w:szCs w:val="24"/>
+        </w:rPr>
+        <w:t> wraps the raw data in a </w:t>
+      </w:r>
+      <w:proofErr w:type="spellStart"/>
+      <w:r>
+        <w:rPr>
+          <w:rFonts w:ascii="Consolas" w:eastAsia="Times New Roman" w:hAnsi="Consolas" w:cs="Courier New"/>
+          <w:color w:val="F0F6FC"/>
+          <w:sz w:val="20"/>
+          <w:szCs w:val="20"/>
+        </w:rPr>
+        <w:t>PcapPacketStub</w:t>
+      </w:r>
+      <w:proofErr w:type="spellEnd"/>
+      <w:r>
+        <w:rPr>
+          <w:rFonts w:ascii="Segoe UI" w:eastAsia="Times New Roman" w:hAnsi="Segoe UI" w:cs="Segoe UI"/>
+          <w:color w:val="F0F6FC"/>
+          <w:sz w:val="24"/>
+          <w:szCs w:val="24"/>
+        </w:rPr>
+        <w:t>.</w:t>
+      </w:r>
+    </w:p>
+    <w:p>
+      <w:pPr>
+        <w:numPr>
+          <w:ilvl w:val="1"/>
+          <w:numId w:val="20"/>
+        </w:numPr>
+        <w:shd w:val="clear" w:color="auto" w:fill="0D1117"/>
+        <w:spacing w:after="0" w:afterAutospacing="1" w:line="240" w:lineRule="auto"/>
+        <w:rPr>
+          <w:rFonts w:ascii="Segoe UI" w:eastAsia="Times New Roman" w:hAnsi="Segoe UI" w:cs="Segoe UI"/>
+          <w:color w:val="F0F6FC"/>
+          <w:sz w:val="24"/>
+          <w:szCs w:val="24"/>
+        </w:rPr>
+      </w:pPr>
+      <w:r>
+        <w:rPr>
+          <w:rFonts w:ascii="Segoe UI" w:eastAsia="Times New Roman" w:hAnsi="Segoe UI" w:cs="Segoe UI"/>
+          <w:color w:val="F0F6FC"/>
+          <w:sz w:val="24"/>
+          <w:szCs w:val="24"/>
+        </w:rPr>
+        <w:t>It dispatches a task to the </w:t>
+      </w:r>
+      <w:proofErr w:type="spellStart"/>
+      <w:r>
+        <w:rPr>
+          <w:rFonts w:ascii="Consolas" w:eastAsia="Times New Roman" w:hAnsi="Consolas" w:cs="Courier New"/>
+          <w:color w:val="F0F6FC"/>
+          <w:sz w:val="20"/>
+          <w:szCs w:val="20"/>
+        </w:rPr>
+        <w:t>StructuredBatchExecutor</w:t>
+      </w:r>
+      <w:proofErr w:type="spellEnd"/>
+      <w:r>
+        <w:rPr>
+          <w:rFonts w:ascii="Segoe UI" w:eastAsia="Times New Roman" w:hAnsi="Segoe UI" w:cs="Segoe UI"/>
+          <w:color w:val="F0F6FC"/>
+          <w:sz w:val="24"/>
+          <w:szCs w:val="24"/>
+        </w:rPr>
+        <w:t>.</w:t>
+      </w:r>
+    </w:p>
+    <w:p>
+      <w:pPr>
+        <w:shd w:val="clear" w:color="auto" w:fill="0D1117"/>
+        <w:spacing w:before="360" w:after="240" w:line="240" w:lineRule="auto"/>
+        <w:outlineLvl w:val="2"/>
+        <w:rPr>
+          <w:rFonts w:ascii="Segoe UI" w:eastAsia="Times New Roman" w:hAnsi="Segoe UI" w:cs="Segoe UI"/>
+          <w:b/>
+          <w:bCs/>
+          <w:color w:val="F0F6FC"/>
+          <w:sz w:val="30"/>
+          <w:szCs w:val="30"/>
+        </w:rPr>
+      </w:pPr>
+      <w:r>
+        <w:rPr>
+          <w:rFonts w:ascii="Segoe UI" w:eastAsia="Times New Roman" w:hAnsi="Segoe UI" w:cs="Segoe UI"/>
+          <w:b/>
+          <w:bCs/>
+          <w:color w:val="F0F6FC"/>
+          <w:sz w:val="30"/>
+          <w:szCs w:val="30"/>
+        </w:rPr>
+        <w:t>Phase 3: Parallel Analysis</w:t>
+      </w:r>
+    </w:p>
+    <w:p>
+      <w:pPr>
+        <w:numPr>
+          <w:ilvl w:val="0"/>
+          <w:numId w:val="21"/>
+        </w:numPr>
+        <w:shd w:val="clear" w:color="auto" w:fill="0D1117"/>
+        <w:spacing w:beforeAutospacing="1" w:after="0" w:afterAutospacing="1" w:line="240" w:lineRule="auto"/>
+        <w:rPr>
+          <w:rFonts w:ascii="Segoe UI" w:eastAsia="Times New Roman" w:hAnsi="Segoe UI" w:cs="Segoe UI"/>
+          <w:color w:val="F0F6FC"/>
+          <w:sz w:val="24"/>
+          <w:szCs w:val="24"/>
+        </w:rPr>
+      </w:pPr>
+      <w:r>
+        <w:rPr>
+          <w:rFonts w:ascii="Segoe UI" w:eastAsia="Times New Roman" w:hAnsi="Segoe UI" w:cs="Segoe UI"/>
+          <w:b/>
+          <w:bCs/>
+          <w:color w:val="F0F6FC"/>
+          <w:sz w:val="24"/>
+          <w:szCs w:val="24"/>
+        </w:rPr>
+        <w:t>Concurrent Processing</w:t>
+      </w:r>
+      <w:r>
+        <w:rPr>
+          <w:rFonts w:ascii="Segoe UI" w:eastAsia="Times New Roman" w:hAnsi="Segoe UI" w:cs="Segoe UI"/>
+          <w:color w:val="F0F6FC"/>
+          <w:sz w:val="24"/>
+          <w:szCs w:val="24"/>
+        </w:rPr>
+        <w:t>: The </w:t>
+      </w:r>
+      <w:proofErr w:type="spellStart"/>
+      <w:r>
+        <w:rPr>
+          <w:rFonts w:ascii="Consolas" w:eastAsia="Times New Roman" w:hAnsi="Consolas" w:cs="Courier New"/>
+          <w:color w:val="F0F6FC"/>
+          <w:sz w:val="20"/>
+          <w:szCs w:val="20"/>
+        </w:rPr>
+        <w:t>ExecutorService</w:t>
+      </w:r>
+      <w:proofErr w:type="spellEnd"/>
+      <w:r>
+        <w:rPr>
+          <w:rFonts w:ascii="Segoe UI" w:eastAsia="Times New Roman" w:hAnsi="Segoe UI" w:cs="Segoe UI"/>
+          <w:color w:val="F0F6FC"/>
+          <w:sz w:val="24"/>
+          <w:szCs w:val="24"/>
+        </w:rPr>
+        <w:t> pulls tasks from the queue.</w:t>
+      </w:r>
+    </w:p>
+    <w:p>
+      <w:pPr>
+        <w:numPr>
+          <w:ilvl w:val="0"/>
+          <w:numId w:val="21"/>
+        </w:numPr>
+        <w:shd w:val="clear" w:color="auto" w:fill="0D1117"/>
+        <w:spacing w:before="60" w:after="100" w:afterAutospacing="1" w:line="240" w:lineRule="auto"/>
+        <w:rPr>
+          <w:rFonts w:ascii="Segoe UI" w:eastAsia="Times New Roman" w:hAnsi="Segoe UI" w:cs="Segoe UI"/>
+          <w:color w:val="F0F6FC"/>
+          <w:sz w:val="24"/>
+          <w:szCs w:val="24"/>
+        </w:rPr>
+      </w:pPr>
+      <w:r>
+        <w:rPr>
+          <w:rFonts w:ascii="Segoe UI" w:eastAsia="Times New Roman" w:hAnsi="Segoe UI" w:cs="Segoe UI"/>
+          <w:b/>
+          <w:bCs/>
+          <w:color w:val="F0F6FC"/>
+          <w:sz w:val="24"/>
+          <w:szCs w:val="24"/>
+        </w:rPr>
+        <w:t>Layered Parsing</w:t>
+      </w:r>
+      <w:r>
+        <w:rPr>
+          <w:rFonts w:ascii="Segoe UI" w:eastAsia="Times New Roman" w:hAnsi="Segoe UI" w:cs="Segoe UI"/>
+          <w:color w:val="F0F6FC"/>
+          <w:sz w:val="24"/>
+          <w:szCs w:val="24"/>
+        </w:rPr>
+        <w:t>: Parsers execute in sequence:</w:t>
+      </w:r>
+    </w:p>
+    <w:p>
+      <w:pPr>
+        <w:numPr>
+          <w:ilvl w:val="1"/>
+          <w:numId w:val="21"/>
+        </w:numPr>
+        <w:shd w:val="clear" w:color="auto" w:fill="0D1117"/>
+        <w:spacing w:beforeAutospacing="1" w:after="0" w:afterAutospacing="1" w:line="240" w:lineRule="auto"/>
+        <w:rPr>
+          <w:rFonts w:ascii="Segoe UI" w:eastAsia="Times New Roman" w:hAnsi="Segoe UI" w:cs="Segoe UI"/>
+          <w:color w:val="F0F6FC"/>
+          <w:sz w:val="24"/>
+          <w:szCs w:val="24"/>
+        </w:rPr>
+      </w:pPr>
+      <w:r>
+        <w:rPr>
+          <w:rFonts w:ascii="Consolas" w:eastAsia="Times New Roman" w:hAnsi="Consolas" w:cs="Courier New"/>
+          <w:color w:val="F0F6FC"/>
+          <w:sz w:val="20"/>
+          <w:szCs w:val="20"/>
+        </w:rPr>
+        <w:t>FrameParser</w:t>
+      </w:r>
+      <w:r>
+        <w:rPr>
+          <w:rFonts w:ascii="Segoe UI" w:eastAsia="Times New Roman" w:hAnsi="Segoe UI" w:cs="Segoe UI"/>
+          <w:color w:val="F0F6FC"/>
+          <w:sz w:val="24"/>
+          <w:szCs w:val="24"/>
+        </w:rPr>
+        <w:t> -&gt; </w:t>
+      </w:r>
+      <w:r>
+        <w:rPr>
+          <w:rFonts w:ascii="Consolas" w:eastAsia="Times New Roman" w:hAnsi="Consolas" w:cs="Courier New"/>
+          <w:color w:val="F0F6FC"/>
+          <w:sz w:val="20"/>
+          <w:szCs w:val="20"/>
+        </w:rPr>
+        <w:t>NetworkParser</w:t>
+      </w:r>
+      <w:r>
+        <w:rPr>
+          <w:rFonts w:ascii="Segoe UI" w:eastAsia="Times New Roman" w:hAnsi="Segoe UI" w:cs="Segoe UI"/>
+          <w:color w:val="F0F6FC"/>
+          <w:sz w:val="24"/>
+          <w:szCs w:val="24"/>
+        </w:rPr>
+        <w:t> -&gt; </w:t>
+      </w:r>
+      <w:r>
+        <w:rPr>
+          <w:rFonts w:ascii="Consolas" w:eastAsia="Times New Roman" w:hAnsi="Consolas" w:cs="Courier New"/>
+          <w:color w:val="F0F6FC"/>
+          <w:sz w:val="20"/>
+          <w:szCs w:val="20"/>
+        </w:rPr>
+        <w:t>TransportParser</w:t>
+      </w:r>
+      <w:r>
+        <w:rPr>
+          <w:rFonts w:ascii="Segoe UI" w:eastAsia="Times New Roman" w:hAnsi="Segoe UI" w:cs="Segoe UI"/>
+          <w:color w:val="F0F6FC"/>
+          <w:sz w:val="24"/>
+          <w:szCs w:val="24"/>
+        </w:rPr>
+        <w:t> -&gt; </w:t>
+      </w:r>
+      <w:r>
+        <w:rPr>
+          <w:rFonts w:ascii="Consolas" w:eastAsia="Times New Roman" w:hAnsi="Consolas" w:cs="Courier New"/>
+          <w:color w:val="F0F6FC"/>
+          <w:sz w:val="20"/>
+          <w:szCs w:val="20"/>
+        </w:rPr>
+        <w:t>ApplicationParser</w:t>
+      </w:r>
+      <w:r>
+        <w:rPr>
+          <w:rFonts w:ascii="Segoe UI" w:eastAsia="Times New Roman" w:hAnsi="Segoe UI" w:cs="Segoe UI"/>
+          <w:color w:val="F0F6FC"/>
+          <w:sz w:val="24"/>
+          <w:szCs w:val="24"/>
+        </w:rPr>
+        <w:t>.</w:t>
+      </w:r>
+    </w:p>
+    <w:p>
+      <w:pPr>
+        <w:numPr>
+          <w:ilvl w:val="0"/>
+          <w:numId w:val="21"/>
+        </w:numPr>
+        <w:shd w:val="clear" w:color="auto" w:fill="0D1117"/>
+        <w:spacing w:after="0" w:afterAutospacing="1" w:line="240" w:lineRule="auto"/>
+        <w:rPr>
+          <w:rFonts w:ascii="Segoe UI" w:eastAsia="Times New Roman" w:hAnsi="Segoe UI" w:cs="Segoe UI"/>
+          <w:color w:val="F0F6FC"/>
+          <w:sz w:val="24"/>
+          <w:szCs w:val="24"/>
+        </w:rPr>
+      </w:pPr>
+      <w:r>
+        <w:rPr>
+          <w:rFonts w:ascii="Segoe UI" w:eastAsia="Times New Roman" w:hAnsi="Segoe UI" w:cs="Segoe UI"/>
+          <w:b/>
+          <w:bCs/>
+          <w:color w:val="F0F6FC"/>
+          <w:sz w:val="24"/>
+          <w:szCs w:val="24"/>
+        </w:rPr>
+        <w:t>Calculation</w:t>
+      </w:r>
+      <w:r>
+        <w:rPr>
+          <w:rFonts w:ascii="Segoe UI" w:eastAsia="Times New Roman" w:hAnsi="Segoe UI" w:cs="Segoe UI"/>
+          <w:color w:val="F0F6FC"/>
+          <w:sz w:val="24"/>
+          <w:szCs w:val="24"/>
+        </w:rPr>
+        <w:t>: </w:t>
+      </w:r>
+      <w:r>
+        <w:rPr>
+          <w:rFonts w:ascii="Consolas" w:eastAsia="Times New Roman" w:hAnsi="Consolas" w:cs="Courier New"/>
+          <w:color w:val="F0F6FC"/>
+          <w:sz w:val="20"/>
+          <w:szCs w:val="20"/>
+        </w:rPr>
+        <w:t>Nodal Delay</w:t>
+      </w:r>
+      <w:r>
+        <w:rPr>
+          <w:rFonts w:ascii="Segoe UI" w:eastAsia="Times New Roman" w:hAnsi="Segoe UI" w:cs="Segoe UI"/>
+          <w:color w:val="F0F6FC"/>
+          <w:sz w:val="24"/>
+          <w:szCs w:val="24"/>
+        </w:rPr>
+        <w:t> is calculated based on packet length and simulated network characteristics.</w:t>
+      </w:r>
+    </w:p>
+    <w:p>
+      <w:pPr>
+        <w:numPr>
+          <w:ilvl w:val="0"/>
+          <w:numId w:val="21"/>
+        </w:numPr>
+        <w:shd w:val="clear" w:color="auto" w:fill="0D1117"/>
+        <w:spacing w:after="0" w:afterAutospacing="1" w:line="240" w:lineRule="auto"/>
+        <w:rPr>
+          <w:rFonts w:ascii="Segoe UI" w:eastAsia="Times New Roman" w:hAnsi="Segoe UI" w:cs="Segoe UI"/>
+          <w:color w:val="F0F6FC"/>
+          <w:sz w:val="24"/>
+          <w:szCs w:val="24"/>
+        </w:rPr>
+      </w:pPr>
+      <w:r>
+        <w:rPr>
+          <w:rFonts w:ascii="Segoe UI" w:eastAsia="Times New Roman" w:hAnsi="Segoe UI" w:cs="Segoe UI"/>
+          <w:b/>
+          <w:bCs/>
+          <w:color w:val="F0F6FC"/>
+          <w:sz w:val="24"/>
+          <w:szCs w:val="24"/>
+        </w:rPr>
+        <w:t>Logging</w:t>
+      </w:r>
+      <w:r>
+        <w:rPr>
+          <w:rFonts w:ascii="Segoe UI" w:eastAsia="Times New Roman" w:hAnsi="Segoe UI" w:cs="Segoe UI"/>
+          <w:color w:val="F0F6FC"/>
+          <w:sz w:val="24"/>
+          <w:szCs w:val="24"/>
+        </w:rPr>
+        <w:t>: The </w:t>
+      </w:r>
+      <w:proofErr w:type="spellStart"/>
+      <w:r>
+        <w:rPr>
+          <w:rFonts w:ascii="Consolas" w:eastAsia="Times New Roman" w:hAnsi="Consolas" w:cs="Courier New"/>
+          <w:color w:val="F0F6FC"/>
+          <w:sz w:val="20"/>
+          <w:szCs w:val="20"/>
+        </w:rPr>
+        <w:t>PacketProcessor</w:t>
+      </w:r>
+      <w:proofErr w:type="spellEnd"/>
+      <w:r>
+        <w:rPr>
+          <w:rFonts w:ascii="Segoe UI" w:eastAsia="Times New Roman" w:hAnsi="Segoe UI" w:cs="Segoe UI"/>
+          <w:color w:val="F0F6FC"/>
+          <w:sz w:val="24"/>
+          <w:szCs w:val="24"/>
+        </w:rPr>
+        <w:t xml:space="preserve"> formats </w:t>
+      </w:r>
+      <w:proofErr w:type="gramStart"/>
+      <w:r>
+        <w:rPr>
+          <w:rFonts w:ascii="Segoe UI" w:eastAsia="Times New Roman" w:hAnsi="Segoe UI" w:cs="Segoe UI"/>
+          <w:color w:val="F0F6FC"/>
+          <w:sz w:val="24"/>
+          <w:szCs w:val="24"/>
+        </w:rPr>
+        <w:t>the </w:t>
+      </w:r>
+      <w:proofErr w:type="spellStart"/>
+      <w:r>
+        <w:rPr>
+          <w:rFonts w:ascii="Consolas" w:eastAsia="Times New Roman" w:hAnsi="Consolas" w:cs="Courier New"/>
+          <w:color w:val="F0F6FC"/>
+          <w:sz w:val="20"/>
+          <w:szCs w:val="20"/>
+        </w:rPr>
+        <w:t>PacketContext</w:t>
+      </w:r>
+      <w:proofErr w:type="spellEnd"/>
+      <w:proofErr w:type="gramEnd"/>
+      <w:r>
+        <w:rPr>
+          <w:rFonts w:ascii="Segoe UI" w:eastAsia="Times New Roman" w:hAnsi="Segoe UI" w:cs="Segoe UI"/>
+          <w:color w:val="F0F6FC"/>
+          <w:sz w:val="24"/>
+          <w:szCs w:val="24"/>
+        </w:rPr>
+        <w:t> and triggers </w:t>
+      </w:r>
+      <w:proofErr w:type="spellStart"/>
+      <w:r>
+        <w:rPr>
+          <w:rFonts w:ascii="Consolas" w:eastAsia="Times New Roman" w:hAnsi="Consolas" w:cs="Courier New"/>
+          <w:color w:val="F0F6FC"/>
+          <w:sz w:val="20"/>
+          <w:szCs w:val="20"/>
+        </w:rPr>
+        <w:t>OutputWriter</w:t>
+      </w:r>
+      <w:proofErr w:type="spellEnd"/>
+      <w:r>
+        <w:rPr>
+          <w:rFonts w:ascii="Segoe UI" w:eastAsia="Times New Roman" w:hAnsi="Segoe UI" w:cs="Segoe UI"/>
+          <w:color w:val="F0F6FC"/>
+          <w:sz w:val="24"/>
+          <w:szCs w:val="24"/>
+        </w:rPr>
+        <w:t>.</w:t>
+      </w:r>
+    </w:p>
+    <w:p>
+      <w:pPr>
+        <w:shd w:val="clear" w:color="auto" w:fill="0D1117"/>
+        <w:spacing w:before="360" w:after="240" w:line="240" w:lineRule="auto"/>
+        <w:outlineLvl w:val="2"/>
+        <w:rPr>
+          <w:rFonts w:ascii="Segoe UI" w:eastAsia="Times New Roman" w:hAnsi="Segoe UI" w:cs="Segoe UI"/>
+          <w:b/>
+          <w:bCs/>
+          <w:color w:val="F0F6FC"/>
+          <w:sz w:val="30"/>
+          <w:szCs w:val="30"/>
+        </w:rPr>
+      </w:pPr>
+      <w:r>
+        <w:rPr>
+          <w:rFonts w:ascii="Segoe UI" w:eastAsia="Times New Roman" w:hAnsi="Segoe UI" w:cs="Segoe UI"/>
+          <w:b/>
+          <w:bCs/>
+          <w:color w:val="F0F6FC"/>
+          <w:sz w:val="30"/>
+          <w:szCs w:val="30"/>
+        </w:rPr>
+        <w:t>Phase 4: Finalization &amp; Visualization</w:t>
+      </w:r>
+    </w:p>
+    <w:p>
+      <w:pPr>
+        <w:numPr>
+          <w:ilvl w:val="0"/>
+          <w:numId w:val="22"/>
+        </w:numPr>
+        <w:shd w:val="clear" w:color="auto" w:fill="0D1117"/>
+        <w:spacing w:beforeAutospacing="1" w:after="0" w:afterAutospacing="1" w:line="240" w:lineRule="auto"/>
+        <w:rPr>
+          <w:rFonts w:ascii="Segoe UI" w:eastAsia="Times New Roman" w:hAnsi="Segoe UI" w:cs="Segoe UI"/>
+          <w:color w:val="F0F6FC"/>
+          <w:sz w:val="24"/>
+          <w:szCs w:val="24"/>
+        </w:rPr>
+      </w:pPr>
+      <w:r>
+        <w:rPr>
+          <w:rFonts w:ascii="Segoe UI" w:eastAsia="Times New Roman" w:hAnsi="Segoe UI" w:cs="Segoe UI"/>
+          <w:b/>
+          <w:bCs/>
+          <w:color w:val="F0F6FC"/>
+          <w:sz w:val="24"/>
+          <w:szCs w:val="24"/>
+        </w:rPr>
+        <w:t>Shutdown</w:t>
+      </w:r>
+      <w:r>
+        <w:rPr>
+          <w:rFonts w:ascii="Segoe UI" w:eastAsia="Times New Roman" w:hAnsi="Segoe UI" w:cs="Segoe UI"/>
+          <w:color w:val="F0F6FC"/>
+          <w:sz w:val="24"/>
+          <w:szCs w:val="24"/>
+        </w:rPr>
+        <w:t>: After the duration expires, the capture stops. The </w:t>
+      </w:r>
+      <w:proofErr w:type="spellStart"/>
+      <w:r>
+        <w:rPr>
+          <w:rFonts w:ascii="Consolas" w:eastAsia="Times New Roman" w:hAnsi="Consolas" w:cs="Courier New"/>
+          <w:color w:val="F0F6FC"/>
+          <w:sz w:val="20"/>
+          <w:szCs w:val="20"/>
+        </w:rPr>
+        <w:t>StructuredBatchExecutor</w:t>
+      </w:r>
+      <w:proofErr w:type="spellEnd"/>
+      <w:r>
+        <w:rPr>
+          <w:rFonts w:ascii="Segoe UI" w:eastAsia="Times New Roman" w:hAnsi="Segoe UI" w:cs="Segoe UI"/>
+          <w:color w:val="F0F6FC"/>
+          <w:sz w:val="24"/>
+          <w:szCs w:val="24"/>
+        </w:rPr>
+        <w:t> awaits all pending analysis tasks.</w:t>
+      </w:r>
+    </w:p>
+    <w:p>
+      <w:pPr>
+        <w:numPr>
+          <w:ilvl w:val="0"/>
+          <w:numId w:val="22"/>
+        </w:numPr>
+        <w:shd w:val="clear" w:color="auto" w:fill="0D1117"/>
+        <w:spacing w:after="0" w:afterAutospacing="1" w:line="240" w:lineRule="auto"/>
+        <w:rPr>
+          <w:rFonts w:ascii="Segoe UI" w:eastAsia="Times New Roman" w:hAnsi="Segoe UI" w:cs="Segoe UI"/>
+          <w:color w:val="F0F6FC"/>
+          <w:sz w:val="24"/>
+          <w:szCs w:val="24"/>
+        </w:rPr>
+      </w:pPr>
+      <w:r>
+        <w:rPr>
+          <w:rFonts w:ascii="Segoe UI" w:eastAsia="Times New Roman" w:hAnsi="Segoe UI" w:cs="Segoe UI"/>
+          <w:b/>
+          <w:bCs/>
+          <w:color w:val="F0F6FC"/>
+          <w:sz w:val="24"/>
+          <w:szCs w:val="24"/>
+        </w:rPr>
+        <w:t>UI Refresh</w:t>
+      </w:r>
+      <w:r>
+        <w:rPr>
+          <w:rFonts w:ascii="Segoe UI" w:eastAsia="Times New Roman" w:hAnsi="Segoe UI" w:cs="Segoe UI"/>
+          <w:color w:val="F0F6FC"/>
+          <w:sz w:val="24"/>
+          <w:szCs w:val="24"/>
+        </w:rPr>
+        <w:t>: The </w:t>
+      </w:r>
+      <w:proofErr w:type="spellStart"/>
+      <w:r>
+        <w:rPr>
+          <w:rFonts w:ascii="Consolas" w:eastAsia="Times New Roman" w:hAnsi="Consolas" w:cs="Courier New"/>
+          <w:color w:val="F0F6FC"/>
+          <w:sz w:val="20"/>
+          <w:szCs w:val="20"/>
+        </w:rPr>
+        <w:t>PacketLogViewer</w:t>
+      </w:r>
+      <w:proofErr w:type="spellEnd"/>
+      <w:r>
+        <w:rPr>
+          <w:rFonts w:ascii="Segoe UI" w:eastAsia="Times New Roman" w:hAnsi="Segoe UI" w:cs="Segoe UI"/>
+          <w:color w:val="F0F6FC"/>
+          <w:sz w:val="24"/>
+          <w:szCs w:val="24"/>
+        </w:rPr>
+        <w:t> detects the update to the log file.</w:t>
+      </w:r>
+    </w:p>
+    <w:p>
+      <w:pPr>
+        <w:numPr>
+          <w:ilvl w:val="0"/>
+          <w:numId w:val="22"/>
+        </w:numPr>
+        <w:shd w:val="clear" w:color="auto" w:fill="0D1117"/>
+        <w:spacing w:after="0" w:afterAutospacing="1" w:line="240" w:lineRule="auto"/>
+        <w:rPr>
+          <w:rFonts w:ascii="Segoe UI" w:eastAsia="Times New Roman" w:hAnsi="Segoe UI" w:cs="Segoe UI"/>
+          <w:color w:val="F0F6FC"/>
+          <w:sz w:val="24"/>
+          <w:szCs w:val="24"/>
+        </w:rPr>
+      </w:pPr>
+      <w:r>
+        <w:rPr>
+          <w:rFonts w:ascii="Segoe UI" w:eastAsia="Times New Roman" w:hAnsi="Segoe UI" w:cs="Segoe UI"/>
+          <w:b/>
+          <w:bCs/>
+          <w:color w:val="F0F6FC"/>
+          <w:sz w:val="24"/>
+          <w:szCs w:val="24"/>
+        </w:rPr>
+        <w:t>Presentation</w:t>
+      </w:r>
+      <w:r>
+        <w:rPr>
+          <w:rFonts w:ascii="Segoe UI" w:eastAsia="Times New Roman" w:hAnsi="Segoe UI" w:cs="Segoe UI"/>
+          <w:color w:val="F0F6FC"/>
+          <w:sz w:val="24"/>
+          <w:szCs w:val="24"/>
+        </w:rPr>
+        <w:t>: </w:t>
+      </w:r>
+      <w:proofErr w:type="spellStart"/>
+      <w:r>
+        <w:rPr>
+          <w:rFonts w:ascii="Consolas" w:eastAsia="Times New Roman" w:hAnsi="Consolas" w:cs="Courier New"/>
+          <w:color w:val="F0F6FC"/>
+          <w:sz w:val="20"/>
+          <w:szCs w:val="20"/>
+        </w:rPr>
+        <w:t>LogPresenter</w:t>
+      </w:r>
+      <w:proofErr w:type="spellEnd"/>
+      <w:r>
+        <w:rPr>
+          <w:rFonts w:ascii="Segoe UI" w:eastAsia="Times New Roman" w:hAnsi="Segoe UI" w:cs="Segoe UI"/>
+          <w:color w:val="F0F6FC"/>
+          <w:sz w:val="24"/>
+          <w:szCs w:val="24"/>
+        </w:rPr>
+        <w:t> reads the file, passes it through </w:t>
+      </w:r>
+      <w:proofErr w:type="spellStart"/>
+      <w:r>
+        <w:rPr>
+          <w:rFonts w:ascii="Consolas" w:eastAsia="Times New Roman" w:hAnsi="Consolas" w:cs="Courier New"/>
+          <w:color w:val="F0F6FC"/>
+          <w:sz w:val="20"/>
+          <w:szCs w:val="20"/>
+        </w:rPr>
+        <w:t>LogProcessors</w:t>
+      </w:r>
+      <w:proofErr w:type="spellEnd"/>
+      <w:r>
+        <w:rPr>
+          <w:rFonts w:ascii="Segoe UI" w:eastAsia="Times New Roman" w:hAnsi="Segoe UI" w:cs="Segoe UI"/>
+          <w:color w:val="F0F6FC"/>
+          <w:sz w:val="24"/>
+          <w:szCs w:val="24"/>
+        </w:rPr>
+        <w:t> (Summary, Detail, Delay, Table), and populates the GUI.</w:t>
+      </w:r>
+    </w:p>
+    <w:p>
+      <w:pPr>
+        <w:spacing w:before="360" w:after="360" w:line="240" w:lineRule="auto"/>
+        <w:rPr>
+          <w:rFonts w:ascii="Segoe UI" w:eastAsia="Times New Roman" w:hAnsi="Segoe UI" w:cs="Segoe UI"/>
+          <w:sz w:val="24"/>
+          <w:szCs w:val="24"/>
+        </w:rPr>
+      </w:pPr>
+      <w:r>
+        <w:rPr>
+          <w:rFonts w:ascii="Times New Roman" w:eastAsia="Times New Roman" w:hAnsi="Times New Roman" w:cs="Times New Roman"/>
+          <w:sz w:val="24"/>
+          <w:szCs w:val="24"/>
+        </w:rPr>
+        <w:pict w14:anchorId="76CAD0D7">
+          <v:rect id="_x0000_i1041" style="width:0;height:3pt" o:hralign="center" o:hrstd="t" o:hr="t" fillcolor="#a0a0a0" stroked="f"/>
+        </w:pict>
+      </w:r>
+    </w:p>
+    <w:p>
+      <w:pPr>
+        <w:shd w:val="clear" w:color="auto" w:fill="0D1117"/>
+        <w:spacing w:before="360" w:after="240" w:line="240" w:lineRule="auto"/>
+        <w:outlineLvl w:val="1"/>
+        <w:rPr>
+          <w:rFonts w:ascii="Segoe UI" w:eastAsia="Times New Roman" w:hAnsi="Segoe UI" w:cs="Segoe UI"/>
+          <w:b/>
+          <w:bCs/>
+          <w:color w:val="F0F6FC"/>
+          <w:sz w:val="36"/>
+          <w:szCs w:val="36"/>
+        </w:rPr>
+      </w:pPr>
+      <w:r>
+        <w:rPr>
+          <w:rFonts w:ascii="Segoe UI" w:eastAsia="Times New Roman" w:hAnsi="Segoe UI" w:cs="Segoe UI"/>
+          <w:b/>
+          <w:bCs/>
+          <w:color w:val="F0F6FC"/>
+          <w:sz w:val="36"/>
+          <w:szCs w:val="36"/>
+        </w:rPr>
+        <w:t>5. OOP Features &amp; Software Architecture</w:t>
+      </w:r>
+    </w:p>
+    <w:p>
+      <w:pPr>
+        <w:shd w:val="clear" w:color="auto" w:fill="0D1117"/>
+        <w:spacing w:after="240" w:line="240" w:lineRule="auto"/>
+        <w:rPr>
+          <w:rFonts w:ascii="Segoe UI" w:eastAsia="Times New Roman" w:hAnsi="Segoe UI" w:cs="Segoe UI"/>
+          <w:color w:val="F0F6FC"/>
+          <w:sz w:val="24"/>
+          <w:szCs w:val="24"/>
+        </w:rPr>
+      </w:pPr>
+      <w:r>
+        <w:rPr>
+          <w:rFonts w:ascii="Segoe UI" w:eastAsia="Times New Roman" w:hAnsi="Segoe UI" w:cs="Segoe UI"/>
+          <w:color w:val="F0F6FC"/>
+          <w:sz w:val="24"/>
+          <w:szCs w:val="24"/>
+        </w:rPr>
+        <w:t>The application is built on modern Object-Oriented principles to ensure maintainability, scalability, and testability.</w:t>
+      </w:r>
+    </w:p>
+    <w:p>
+      <w:pPr>
+        <w:shd w:val="clear" w:color="auto" w:fill="0D1117"/>
+        <w:spacing w:before="360" w:after="240" w:line="240" w:lineRule="auto"/>
+        <w:outlineLvl w:val="2"/>
+        <w:rPr>
+          <w:rFonts w:ascii="Segoe UI" w:eastAsia="Times New Roman" w:hAnsi="Segoe UI" w:cs="Segoe UI"/>
+          <w:b/>
+          <w:bCs/>
+          <w:color w:val="F0F6FC"/>
+          <w:sz w:val="30"/>
+          <w:szCs w:val="30"/>
+        </w:rPr>
+      </w:pPr>
+      <w:r>
+        <w:rPr>
+          <w:rFonts w:ascii="Segoe UI" w:eastAsia="Times New Roman" w:hAnsi="Segoe UI" w:cs="Segoe UI"/>
+          <w:b/>
+          <w:bCs/>
+          <w:color w:val="F0F6FC"/>
+          <w:sz w:val="30"/>
+          <w:szCs w:val="30"/>
+        </w:rPr>
+        <w:t>A. Core OOP Principles Applied</w:t>
+      </w:r>
+    </w:p>
+    <w:p>
+      <w:pPr>
+        <w:numPr>
+          <w:ilvl w:val="0"/>
+          <w:numId w:val="23"/>
+        </w:numPr>
+        <w:shd w:val="clear" w:color="auto" w:fill="0D1117"/>
+        <w:spacing w:before="100" w:beforeAutospacing="1" w:after="100" w:afterAutospacing="1" w:line="240" w:lineRule="auto"/>
+        <w:rPr>
+          <w:rFonts w:ascii="Segoe UI" w:eastAsia="Times New Roman" w:hAnsi="Segoe UI" w:cs="Segoe UI"/>
+          <w:color w:val="F0F6FC"/>
+          <w:sz w:val="24"/>
+          <w:szCs w:val="24"/>
+        </w:rPr>
+      </w:pPr>
+      <w:r>
+        <w:rPr>
+          <w:rFonts w:ascii="Segoe UI" w:eastAsia="Times New Roman" w:hAnsi="Segoe UI" w:cs="Segoe UI"/>
+          <w:b/>
+          <w:bCs/>
+          <w:color w:val="F0F6FC"/>
+          <w:sz w:val="24"/>
+          <w:szCs w:val="24"/>
+        </w:rPr>
+        <w:t>Encapsulation</w:t>
+      </w:r>
+      <w:r>
+        <w:rPr>
+          <w:rFonts w:ascii="Segoe UI" w:eastAsia="Times New Roman" w:hAnsi="Segoe UI" w:cs="Segoe UI"/>
+          <w:color w:val="F0F6FC"/>
+          <w:sz w:val="24"/>
+          <w:szCs w:val="24"/>
+        </w:rPr>
+        <w:t>:</w:t>
+      </w:r>
+    </w:p>
+    <w:p>
+      <w:pPr>
+        <w:numPr>
+          <w:ilvl w:val="1"/>
+          <w:numId w:val="23"/>
+        </w:numPr>
+        <w:shd w:val="clear" w:color="auto" w:fill="0D1117"/>
+        <w:spacing w:beforeAutospacing="1" w:after="0" w:afterAutospacing="1" w:line="240" w:lineRule="auto"/>
+        <w:rPr>
+          <w:rFonts w:ascii="Segoe UI" w:eastAsia="Times New Roman" w:hAnsi="Segoe UI" w:cs="Segoe UI"/>
+          <w:color w:val="F0F6FC"/>
+          <w:sz w:val="24"/>
+          <w:szCs w:val="24"/>
+        </w:rPr>
+      </w:pPr>
+      <w:proofErr w:type="spellStart"/>
+      <w:r>
+        <w:rPr>
+          <w:rFonts w:ascii="Consolas" w:eastAsia="Times New Roman" w:hAnsi="Consolas" w:cs="Courier New"/>
+          <w:b/>
+          <w:bCs/>
+          <w:color w:val="F0F6FC"/>
+          <w:sz w:val="20"/>
+          <w:szCs w:val="20"/>
+        </w:rPr>
+        <w:t>PacketContext</w:t>
+      </w:r>
+      <w:proofErr w:type="spellEnd"/>
+      <w:r>
+        <w:rPr>
+          <w:rFonts w:ascii="Segoe UI" w:eastAsia="Times New Roman" w:hAnsi="Segoe UI" w:cs="Segoe UI"/>
+          <w:color w:val="F0F6FC"/>
+          <w:sz w:val="24"/>
+          <w:szCs w:val="24"/>
+        </w:rPr>
+        <w:t>: Encapsulates the complex state of a packet from raw bytes to fully parsed layers and calculated delays. It protects the integrity of the analysis data.</w:t>
+      </w:r>
+    </w:p>
+    <w:p>
+      <w:pPr>
+        <w:numPr>
+          <w:ilvl w:val="1"/>
+          <w:numId w:val="23"/>
+        </w:numPr>
+        <w:shd w:val="clear" w:color="auto" w:fill="0D1117"/>
+        <w:spacing w:after="0" w:afterAutospacing="1" w:line="240" w:lineRule="auto"/>
+        <w:rPr>
+          <w:rFonts w:ascii="Segoe UI" w:eastAsia="Times New Roman" w:hAnsi="Segoe UI" w:cs="Segoe UI"/>
+          <w:color w:val="F0F6FC"/>
+          <w:sz w:val="24"/>
+          <w:szCs w:val="24"/>
+        </w:rPr>
+      </w:pPr>
+      <w:r>
+        <w:rPr>
+          <w:rFonts w:ascii="Consolas" w:eastAsia="Times New Roman" w:hAnsi="Consolas" w:cs="Courier New"/>
+          <w:b/>
+          <w:bCs/>
+          <w:color w:val="F0F6FC"/>
+          <w:sz w:val="20"/>
+          <w:szCs w:val="20"/>
+        </w:rPr>
+        <w:t>Config</w:t>
+      </w:r>
+      <w:r>
+        <w:rPr>
+          <w:rFonts w:ascii="Segoe UI" w:eastAsia="Times New Roman" w:hAnsi="Segoe UI" w:cs="Segoe UI"/>
+          <w:b/>
+          <w:bCs/>
+          <w:color w:val="F0F6FC"/>
+          <w:sz w:val="24"/>
+          <w:szCs w:val="24"/>
+        </w:rPr>
+        <w:t> (Record)</w:t>
+      </w:r>
+      <w:r>
+        <w:rPr>
+          <w:rFonts w:ascii="Segoe UI" w:eastAsia="Times New Roman" w:hAnsi="Segoe UI" w:cs="Segoe UI"/>
+          <w:color w:val="F0F6FC"/>
+          <w:sz w:val="24"/>
+          <w:szCs w:val="24"/>
+        </w:rPr>
+        <w:t>: Uses Java Records for shallowly immutable configuration state.</w:t>
+      </w:r>
+    </w:p>
+    <w:p>
+      <w:pPr>
+        <w:numPr>
+          <w:ilvl w:val="0"/>
+          <w:numId w:val="23"/>
+        </w:numPr>
+        <w:shd w:val="clear" w:color="auto" w:fill="0D1117"/>
+        <w:spacing w:before="60" w:after="100" w:afterAutospacing="1" w:line="240" w:lineRule="auto"/>
+        <w:rPr>
+          <w:rFonts w:ascii="Segoe UI" w:eastAsia="Times New Roman" w:hAnsi="Segoe UI" w:cs="Segoe UI"/>
+          <w:color w:val="F0F6FC"/>
+          <w:sz w:val="24"/>
+          <w:szCs w:val="24"/>
+        </w:rPr>
+      </w:pPr>
+      <w:r>
+        <w:rPr>
+          <w:rFonts w:ascii="Segoe UI" w:eastAsia="Times New Roman" w:hAnsi="Segoe UI" w:cs="Segoe UI"/>
+          <w:b/>
+          <w:bCs/>
+          <w:color w:val="F0F6FC"/>
+          <w:sz w:val="24"/>
+          <w:szCs w:val="24"/>
+        </w:rPr>
+        <w:lastRenderedPageBreak/>
+        <w:t>Inheritance &amp; Polymorphism</w:t>
+      </w:r>
+      <w:r>
+        <w:rPr>
+          <w:rFonts w:ascii="Segoe UI" w:eastAsia="Times New Roman" w:hAnsi="Segoe UI" w:cs="Segoe UI"/>
+          <w:color w:val="F0F6FC"/>
+          <w:sz w:val="24"/>
+          <w:szCs w:val="24"/>
+        </w:rPr>
+        <w:t>:</w:t>
+      </w:r>
+    </w:p>
+    <w:p>
+      <w:pPr>
+        <w:numPr>
+          <w:ilvl w:val="1"/>
+          <w:numId w:val="23"/>
+        </w:numPr>
+        <w:shd w:val="clear" w:color="auto" w:fill="0D1117"/>
+        <w:spacing w:beforeAutospacing="1" w:after="0" w:afterAutospacing="1" w:line="240" w:lineRule="auto"/>
+        <w:rPr>
+          <w:rFonts w:ascii="Segoe UI" w:eastAsia="Times New Roman" w:hAnsi="Segoe UI" w:cs="Segoe UI"/>
+          <w:color w:val="F0F6FC"/>
+          <w:sz w:val="24"/>
+          <w:szCs w:val="24"/>
+        </w:rPr>
+      </w:pPr>
+      <w:r>
+        <w:rPr>
+          <w:rFonts w:ascii="Consolas" w:eastAsia="Times New Roman" w:hAnsi="Consolas" w:cs="Courier New"/>
+          <w:b/>
+          <w:bCs/>
+          <w:color w:val="F0F6FC"/>
+          <w:sz w:val="20"/>
+          <w:szCs w:val="20"/>
+        </w:rPr>
+        <w:t>CaptureService</w:t>
+      </w:r>
+      <w:r>
+        <w:rPr>
+          <w:rFonts w:ascii="Segoe UI" w:eastAsia="Times New Roman" w:hAnsi="Segoe UI" w:cs="Segoe UI"/>
+          <w:b/>
+          <w:bCs/>
+          <w:color w:val="F0F6FC"/>
+          <w:sz w:val="24"/>
+          <w:szCs w:val="24"/>
+        </w:rPr>
+        <w:t> Hierarchy</w:t>
+      </w:r>
+      <w:r>
+        <w:rPr>
+          <w:rFonts w:ascii="Segoe UI" w:eastAsia="Times New Roman" w:hAnsi="Segoe UI" w:cs="Segoe UI"/>
+          <w:color w:val="F0F6FC"/>
+          <w:sz w:val="24"/>
+          <w:szCs w:val="24"/>
+        </w:rPr>
+        <w:t>: </w:t>
+      </w:r>
+      <w:r>
+        <w:rPr>
+          <w:rFonts w:ascii="Consolas" w:eastAsia="Times New Roman" w:hAnsi="Consolas" w:cs="Courier New"/>
+          <w:color w:val="F0F6FC"/>
+          <w:sz w:val="20"/>
+          <w:szCs w:val="20"/>
+        </w:rPr>
+        <w:t>PcapCaptureService</w:t>
+      </w:r>
+      <w:r>
+        <w:rPr>
+          <w:rFonts w:ascii="Segoe UI" w:eastAsia="Times New Roman" w:hAnsi="Segoe UI" w:cs="Segoe UI"/>
+          <w:color w:val="F0F6FC"/>
+          <w:sz w:val="24"/>
+          <w:szCs w:val="24"/>
+        </w:rPr>
+        <w:t> and </w:t>
+      </w:r>
+      <w:r>
+        <w:rPr>
+          <w:rFonts w:ascii="Consolas" w:eastAsia="Times New Roman" w:hAnsi="Consolas" w:cs="Courier New"/>
+          <w:color w:val="F0F6FC"/>
+          <w:sz w:val="20"/>
+          <w:szCs w:val="20"/>
+        </w:rPr>
+        <w:t>SimulatedCaptureService</w:t>
+      </w:r>
+      <w:r>
+        <w:rPr>
+          <w:rFonts w:ascii="Segoe UI" w:eastAsia="Times New Roman" w:hAnsi="Segoe UI" w:cs="Segoe UI"/>
+          <w:color w:val="F0F6FC"/>
+          <w:sz w:val="24"/>
+          <w:szCs w:val="24"/>
+        </w:rPr>
+        <w:t> inherit from the same interface. The system treats them polymorphically, allowing seamless switching between live data and simulation.</w:t>
+      </w:r>
+    </w:p>
+    <w:p>
+      <w:pPr>
+        <w:numPr>
+          <w:ilvl w:val="1"/>
+          <w:numId w:val="23"/>
+        </w:numPr>
+        <w:shd w:val="clear" w:color="auto" w:fill="0D1117"/>
+        <w:spacing w:after="0" w:afterAutospacing="1" w:line="240" w:lineRule="auto"/>
+        <w:rPr>
+          <w:rFonts w:ascii="Segoe UI" w:eastAsia="Times New Roman" w:hAnsi="Segoe UI" w:cs="Segoe UI"/>
+          <w:color w:val="F0F6FC"/>
+          <w:sz w:val="24"/>
+          <w:szCs w:val="24"/>
+        </w:rPr>
+      </w:pPr>
+      <w:proofErr w:type="spellStart"/>
+      <w:r>
+        <w:rPr>
+          <w:rFonts w:ascii="Consolas" w:eastAsia="Times New Roman" w:hAnsi="Consolas" w:cs="Courier New"/>
+          <w:b/>
+          <w:bCs/>
+          <w:color w:val="F0F6FC"/>
+          <w:sz w:val="20"/>
+          <w:szCs w:val="20"/>
+        </w:rPr>
+        <w:t>LayerParser</w:t>
+      </w:r>
+      <w:proofErr w:type="spellEnd"/>
+      <w:r>
+        <w:rPr>
+          <w:rFonts w:ascii="Segoe UI" w:eastAsia="Times New Roman" w:hAnsi="Segoe UI" w:cs="Segoe UI"/>
+          <w:b/>
+          <w:bCs/>
+          <w:color w:val="F0F6FC"/>
+          <w:sz w:val="24"/>
+          <w:szCs w:val="24"/>
+        </w:rPr>
+        <w:t> Chain</w:t>
+      </w:r>
+      <w:r>
+        <w:rPr>
+          <w:rFonts w:ascii="Segoe UI" w:eastAsia="Times New Roman" w:hAnsi="Segoe UI" w:cs="Segoe UI"/>
+          <w:color w:val="F0F6FC"/>
+          <w:sz w:val="24"/>
+          <w:szCs w:val="24"/>
+        </w:rPr>
+        <w:t>: Various parsers (Link, Network, etc.) inherit from a base abstraction, allowing the </w:t>
+      </w:r>
+      <w:proofErr w:type="spellStart"/>
+      <w:r>
+        <w:rPr>
+          <w:rFonts w:ascii="Consolas" w:eastAsia="Times New Roman" w:hAnsi="Consolas" w:cs="Courier New"/>
+          <w:color w:val="F0F6FC"/>
+          <w:sz w:val="20"/>
+          <w:szCs w:val="20"/>
+        </w:rPr>
+        <w:t>PacketProcessor</w:t>
+      </w:r>
+      <w:proofErr w:type="spellEnd"/>
+      <w:r>
+        <w:rPr>
+          <w:rFonts w:ascii="Segoe UI" w:eastAsia="Times New Roman" w:hAnsi="Segoe UI" w:cs="Segoe UI"/>
+          <w:color w:val="F0F6FC"/>
+          <w:sz w:val="24"/>
+          <w:szCs w:val="24"/>
+        </w:rPr>
+        <w:t> to iterate through them without knowing their specific types.</w:t>
+      </w:r>
+    </w:p>
+    <w:p>
+      <w:pPr>
+        <w:numPr>
+          <w:ilvl w:val="0"/>
+          <w:numId w:val="23"/>
+        </w:numPr>
+        <w:shd w:val="clear" w:color="auto" w:fill="0D1117"/>
+        <w:spacing w:before="60" w:after="100" w:afterAutospacing="1" w:line="240" w:lineRule="auto"/>
+        <w:rPr>
+          <w:rFonts w:ascii="Segoe UI" w:eastAsia="Times New Roman" w:hAnsi="Segoe UI" w:cs="Segoe UI"/>
+          <w:color w:val="F0F6FC"/>
+          <w:sz w:val="24"/>
+          <w:szCs w:val="24"/>
+        </w:rPr>
+      </w:pPr>
+      <w:r>
+        <w:rPr>
+          <w:rFonts w:ascii="Segoe UI" w:eastAsia="Times New Roman" w:hAnsi="Segoe UI" w:cs="Segoe UI"/>
+          <w:b/>
+          <w:bCs/>
+          <w:color w:val="F0F6FC"/>
+          <w:sz w:val="24"/>
+          <w:szCs w:val="24"/>
+        </w:rPr>
+        <w:t>Abstraction</w:t>
+      </w:r>
+      <w:r>
+        <w:rPr>
+          <w:rFonts w:ascii="Segoe UI" w:eastAsia="Times New Roman" w:hAnsi="Segoe UI" w:cs="Segoe UI"/>
+          <w:color w:val="F0F6FC"/>
+          <w:sz w:val="24"/>
+          <w:szCs w:val="24"/>
+        </w:rPr>
+        <w:t>:</w:t>
+      </w:r>
+    </w:p>
+    <w:p>
+      <w:pPr>
+        <w:numPr>
+          <w:ilvl w:val="1"/>
+          <w:numId w:val="23"/>
+        </w:numPr>
+        <w:shd w:val="clear" w:color="auto" w:fill="0D1117"/>
+        <w:spacing w:beforeAutospacing="1" w:after="0" w:afterAutospacing="1" w:line="240" w:lineRule="auto"/>
+        <w:rPr>
+          <w:rFonts w:ascii="Segoe UI" w:eastAsia="Times New Roman" w:hAnsi="Segoe UI" w:cs="Segoe UI"/>
+          <w:color w:val="F0F6FC"/>
+          <w:sz w:val="24"/>
+          <w:szCs w:val="24"/>
+        </w:rPr>
+      </w:pPr>
+      <w:r>
+        <w:rPr>
+          <w:rFonts w:ascii="Segoe UI" w:eastAsia="Times New Roman" w:hAnsi="Segoe UI" w:cs="Segoe UI"/>
+          <w:color w:val="F0F6FC"/>
+          <w:sz w:val="24"/>
+          <w:szCs w:val="24"/>
+        </w:rPr>
+        <w:t>Interfaces like </w:t>
+      </w:r>
+      <w:proofErr w:type="spellStart"/>
+      <w:r>
+        <w:rPr>
+          <w:rFonts w:ascii="Consolas" w:eastAsia="Times New Roman" w:hAnsi="Consolas" w:cs="Courier New"/>
+          <w:color w:val="F0F6FC"/>
+          <w:sz w:val="20"/>
+          <w:szCs w:val="20"/>
+        </w:rPr>
+        <w:t>OutputWriter</w:t>
+      </w:r>
+      <w:proofErr w:type="spellEnd"/>
+      <w:r>
+        <w:rPr>
+          <w:rFonts w:ascii="Segoe UI" w:eastAsia="Times New Roman" w:hAnsi="Segoe UI" w:cs="Segoe UI"/>
+          <w:color w:val="F0F6FC"/>
+          <w:sz w:val="24"/>
+          <w:szCs w:val="24"/>
+        </w:rPr>
+        <w:t>, </w:t>
+      </w:r>
+      <w:proofErr w:type="spellStart"/>
+      <w:r>
+        <w:rPr>
+          <w:rFonts w:ascii="Consolas" w:eastAsia="Times New Roman" w:hAnsi="Consolas" w:cs="Courier New"/>
+          <w:color w:val="F0F6FC"/>
+          <w:sz w:val="20"/>
+          <w:szCs w:val="20"/>
+        </w:rPr>
+        <w:t>CaptureService</w:t>
+      </w:r>
+      <w:proofErr w:type="spellEnd"/>
+      <w:r>
+        <w:rPr>
+          <w:rFonts w:ascii="Segoe UI" w:eastAsia="Times New Roman" w:hAnsi="Segoe UI" w:cs="Segoe UI"/>
+          <w:color w:val="F0F6FC"/>
+          <w:sz w:val="24"/>
+          <w:szCs w:val="24"/>
+        </w:rPr>
+        <w:t>, and </w:t>
+      </w:r>
+      <w:proofErr w:type="spellStart"/>
+      <w:r>
+        <w:rPr>
+          <w:rFonts w:ascii="Consolas" w:eastAsia="Times New Roman" w:hAnsi="Consolas" w:cs="Courier New"/>
+          <w:color w:val="F0F6FC"/>
+          <w:sz w:val="20"/>
+          <w:szCs w:val="20"/>
+        </w:rPr>
+        <w:t>PacketHandler</w:t>
+      </w:r>
+      <w:proofErr w:type="spellEnd"/>
+      <w:r>
+        <w:rPr>
+          <w:rFonts w:ascii="Segoe UI" w:eastAsia="Times New Roman" w:hAnsi="Segoe UI" w:cs="Segoe UI"/>
+          <w:color w:val="F0F6FC"/>
+          <w:sz w:val="24"/>
+          <w:szCs w:val="24"/>
+        </w:rPr>
+        <w:t> hide implementation details (e.g., whether we are writing to a file or console, or capturing via pcap4j or a random generator).</w:t>
+      </w:r>
+    </w:p>
+    <w:p>
+      <w:pPr>
+        <w:shd w:val="clear" w:color="auto" w:fill="0D1117"/>
+        <w:spacing w:before="360" w:after="240" w:line="240" w:lineRule="auto"/>
+        <w:outlineLvl w:val="2"/>
+        <w:rPr>
+          <w:rFonts w:ascii="Segoe UI" w:eastAsia="Times New Roman" w:hAnsi="Segoe UI" w:cs="Segoe UI"/>
+          <w:b/>
+          <w:bCs/>
+          <w:color w:val="F0F6FC"/>
+          <w:sz w:val="30"/>
+          <w:szCs w:val="30"/>
+        </w:rPr>
+      </w:pPr>
+      <w:r>
+        <w:rPr>
+          <w:rFonts w:ascii="Segoe UI" w:eastAsia="Times New Roman" w:hAnsi="Segoe UI" w:cs="Segoe UI"/>
+          <w:b/>
+          <w:bCs/>
+          <w:color w:val="F0F6FC"/>
+          <w:sz w:val="30"/>
+          <w:szCs w:val="30"/>
+        </w:rPr>
+        <w:t>B. SOLID Architecture Implementation</w:t>
+      </w:r>
+    </w:p>
+    <w:p>
+      <w:pPr>
+        <w:shd w:val="clear" w:color="auto" w:fill="0D1117"/>
+        <w:spacing w:before="360" w:after="240" w:line="240" w:lineRule="auto"/>
+        <w:outlineLvl w:val="3"/>
+        <w:rPr>
+          <w:rFonts w:ascii="Segoe UI" w:eastAsia="Times New Roman" w:hAnsi="Segoe UI" w:cs="Segoe UI"/>
+          <w:b/>
+          <w:bCs/>
+          <w:color w:val="F0F6FC"/>
+          <w:sz w:val="24"/>
+          <w:szCs w:val="24"/>
+        </w:rPr>
+      </w:pPr>
+      <w:r>
+        <w:rPr>
+          <w:rFonts w:ascii="Segoe UI" w:eastAsia="Times New Roman" w:hAnsi="Segoe UI" w:cs="Segoe UI"/>
+          <w:b/>
+          <w:bCs/>
+          <w:color w:val="F0F6FC"/>
+          <w:sz w:val="24"/>
+          <w:szCs w:val="24"/>
+        </w:rPr>
+        <w:t>S - Single Responsibility Principle (SRP)</w:t>
+      </w:r>
+    </w:p>
+    <w:p>
+      <w:pPr>
+        <w:numPr>
+          <w:ilvl w:val="0"/>
+          <w:numId w:val="24"/>
+        </w:numPr>
+        <w:shd w:val="clear" w:color="auto" w:fill="0D1117"/>
+        <w:spacing w:beforeAutospacing="1" w:after="0" w:afterAutospacing="1" w:line="240" w:lineRule="auto"/>
+        <w:rPr>
+          <w:rFonts w:ascii="Segoe UI" w:eastAsia="Times New Roman" w:hAnsi="Segoe UI" w:cs="Segoe UI"/>
+          <w:color w:val="F0F6FC"/>
+          <w:sz w:val="24"/>
+          <w:szCs w:val="24"/>
+        </w:rPr>
+      </w:pPr>
+      <w:r>
+        <w:rPr>
+          <w:rFonts w:ascii="Segoe UI" w:eastAsia="Times New Roman" w:hAnsi="Segoe UI" w:cs="Segoe UI"/>
+          <w:color w:val="F0F6FC"/>
+          <w:sz w:val="24"/>
+          <w:szCs w:val="24"/>
+        </w:rPr>
+        <w:t>Each class has one job. </w:t>
+      </w:r>
+      <w:proofErr w:type="spellStart"/>
+      <w:r>
+        <w:rPr>
+          <w:rFonts w:ascii="Consolas" w:eastAsia="Times New Roman" w:hAnsi="Consolas" w:cs="Courier New"/>
+          <w:color w:val="F0F6FC"/>
+          <w:sz w:val="20"/>
+          <w:szCs w:val="20"/>
+        </w:rPr>
+        <w:t>FileOutputWriter</w:t>
+      </w:r>
+      <w:proofErr w:type="spellEnd"/>
+      <w:r>
+        <w:rPr>
+          <w:rFonts w:ascii="Segoe UI" w:eastAsia="Times New Roman" w:hAnsi="Segoe UI" w:cs="Segoe UI"/>
+          <w:color w:val="F0F6FC"/>
+          <w:sz w:val="24"/>
+          <w:szCs w:val="24"/>
+        </w:rPr>
+        <w:t> only writes to files; </w:t>
+      </w:r>
+      <w:proofErr w:type="spellStart"/>
+      <w:r>
+        <w:rPr>
+          <w:rFonts w:ascii="Consolas" w:eastAsia="Times New Roman" w:hAnsi="Consolas" w:cs="Courier New"/>
+          <w:color w:val="F0F6FC"/>
+          <w:sz w:val="20"/>
+          <w:szCs w:val="20"/>
+        </w:rPr>
+        <w:t>DnsParser</w:t>
+      </w:r>
+      <w:proofErr w:type="spellEnd"/>
+      <w:r>
+        <w:rPr>
+          <w:rFonts w:ascii="Segoe UI" w:eastAsia="Times New Roman" w:hAnsi="Segoe UI" w:cs="Segoe UI"/>
+          <w:color w:val="F0F6FC"/>
+          <w:sz w:val="24"/>
+          <w:szCs w:val="24"/>
+        </w:rPr>
+        <w:t> only parses DNS; </w:t>
+      </w:r>
+      <w:proofErr w:type="spellStart"/>
+      <w:r>
+        <w:rPr>
+          <w:rFonts w:ascii="Consolas" w:eastAsia="Times New Roman" w:hAnsi="Consolas" w:cs="Courier New"/>
+          <w:color w:val="F0F6FC"/>
+          <w:sz w:val="20"/>
+          <w:szCs w:val="20"/>
+        </w:rPr>
+        <w:t>PacketProcessor</w:t>
+      </w:r>
+      <w:proofErr w:type="spellEnd"/>
+      <w:r>
+        <w:rPr>
+          <w:rFonts w:ascii="Segoe UI" w:eastAsia="Times New Roman" w:hAnsi="Segoe UI" w:cs="Segoe UI"/>
+          <w:color w:val="F0F6FC"/>
+          <w:sz w:val="24"/>
+          <w:szCs w:val="24"/>
+        </w:rPr>
+        <w:t> only orchestrates the analysis of a single packet. This makes the code easier to debug and test.</w:t>
+      </w:r>
+    </w:p>
+    <w:p>
+      <w:pPr>
+        <w:shd w:val="clear" w:color="auto" w:fill="0D1117"/>
+        <w:spacing w:before="360" w:after="240" w:line="240" w:lineRule="auto"/>
+        <w:outlineLvl w:val="3"/>
+        <w:rPr>
+          <w:rFonts w:ascii="Segoe UI" w:eastAsia="Times New Roman" w:hAnsi="Segoe UI" w:cs="Segoe UI"/>
+          <w:b/>
+          <w:bCs/>
+          <w:color w:val="F0F6FC"/>
+          <w:sz w:val="24"/>
+          <w:szCs w:val="24"/>
+        </w:rPr>
+      </w:pPr>
+      <w:r>
+        <w:rPr>
+          <w:rFonts w:ascii="Segoe UI" w:eastAsia="Times New Roman" w:hAnsi="Segoe UI" w:cs="Segoe UI"/>
+          <w:b/>
+          <w:bCs/>
+          <w:color w:val="F0F6FC"/>
+          <w:sz w:val="24"/>
+          <w:szCs w:val="24"/>
+        </w:rPr>
+        <w:t>O - Open/Closed Principle (OCP)</w:t>
+      </w:r>
+    </w:p>
+    <w:p>
+      <w:pPr>
+        <w:numPr>
+          <w:ilvl w:val="0"/>
+          <w:numId w:val="25"/>
+        </w:numPr>
+        <w:shd w:val="clear" w:color="auto" w:fill="0D1117"/>
+        <w:spacing w:beforeAutospacing="1" w:after="0" w:afterAutospacing="1" w:line="240" w:lineRule="auto"/>
+        <w:rPr>
+          <w:rFonts w:ascii="Segoe UI" w:eastAsia="Times New Roman" w:hAnsi="Segoe UI" w:cs="Segoe UI"/>
+          <w:color w:val="F0F6FC"/>
+          <w:sz w:val="24"/>
+          <w:szCs w:val="24"/>
+        </w:rPr>
+      </w:pPr>
+      <w:r>
+        <w:rPr>
+          <w:rFonts w:ascii="Segoe UI" w:eastAsia="Times New Roman" w:hAnsi="Segoe UI" w:cs="Segoe UI"/>
+          <w:color w:val="F0F6FC"/>
+          <w:sz w:val="24"/>
+          <w:szCs w:val="24"/>
+        </w:rPr>
+        <w:t>The system is </w:t>
+      </w:r>
+      <w:r>
+        <w:rPr>
+          <w:rFonts w:ascii="Segoe UI" w:eastAsia="Times New Roman" w:hAnsi="Segoe UI" w:cs="Segoe UI"/>
+          <w:b/>
+          <w:bCs/>
+          <w:color w:val="F0F6FC"/>
+          <w:sz w:val="24"/>
+          <w:szCs w:val="24"/>
+        </w:rPr>
+        <w:t>open for extension but closed for modification</w:t>
+      </w:r>
+      <w:r>
+        <w:rPr>
+          <w:rFonts w:ascii="Segoe UI" w:eastAsia="Times New Roman" w:hAnsi="Segoe UI" w:cs="Segoe UI"/>
+          <w:color w:val="F0F6FC"/>
+          <w:sz w:val="24"/>
+          <w:szCs w:val="24"/>
+        </w:rPr>
+        <w:t>. To add support for a new protocol (e.g., FTP), one simply creates a new </w:t>
+      </w:r>
+      <w:proofErr w:type="spellStart"/>
+      <w:r>
+        <w:rPr>
+          <w:rFonts w:ascii="Consolas" w:eastAsia="Times New Roman" w:hAnsi="Consolas" w:cs="Courier New"/>
+          <w:color w:val="F0F6FC"/>
+          <w:sz w:val="20"/>
+          <w:szCs w:val="20"/>
+        </w:rPr>
+        <w:t>LayerParser</w:t>
+      </w:r>
+      <w:proofErr w:type="spellEnd"/>
+      <w:r>
+        <w:rPr>
+          <w:rFonts w:ascii="Segoe UI" w:eastAsia="Times New Roman" w:hAnsi="Segoe UI" w:cs="Segoe UI"/>
+          <w:color w:val="F0F6FC"/>
+          <w:sz w:val="24"/>
+          <w:szCs w:val="24"/>
+        </w:rPr>
+        <w:t> and registers it. The core capture and execution loops remain untouched.</w:t>
+      </w:r>
+    </w:p>
+    <w:p>
+      <w:pPr>
+        <w:shd w:val="clear" w:color="auto" w:fill="0D1117"/>
+        <w:spacing w:before="360" w:after="240" w:line="240" w:lineRule="auto"/>
+        <w:outlineLvl w:val="3"/>
+        <w:rPr>
+          <w:rFonts w:ascii="Segoe UI" w:eastAsia="Times New Roman" w:hAnsi="Segoe UI" w:cs="Segoe UI"/>
+          <w:b/>
+          <w:bCs/>
+          <w:color w:val="F0F6FC"/>
+          <w:sz w:val="24"/>
+          <w:szCs w:val="24"/>
+        </w:rPr>
+      </w:pPr>
+      <w:r>
+        <w:rPr>
+          <w:rFonts w:ascii="Segoe UI" w:eastAsia="Times New Roman" w:hAnsi="Segoe UI" w:cs="Segoe UI"/>
+          <w:b/>
+          <w:bCs/>
+          <w:color w:val="F0F6FC"/>
+          <w:sz w:val="24"/>
+          <w:szCs w:val="24"/>
+        </w:rPr>
+        <w:t xml:space="preserve">L - </w:t>
+      </w:r>
+      <w:proofErr w:type="spellStart"/>
+      <w:r>
+        <w:rPr>
+          <w:rFonts w:ascii="Segoe UI" w:eastAsia="Times New Roman" w:hAnsi="Segoe UI" w:cs="Segoe UI"/>
+          <w:b/>
+          <w:bCs/>
+          <w:color w:val="F0F6FC"/>
+          <w:sz w:val="24"/>
+          <w:szCs w:val="24"/>
+        </w:rPr>
+        <w:t>Liskov</w:t>
+      </w:r>
+      <w:proofErr w:type="spellEnd"/>
+      <w:r>
+        <w:rPr>
+          <w:rFonts w:ascii="Segoe UI" w:eastAsia="Times New Roman" w:hAnsi="Segoe UI" w:cs="Segoe UI"/>
+          <w:b/>
+          <w:bCs/>
+          <w:color w:val="F0F6FC"/>
+          <w:sz w:val="24"/>
+          <w:szCs w:val="24"/>
+        </w:rPr>
+        <w:t xml:space="preserve"> Substitution Principle (LSP)</w:t>
+      </w:r>
+    </w:p>
+    <w:p>
+      <w:pPr>
+        <w:numPr>
+          <w:ilvl w:val="0"/>
+          <w:numId w:val="26"/>
+        </w:numPr>
+        <w:shd w:val="clear" w:color="auto" w:fill="0D1117"/>
+        <w:spacing w:beforeAutospacing="1" w:after="0" w:afterAutospacing="1" w:line="240" w:lineRule="auto"/>
+        <w:rPr>
+          <w:rFonts w:ascii="Segoe UI" w:eastAsia="Times New Roman" w:hAnsi="Segoe UI" w:cs="Segoe UI"/>
+          <w:color w:val="F0F6FC"/>
+          <w:sz w:val="24"/>
+          <w:szCs w:val="24"/>
+        </w:rPr>
+      </w:pPr>
+      <w:r>
+        <w:rPr>
+          <w:rFonts w:ascii="Segoe UI" w:eastAsia="Times New Roman" w:hAnsi="Segoe UI" w:cs="Segoe UI"/>
+          <w:color w:val="F0F6FC"/>
+          <w:sz w:val="24"/>
+          <w:szCs w:val="24"/>
+        </w:rPr>
+        <w:t>Implementations of </w:t>
+      </w:r>
+      <w:proofErr w:type="spellStart"/>
+      <w:r>
+        <w:rPr>
+          <w:rFonts w:ascii="Consolas" w:eastAsia="Times New Roman" w:hAnsi="Consolas" w:cs="Courier New"/>
+          <w:color w:val="F0F6FC"/>
+          <w:sz w:val="20"/>
+          <w:szCs w:val="20"/>
+        </w:rPr>
+        <w:t>CaptureService</w:t>
+      </w:r>
+      <w:proofErr w:type="spellEnd"/>
+      <w:r>
+        <w:rPr>
+          <w:rFonts w:ascii="Segoe UI" w:eastAsia="Times New Roman" w:hAnsi="Segoe UI" w:cs="Segoe UI"/>
+          <w:color w:val="F0F6FC"/>
+          <w:sz w:val="24"/>
+          <w:szCs w:val="24"/>
+        </w:rPr>
+        <w:t> are interchangeable. The </w:t>
+      </w:r>
+      <w:proofErr w:type="spellStart"/>
+      <w:r>
+        <w:rPr>
+          <w:rFonts w:ascii="Consolas" w:eastAsia="Times New Roman" w:hAnsi="Consolas" w:cs="Courier New"/>
+          <w:color w:val="F0F6FC"/>
+          <w:sz w:val="20"/>
+          <w:szCs w:val="20"/>
+        </w:rPr>
+        <w:t>PacketAnalyzerApp</w:t>
+      </w:r>
+      <w:proofErr w:type="spellEnd"/>
+      <w:r>
+        <w:rPr>
+          <w:rFonts w:ascii="Segoe UI" w:eastAsia="Times New Roman" w:hAnsi="Segoe UI" w:cs="Segoe UI"/>
+          <w:color w:val="F0F6FC"/>
+          <w:sz w:val="24"/>
+          <w:szCs w:val="24"/>
+        </w:rPr>
+        <w:t> works identically whether provided with a </w:t>
+      </w:r>
+      <w:proofErr w:type="spellStart"/>
+      <w:r>
+        <w:rPr>
+          <w:rFonts w:ascii="Consolas" w:eastAsia="Times New Roman" w:hAnsi="Consolas" w:cs="Courier New"/>
+          <w:color w:val="F0F6FC"/>
+          <w:sz w:val="20"/>
+          <w:szCs w:val="20"/>
+        </w:rPr>
+        <w:t>SimulatedCaptureService</w:t>
+      </w:r>
+      <w:proofErr w:type="spellEnd"/>
+      <w:r>
+        <w:rPr>
+          <w:rFonts w:ascii="Segoe UI" w:eastAsia="Times New Roman" w:hAnsi="Segoe UI" w:cs="Segoe UI"/>
+          <w:color w:val="F0F6FC"/>
+          <w:sz w:val="24"/>
+          <w:szCs w:val="24"/>
+        </w:rPr>
+        <w:t> or a </w:t>
+      </w:r>
+      <w:proofErr w:type="spellStart"/>
+      <w:r>
+        <w:rPr>
+          <w:rFonts w:ascii="Consolas" w:eastAsia="Times New Roman" w:hAnsi="Consolas" w:cs="Courier New"/>
+          <w:color w:val="F0F6FC"/>
+          <w:sz w:val="20"/>
+          <w:szCs w:val="20"/>
+        </w:rPr>
+        <w:t>PcapCaptureService</w:t>
+      </w:r>
+      <w:proofErr w:type="spellEnd"/>
+      <w:r>
+        <w:rPr>
+          <w:rFonts w:ascii="Segoe UI" w:eastAsia="Times New Roman" w:hAnsi="Segoe UI" w:cs="Segoe UI"/>
+          <w:color w:val="F0F6FC"/>
+          <w:sz w:val="24"/>
+          <w:szCs w:val="24"/>
+        </w:rPr>
+        <w:t xml:space="preserve">, </w:t>
+      </w:r>
+      <w:proofErr w:type="gramStart"/>
+      <w:r>
+        <w:rPr>
+          <w:rFonts w:ascii="Segoe UI" w:eastAsia="Times New Roman" w:hAnsi="Segoe UI" w:cs="Segoe UI"/>
+          <w:color w:val="F0F6FC"/>
+          <w:sz w:val="24"/>
+          <w:szCs w:val="24"/>
+        </w:rPr>
+        <w:t>as long as</w:t>
+      </w:r>
+      <w:proofErr w:type="gramEnd"/>
+      <w:r>
+        <w:rPr>
+          <w:rFonts w:ascii="Segoe UI" w:eastAsia="Times New Roman" w:hAnsi="Segoe UI" w:cs="Segoe UI"/>
+          <w:color w:val="F0F6FC"/>
+          <w:sz w:val="24"/>
+          <w:szCs w:val="24"/>
+        </w:rPr>
+        <w:t xml:space="preserve"> the contract is honored.</w:t>
+      </w:r>
+    </w:p>
+    <w:p>
+      <w:pPr>
+        <w:shd w:val="clear" w:color="auto" w:fill="0D1117"/>
+        <w:spacing w:before="360" w:after="240" w:line="240" w:lineRule="auto"/>
+        <w:outlineLvl w:val="3"/>
+        <w:rPr>
+          <w:rFonts w:ascii="Segoe UI" w:eastAsia="Times New Roman" w:hAnsi="Segoe UI" w:cs="Segoe UI"/>
+          <w:b/>
+          <w:bCs/>
+          <w:color w:val="F0F6FC"/>
+          <w:sz w:val="24"/>
+          <w:szCs w:val="24"/>
+        </w:rPr>
+      </w:pPr>
+      <w:r>
+        <w:rPr>
+          <w:rFonts w:ascii="Segoe UI" w:eastAsia="Times New Roman" w:hAnsi="Segoe UI" w:cs="Segoe UI"/>
+          <w:b/>
+          <w:bCs/>
+          <w:color w:val="F0F6FC"/>
+          <w:sz w:val="24"/>
+          <w:szCs w:val="24"/>
+        </w:rPr>
+        <w:t>I - Interface Segregation Principle (ISP)</w:t>
+      </w:r>
+    </w:p>
+    <w:p>
+      <w:pPr>
+        <w:numPr>
+          <w:ilvl w:val="0"/>
+          <w:numId w:val="27"/>
+        </w:numPr>
+        <w:shd w:val="clear" w:color="auto" w:fill="0D1117"/>
+        <w:spacing w:beforeAutospacing="1" w:after="0" w:afterAutospacing="1" w:line="240" w:lineRule="auto"/>
+        <w:rPr>
+          <w:rFonts w:ascii="Segoe UI" w:eastAsia="Times New Roman" w:hAnsi="Segoe UI" w:cs="Segoe UI"/>
+          <w:color w:val="F0F6FC"/>
+          <w:sz w:val="24"/>
+          <w:szCs w:val="24"/>
+        </w:rPr>
+      </w:pPr>
+      <w:r>
+        <w:rPr>
+          <w:rFonts w:ascii="Segoe UI" w:eastAsia="Times New Roman" w:hAnsi="Segoe UI" w:cs="Segoe UI"/>
+          <w:color w:val="F0F6FC"/>
+          <w:sz w:val="24"/>
+          <w:szCs w:val="24"/>
+        </w:rPr>
+        <w:t>Custom functional interfaces like </w:t>
+      </w:r>
+      <w:proofErr w:type="spellStart"/>
+      <w:r>
+        <w:rPr>
+          <w:rFonts w:ascii="Consolas" w:eastAsia="Times New Roman" w:hAnsi="Consolas" w:cs="Courier New"/>
+          <w:color w:val="F0F6FC"/>
+          <w:sz w:val="20"/>
+          <w:szCs w:val="20"/>
+        </w:rPr>
+        <w:t>PacketHandler</w:t>
+      </w:r>
+      <w:proofErr w:type="spellEnd"/>
+      <w:r>
+        <w:rPr>
+          <w:rFonts w:ascii="Segoe UI" w:eastAsia="Times New Roman" w:hAnsi="Segoe UI" w:cs="Segoe UI"/>
+          <w:color w:val="F0F6FC"/>
+          <w:sz w:val="24"/>
+          <w:szCs w:val="24"/>
+        </w:rPr>
+        <w:t> provide exactly what the consumer needs (</w:t>
+      </w:r>
+      <w:r>
+        <w:rPr>
+          <w:rFonts w:ascii="Consolas" w:eastAsia="Times New Roman" w:hAnsi="Consolas" w:cs="Courier New"/>
+          <w:color w:val="F0F6FC"/>
+          <w:sz w:val="20"/>
+          <w:szCs w:val="20"/>
+        </w:rPr>
+        <w:t>handle(packet)</w:t>
+      </w:r>
+      <w:r>
+        <w:rPr>
+          <w:rFonts w:ascii="Segoe UI" w:eastAsia="Times New Roman" w:hAnsi="Segoe UI" w:cs="Segoe UI"/>
+          <w:color w:val="F0F6FC"/>
+          <w:sz w:val="24"/>
+          <w:szCs w:val="24"/>
+        </w:rPr>
+        <w:t xml:space="preserve">) without forcing dependencies on the entire </w:t>
+      </w:r>
+      <w:proofErr w:type="spellStart"/>
+      <w:r>
+        <w:rPr>
+          <w:rFonts w:ascii="Segoe UI" w:eastAsia="Times New Roman" w:hAnsi="Segoe UI" w:cs="Segoe UI"/>
+          <w:color w:val="F0F6FC"/>
+          <w:sz w:val="24"/>
+          <w:szCs w:val="24"/>
+        </w:rPr>
+        <w:t>Pcap</w:t>
+      </w:r>
+      <w:proofErr w:type="spellEnd"/>
+      <w:r>
+        <w:rPr>
+          <w:rFonts w:ascii="Segoe UI" w:eastAsia="Times New Roman" w:hAnsi="Segoe UI" w:cs="Segoe UI"/>
+          <w:color w:val="F0F6FC"/>
+          <w:sz w:val="24"/>
+          <w:szCs w:val="24"/>
+        </w:rPr>
+        <w:t xml:space="preserve"> ecosystem.</w:t>
+      </w:r>
+    </w:p>
+    <w:p>
+      <w:pPr>
+        <w:shd w:val="clear" w:color="auto" w:fill="0D1117"/>
+        <w:spacing w:before="360" w:after="240" w:line="240" w:lineRule="auto"/>
+        <w:outlineLvl w:val="3"/>
+        <w:rPr>
+          <w:rFonts w:ascii="Segoe UI" w:eastAsia="Times New Roman" w:hAnsi="Segoe UI" w:cs="Segoe UI"/>
+          <w:b/>
+          <w:bCs/>
+          <w:color w:val="F0F6FC"/>
+          <w:sz w:val="24"/>
+          <w:szCs w:val="24"/>
+        </w:rPr>
+      </w:pPr>
+      <w:r>
+        <w:rPr>
+          <w:rFonts w:ascii="Segoe UI" w:eastAsia="Times New Roman" w:hAnsi="Segoe UI" w:cs="Segoe UI"/>
+          <w:b/>
+          <w:bCs/>
+          <w:color w:val="F0F6FC"/>
+          <w:sz w:val="24"/>
+          <w:szCs w:val="24"/>
+        </w:rPr>
+        <w:lastRenderedPageBreak/>
+        <w:t>D - Dependency Inversion Principle (DIP)</w:t>
+      </w:r>
+    </w:p>
+    <w:p>
+      <w:pPr>
+        <w:numPr>
+          <w:ilvl w:val="0"/>
+          <w:numId w:val="28"/>
+        </w:numPr>
+        <w:shd w:val="clear" w:color="auto" w:fill="0D1117"/>
+        <w:spacing w:beforeAutospacing="1" w:after="0" w:afterAutospacing="1" w:line="240" w:lineRule="auto"/>
+        <w:rPr>
+          <w:rFonts w:ascii="Segoe UI" w:eastAsia="Times New Roman" w:hAnsi="Segoe UI" w:cs="Segoe UI"/>
+          <w:color w:val="F0F6FC"/>
+          <w:sz w:val="24"/>
+          <w:szCs w:val="24"/>
+        </w:rPr>
+      </w:pPr>
+      <w:r>
+        <w:rPr>
+          <w:rFonts w:ascii="Segoe UI" w:eastAsia="Times New Roman" w:hAnsi="Segoe UI" w:cs="Segoe UI"/>
+          <w:b/>
+          <w:bCs/>
+          <w:color w:val="F0F6FC"/>
+          <w:sz w:val="24"/>
+          <w:szCs w:val="24"/>
+        </w:rPr>
+        <w:t>High-level modules</w:t>
+      </w:r>
+      <w:r>
+        <w:rPr>
+          <w:rFonts w:ascii="Segoe UI" w:eastAsia="Times New Roman" w:hAnsi="Segoe UI" w:cs="Segoe UI"/>
+          <w:color w:val="F0F6FC"/>
+          <w:sz w:val="24"/>
+          <w:szCs w:val="24"/>
+        </w:rPr>
+        <w:t> (</w:t>
+      </w:r>
+      <w:proofErr w:type="spellStart"/>
+      <w:r>
+        <w:rPr>
+          <w:rFonts w:ascii="Consolas" w:eastAsia="Times New Roman" w:hAnsi="Consolas" w:cs="Courier New"/>
+          <w:color w:val="F0F6FC"/>
+          <w:sz w:val="20"/>
+          <w:szCs w:val="20"/>
+        </w:rPr>
+        <w:t>PacketAnalyzerApp</w:t>
+      </w:r>
+      <w:proofErr w:type="spellEnd"/>
+      <w:r>
+        <w:rPr>
+          <w:rFonts w:ascii="Segoe UI" w:eastAsia="Times New Roman" w:hAnsi="Segoe UI" w:cs="Segoe UI"/>
+          <w:color w:val="F0F6FC"/>
+          <w:sz w:val="24"/>
+          <w:szCs w:val="24"/>
+        </w:rPr>
+        <w:t>) do not depend on </w:t>
+      </w:r>
+      <w:r>
+        <w:rPr>
+          <w:rFonts w:ascii="Segoe UI" w:eastAsia="Times New Roman" w:hAnsi="Segoe UI" w:cs="Segoe UI"/>
+          <w:b/>
+          <w:bCs/>
+          <w:color w:val="F0F6FC"/>
+          <w:sz w:val="24"/>
+          <w:szCs w:val="24"/>
+        </w:rPr>
+        <w:t>low-level modules</w:t>
+      </w:r>
+      <w:r>
+        <w:rPr>
+          <w:rFonts w:ascii="Segoe UI" w:eastAsia="Times New Roman" w:hAnsi="Segoe UI" w:cs="Segoe UI"/>
+          <w:color w:val="F0F6FC"/>
+          <w:sz w:val="24"/>
+          <w:szCs w:val="24"/>
+        </w:rPr>
+        <w:t> (</w:t>
+      </w:r>
+      <w:proofErr w:type="spellStart"/>
+      <w:r>
+        <w:rPr>
+          <w:rFonts w:ascii="Segoe UI" w:eastAsia="Times New Roman" w:hAnsi="Segoe UI" w:cs="Segoe UI"/>
+          <w:color w:val="F0F6FC"/>
+          <w:sz w:val="24"/>
+          <w:szCs w:val="24"/>
+        </w:rPr>
+        <w:t>Npcap</w:t>
+      </w:r>
+      <w:proofErr w:type="spellEnd"/>
+      <w:r>
+        <w:rPr>
+          <w:rFonts w:ascii="Segoe UI" w:eastAsia="Times New Roman" w:hAnsi="Segoe UI" w:cs="Segoe UI"/>
+          <w:color w:val="F0F6FC"/>
+          <w:sz w:val="24"/>
+          <w:szCs w:val="24"/>
+        </w:rPr>
+        <w:t xml:space="preserve"> drivers). Instead, both depend on </w:t>
+      </w:r>
+      <w:r>
+        <w:rPr>
+          <w:rFonts w:ascii="Segoe UI" w:eastAsia="Times New Roman" w:hAnsi="Segoe UI" w:cs="Segoe UI"/>
+          <w:b/>
+          <w:bCs/>
+          <w:color w:val="F0F6FC"/>
+          <w:sz w:val="24"/>
+          <w:szCs w:val="24"/>
+        </w:rPr>
+        <w:t>abstractions</w:t>
+      </w:r>
+      <w:r>
+        <w:rPr>
+          <w:rFonts w:ascii="Segoe UI" w:eastAsia="Times New Roman" w:hAnsi="Segoe UI" w:cs="Segoe UI"/>
+          <w:color w:val="F0F6FC"/>
+          <w:sz w:val="24"/>
+          <w:szCs w:val="24"/>
+        </w:rPr>
+        <w:t> (</w:t>
+      </w:r>
+      <w:proofErr w:type="spellStart"/>
+      <w:r>
+        <w:rPr>
+          <w:rFonts w:ascii="Consolas" w:eastAsia="Times New Roman" w:hAnsi="Consolas" w:cs="Courier New"/>
+          <w:color w:val="F0F6FC"/>
+          <w:sz w:val="20"/>
+          <w:szCs w:val="20"/>
+        </w:rPr>
+        <w:t>CaptureService</w:t>
+      </w:r>
+      <w:proofErr w:type="spellEnd"/>
+      <w:r>
+        <w:rPr>
+          <w:rFonts w:ascii="Segoe UI" w:eastAsia="Times New Roman" w:hAnsi="Segoe UI" w:cs="Segoe UI"/>
+          <w:color w:val="F0F6FC"/>
+          <w:sz w:val="24"/>
+          <w:szCs w:val="24"/>
+        </w:rPr>
+        <w:t>). Dependencies are injected via constructors (Dependency Injection), making the core logic independent of the data source.</w:t>
+      </w:r>
+    </w:p>
+    <w:p>
+      <w:pPr>
+        <w:spacing w:before="360" w:after="360" w:line="240" w:lineRule="auto"/>
+        <w:rPr>
+          <w:rFonts w:ascii="Segoe UI" w:eastAsia="Times New Roman" w:hAnsi="Segoe UI" w:cs="Segoe UI"/>
+          <w:sz w:val="24"/>
+          <w:szCs w:val="24"/>
+        </w:rPr>
+      </w:pPr>
+      <w:r>
+        <w:rPr>
+          <w:rFonts w:ascii="Times New Roman" w:eastAsia="Times New Roman" w:hAnsi="Times New Roman" w:cs="Times New Roman"/>
+          <w:sz w:val="24"/>
+          <w:szCs w:val="24"/>
+        </w:rPr>
+        <w:pict w14:anchorId="5DBAB7F9">
+          <v:rect id="_x0000_i1042" style="width:0;height:3pt" o:hralign="center" o:hrstd="t" o:hr="t" fillcolor="#a0a0a0" stroked="f"/>
+        </w:pict>
+      </w:r>
+    </w:p>
+    <w:p>
+      <w:pPr>
+        <w:shd w:val="clear" w:color="auto" w:fill="0D1117"/>
+        <w:spacing w:before="360" w:after="240" w:line="240" w:lineRule="auto"/>
+        <w:outlineLvl w:val="1"/>
+        <w:rPr>
+          <w:rFonts w:ascii="Segoe UI" w:eastAsia="Times New Roman" w:hAnsi="Segoe UI" w:cs="Segoe UI"/>
+          <w:b/>
+          <w:bCs/>
+          <w:color w:val="F0F6FC"/>
+          <w:sz w:val="36"/>
+          <w:szCs w:val="36"/>
+        </w:rPr>
+      </w:pPr>
+      <w:r>
+        <w:rPr>
+          <w:rFonts w:ascii="Segoe UI" w:eastAsia="Times New Roman" w:hAnsi="Segoe UI" w:cs="Segoe UI"/>
+          <w:b/>
+          <w:bCs/>
+          <w:color w:val="F0F6FC"/>
+          <w:sz w:val="36"/>
+          <w:szCs w:val="36"/>
+        </w:rPr>
+        <w:t>6. Class Responsibility Matrix</w:t>
+      </w:r>
+    </w:p>
+    <w:tbl>
+      <w:tblPr>
+        <w:tblW w:w="0" w:type="auto"/>
+        <w:tblCellMar>
+          <w:top w:w="15" w:type="dxa"/>
+          <w:left w:w="15" w:type="dxa"/>
+          <w:bottom w:w="15" w:type="dxa"/>
+          <w:right w:w="15" w:type="dxa"/>
+        </w:tblCellMar>
+        <w:tblLook w:val="04A0" w:firstRow="1" w:lastRow="0" w:firstColumn="1" w:lastColumn="0" w:noHBand="0" w:noVBand="1"/>
+      </w:tblPr>
+      <w:tblGrid>
+        <w:gridCol w:w="1631"/>
+        <w:gridCol w:w="2313"/>
+        <w:gridCol w:w="5086"/>
+      </w:tblGrid>
+      <w:tr>
+        <w:trPr>
+          <w:tblHeader/>
+        </w:trPr>
+        <w:tc>
+          <w:tcPr>
+            <w:tcW w:w="0" w:type="auto"/>
+            <w:tcBorders>
+              <w:top w:val="single" w:sz="6" w:space="0" w:color="3D444D"/>
+              <w:left w:val="single" w:sz="6" w:space="0" w:color="3D444D"/>
+              <w:bottom w:val="single" w:sz="6" w:space="0" w:color="3D444D"/>
+              <w:right w:val="single" w:sz="6" w:space="0" w:color="3D444D"/>
+            </w:tcBorders>
+            <w:shd w:val="clear" w:color="auto" w:fill="0D1117"/>
+            <w:tcMar>
+              <w:top w:w="90" w:type="dxa"/>
+              <w:left w:w="195" w:type="dxa"/>
+              <w:bottom w:w="90" w:type="dxa"/>
+              <w:right w:w="195" w:type="dxa"/>
+            </w:tcMar>
+            <w:vAlign w:val="center"/>
+            <w:hideMark/>
+          </w:tcPr>
+          <w:p>
+            <w:pPr>
+              <w:spacing w:after="240" w:line="240" w:lineRule="auto"/>
+              <w:rPr>
+                <w:rFonts w:ascii="Times New Roman" w:eastAsia="Times New Roman" w:hAnsi="Times New Roman" w:cs="Times New Roman"/>
+                <w:b/>
+                <w:bCs/>
+                <w:sz w:val="24"/>
+                <w:szCs w:val="24"/>
+              </w:rPr>
+            </w:pPr>
+            <w:r>
+              <w:rPr>
+                <w:rFonts w:ascii="Times New Roman" w:eastAsia="Times New Roman" w:hAnsi="Times New Roman" w:cs="Times New Roman"/>
+                <w:b/>
+                <w:bCs/>
+                <w:sz w:val="24"/>
+                <w:szCs w:val="24"/>
+              </w:rPr>
+              <w:t>Component</w:t>
+            </w:r>
+          </w:p>
+        </w:tc>
+        <w:tc>
+          <w:tcPr>
+            <w:tcW w:w="0" w:type="auto"/>
+            <w:tcBorders>
+              <w:top w:val="single" w:sz="6" w:space="0" w:color="3D444D"/>
+              <w:left w:val="single" w:sz="6" w:space="0" w:color="3D444D"/>
+              <w:bottom w:val="single" w:sz="6" w:space="0" w:color="3D444D"/>
+              <w:right w:val="single" w:sz="6" w:space="0" w:color="3D444D"/>
+            </w:tcBorders>
+            <w:shd w:val="clear" w:color="auto" w:fill="0D1117"/>
+            <w:tcMar>
+              <w:top w:w="90" w:type="dxa"/>
+              <w:left w:w="195" w:type="dxa"/>
+              <w:bottom w:w="90" w:type="dxa"/>
+              <w:right w:w="195" w:type="dxa"/>
+            </w:tcMar>
+            <w:vAlign w:val="center"/>
+            <w:hideMark/>
+          </w:tcPr>
+          <w:p>
+            <w:pPr>
+              <w:spacing w:after="240" w:line="240" w:lineRule="auto"/>
+              <w:rPr>
+                <w:rFonts w:ascii="Times New Roman" w:eastAsia="Times New Roman" w:hAnsi="Times New Roman" w:cs="Times New Roman"/>
+                <w:b/>
+                <w:bCs/>
+                <w:sz w:val="24"/>
+                <w:szCs w:val="24"/>
+              </w:rPr>
+            </w:pPr>
+            <w:r>
+              <w:rPr>
+                <w:rFonts w:ascii="Times New Roman" w:eastAsia="Times New Roman" w:hAnsi="Times New Roman" w:cs="Times New Roman"/>
+                <w:b/>
+                <w:bCs/>
+                <w:sz w:val="24"/>
+                <w:szCs w:val="24"/>
+              </w:rPr>
+              <w:t>Responsibility</w:t>
+            </w:r>
+          </w:p>
+        </w:tc>
+        <w:tc>
+          <w:tcPr>
+            <w:tcW w:w="0" w:type="auto"/>
+            <w:tcBorders>
+              <w:top w:val="single" w:sz="6" w:space="0" w:color="3D444D"/>
+              <w:left w:val="single" w:sz="6" w:space="0" w:color="3D444D"/>
+              <w:bottom w:val="single" w:sz="6" w:space="0" w:color="3D444D"/>
+              <w:right w:val="single" w:sz="6" w:space="0" w:color="3D444D"/>
+            </w:tcBorders>
+            <w:shd w:val="clear" w:color="auto" w:fill="0D1117"/>
+            <w:tcMar>
+              <w:top w:w="90" w:type="dxa"/>
+              <w:left w:w="195" w:type="dxa"/>
+              <w:bottom w:w="90" w:type="dxa"/>
+              <w:right w:w="195" w:type="dxa"/>
+            </w:tcMar>
+            <w:vAlign w:val="center"/>
+            <w:hideMark/>
+          </w:tcPr>
+          <w:p>
+            <w:pPr>
+              <w:spacing w:after="240" w:line="240" w:lineRule="auto"/>
+              <w:rPr>
+                <w:rFonts w:ascii="Times New Roman" w:eastAsia="Times New Roman" w:hAnsi="Times New Roman" w:cs="Times New Roman"/>
+                <w:b/>
+                <w:bCs/>
+                <w:sz w:val="24"/>
+                <w:szCs w:val="24"/>
+              </w:rPr>
+            </w:pPr>
+            <w:r>
+              <w:rPr>
+                <w:rFonts w:ascii="Times New Roman" w:eastAsia="Times New Roman" w:hAnsi="Times New Roman" w:cs="Times New Roman"/>
+                <w:b/>
+                <w:bCs/>
+                <w:sz w:val="24"/>
+                <w:szCs w:val="24"/>
+              </w:rPr>
+              <w:t>Who/What</w:t>
+            </w:r>
+          </w:p>
+        </w:tc>
+      </w:tr>
+      <w:tr>
+        <w:tc>
+          <w:tcPr>
+            <w:tcW w:w="0" w:type="auto"/>
+            <w:tcBorders>
+              <w:top w:val="single" w:sz="6" w:space="0" w:color="3D444D"/>
+              <w:left w:val="single" w:sz="6" w:space="0" w:color="3D444D"/>
+              <w:bottom w:val="single" w:sz="6" w:space="0" w:color="3D444D"/>
+              <w:right w:val="single" w:sz="6" w:space="0" w:color="3D444D"/>
+            </w:tcBorders>
+            <w:shd w:val="clear" w:color="auto" w:fill="0D1117"/>
+            <w:tcMar>
+              <w:top w:w="90" w:type="dxa"/>
+              <w:left w:w="195" w:type="dxa"/>
+              <w:bottom w:w="90" w:type="dxa"/>
+              <w:right w:w="195" w:type="dxa"/>
+            </w:tcMar>
+            <w:vAlign w:val="center"/>
+            <w:hideMark/>
+          </w:tcPr>
+          <w:p>
+            <w:pPr>
+              <w:spacing w:after="0" w:line="240" w:lineRule="auto"/>
+              <w:rPr>
+                <w:rFonts w:ascii="Times New Roman" w:eastAsia="Times New Roman" w:hAnsi="Times New Roman" w:cs="Times New Roman"/>
+                <w:sz w:val="24"/>
+                <w:szCs w:val="24"/>
+              </w:rPr>
+            </w:pPr>
+            <w:r>
+              <w:rPr>
+                <w:rFonts w:ascii="Times New Roman" w:eastAsia="Times New Roman" w:hAnsi="Times New Roman" w:cs="Times New Roman"/>
+                <w:b/>
+                <w:bCs/>
+                <w:sz w:val="24"/>
+                <w:szCs w:val="24"/>
+              </w:rPr>
+              <w:t>Data Source</w:t>
+            </w:r>
+          </w:p>
+        </w:tc>
+        <w:tc>
+          <w:tcPr>
+            <w:tcW w:w="0" w:type="auto"/>
+            <w:tcBorders>
+              <w:top w:val="single" w:sz="6" w:space="0" w:color="3D444D"/>
+              <w:left w:val="single" w:sz="6" w:space="0" w:color="3D444D"/>
+              <w:bottom w:val="single" w:sz="6" w:space="0" w:color="3D444D"/>
+              <w:right w:val="single" w:sz="6" w:space="0" w:color="3D444D"/>
+            </w:tcBorders>
+            <w:shd w:val="clear" w:color="auto" w:fill="0D1117"/>
+            <w:tcMar>
+              <w:top w:w="90" w:type="dxa"/>
+              <w:left w:w="195" w:type="dxa"/>
+              <w:bottom w:w="90" w:type="dxa"/>
+              <w:right w:w="195" w:type="dxa"/>
+            </w:tcMar>
+            <w:vAlign w:val="center"/>
+            <w:hideMark/>
+          </w:tcPr>
+          <w:p>
+            <w:pPr>
+              <w:spacing w:after="0" w:line="240" w:lineRule="auto"/>
+              <w:rPr>
+                <w:rFonts w:ascii="Times New Roman" w:eastAsia="Times New Roman" w:hAnsi="Times New Roman" w:cs="Times New Roman"/>
+                <w:sz w:val="24"/>
+                <w:szCs w:val="24"/>
+              </w:rPr>
+            </w:pPr>
+            <w:r>
+              <w:rPr>
+                <w:rFonts w:ascii="Times New Roman" w:eastAsia="Times New Roman" w:hAnsi="Times New Roman" w:cs="Times New Roman"/>
+                <w:sz w:val="24"/>
+                <w:szCs w:val="24"/>
+              </w:rPr>
+              <w:t>Raw Packet Acquisition</w:t>
+            </w:r>
+          </w:p>
+        </w:tc>
+        <w:tc>
+          <w:tcPr>
+            <w:tcW w:w="0" w:type="auto"/>
+            <w:tcBorders>
+              <w:top w:val="single" w:sz="6" w:space="0" w:color="3D444D"/>
+              <w:left w:val="single" w:sz="6" w:space="0" w:color="3D444D"/>
+              <w:bottom w:val="single" w:sz="6" w:space="0" w:color="3D444D"/>
+              <w:right w:val="single" w:sz="6" w:space="0" w:color="3D444D"/>
+            </w:tcBorders>
+            <w:shd w:val="clear" w:color="auto" w:fill="0D1117"/>
+            <w:tcMar>
+              <w:top w:w="90" w:type="dxa"/>
+              <w:left w:w="195" w:type="dxa"/>
+              <w:bottom w:w="90" w:type="dxa"/>
+              <w:right w:w="195" w:type="dxa"/>
+            </w:tcMar>
+            <w:vAlign w:val="center"/>
+            <w:hideMark/>
+          </w:tcPr>
+          <w:p>
+            <w:pPr>
+              <w:spacing w:after="0" w:line="240" w:lineRule="auto"/>
+              <w:rPr>
+                <w:rFonts w:ascii="Times New Roman" w:eastAsia="Times New Roman" w:hAnsi="Times New Roman" w:cs="Times New Roman"/>
+                <w:sz w:val="24"/>
+                <w:szCs w:val="24"/>
+              </w:rPr>
+            </w:pPr>
+            <w:proofErr w:type="spellStart"/>
+            <w:r>
+              <w:rPr>
+                <w:rFonts w:ascii="Consolas" w:eastAsia="Times New Roman" w:hAnsi="Consolas" w:cs="Courier New"/>
+                <w:sz w:val="20"/>
+                <w:szCs w:val="20"/>
+              </w:rPr>
+              <w:t>PcapCaptureService</w:t>
+            </w:r>
+            <w:proofErr w:type="spellEnd"/>
+            <w:r>
+              <w:rPr>
+                <w:rFonts w:ascii="Times New Roman" w:eastAsia="Times New Roman" w:hAnsi="Times New Roman" w:cs="Times New Roman"/>
+                <w:sz w:val="24"/>
+                <w:szCs w:val="24"/>
+              </w:rPr>
+              <w:t> / </w:t>
+            </w:r>
+            <w:proofErr w:type="spellStart"/>
+            <w:r>
+              <w:rPr>
+                <w:rFonts w:ascii="Consolas" w:eastAsia="Times New Roman" w:hAnsi="Consolas" w:cs="Courier New"/>
+                <w:sz w:val="20"/>
+                <w:szCs w:val="20"/>
+              </w:rPr>
+              <w:t>SimulatedCaptureService</w:t>
+            </w:r>
+            <w:proofErr w:type="spellEnd"/>
+          </w:p>
+        </w:tc>
+      </w:tr>
+      <w:tr>
+        <w:tc>
+          <w:tcPr>
+            <w:tcW w:w="0" w:type="auto"/>
+            <w:tcBorders>
+              <w:top w:val="single" w:sz="6" w:space="0" w:color="3D444D"/>
+              <w:left w:val="single" w:sz="6" w:space="0" w:color="3D444D"/>
+              <w:bottom w:val="single" w:sz="6" w:space="0" w:color="3D444D"/>
+              <w:right w:val="single" w:sz="6" w:space="0" w:color="3D444D"/>
+            </w:tcBorders>
+            <w:shd w:val="clear" w:color="auto" w:fill="151B23"/>
+            <w:tcMar>
+              <w:top w:w="90" w:type="dxa"/>
+              <w:left w:w="195" w:type="dxa"/>
+              <w:bottom w:w="90" w:type="dxa"/>
+              <w:right w:w="195" w:type="dxa"/>
+            </w:tcMar>
+            <w:vAlign w:val="center"/>
+            <w:hideMark/>
+          </w:tcPr>
+          <w:p>
+            <w:pPr>
+              <w:spacing w:after="0" w:line="240" w:lineRule="auto"/>
+              <w:rPr>
+                <w:rFonts w:ascii="Times New Roman" w:eastAsia="Times New Roman" w:hAnsi="Times New Roman" w:cs="Times New Roman"/>
+                <w:sz w:val="24"/>
+                <w:szCs w:val="24"/>
+              </w:rPr>
+            </w:pPr>
+            <w:r>
+              <w:rPr>
+                <w:rFonts w:ascii="Times New Roman" w:eastAsia="Times New Roman" w:hAnsi="Times New Roman" w:cs="Times New Roman"/>
+                <w:b/>
+                <w:bCs/>
+                <w:sz w:val="24"/>
+                <w:szCs w:val="24"/>
+              </w:rPr>
+              <w:t>Data Parser</w:t>
+            </w:r>
+          </w:p>
+        </w:tc>
+        <w:tc>
+          <w:tcPr>
+            <w:tcW w:w="0" w:type="auto"/>
+            <w:tcBorders>
+              <w:top w:val="single" w:sz="6" w:space="0" w:color="3D444D"/>
+              <w:left w:val="single" w:sz="6" w:space="0" w:color="3D444D"/>
+              <w:bottom w:val="single" w:sz="6" w:space="0" w:color="3D444D"/>
+              <w:right w:val="single" w:sz="6" w:space="0" w:color="3D444D"/>
+            </w:tcBorders>
+            <w:shd w:val="clear" w:color="auto" w:fill="151B23"/>
+            <w:tcMar>
+              <w:top w:w="90" w:type="dxa"/>
+              <w:left w:w="195" w:type="dxa"/>
+              <w:bottom w:w="90" w:type="dxa"/>
+              <w:right w:w="195" w:type="dxa"/>
+            </w:tcMar>
+            <w:vAlign w:val="center"/>
+            <w:hideMark/>
+          </w:tcPr>
+          <w:p>
+            <w:pPr>
+              <w:spacing w:after="0" w:line="240" w:lineRule="auto"/>
+              <w:rPr>
+                <w:rFonts w:ascii="Times New Roman" w:eastAsia="Times New Roman" w:hAnsi="Times New Roman" w:cs="Times New Roman"/>
+                <w:sz w:val="24"/>
+                <w:szCs w:val="24"/>
+              </w:rPr>
+            </w:pPr>
+            <w:r>
+              <w:rPr>
+                <w:rFonts w:ascii="Times New Roman" w:eastAsia="Times New Roman" w:hAnsi="Times New Roman" w:cs="Times New Roman"/>
+                <w:sz w:val="24"/>
+                <w:szCs w:val="24"/>
+              </w:rPr>
+              <w:t>Decoding Bytes to Headers</w:t>
+            </w:r>
+          </w:p>
+        </w:tc>
+        <w:tc>
+          <w:tcPr>
+            <w:tcW w:w="0" w:type="auto"/>
+            <w:tcBorders>
+              <w:top w:val="single" w:sz="6" w:space="0" w:color="3D444D"/>
+              <w:left w:val="single" w:sz="6" w:space="0" w:color="3D444D"/>
+              <w:bottom w:val="single" w:sz="6" w:space="0" w:color="3D444D"/>
+              <w:right w:val="single" w:sz="6" w:space="0" w:color="3D444D"/>
+            </w:tcBorders>
+            <w:shd w:val="clear" w:color="auto" w:fill="151B23"/>
+            <w:tcMar>
+              <w:top w:w="90" w:type="dxa"/>
+              <w:left w:w="195" w:type="dxa"/>
+              <w:bottom w:w="90" w:type="dxa"/>
+              <w:right w:w="195" w:type="dxa"/>
+            </w:tcMar>
+            <w:vAlign w:val="center"/>
+            <w:hideMark/>
+          </w:tcPr>
+          <w:p>
+            <w:pPr>
+              <w:spacing w:after="0" w:line="240" w:lineRule="auto"/>
+              <w:rPr>
+                <w:rFonts w:ascii="Times New Roman" w:eastAsia="Times New Roman" w:hAnsi="Times New Roman" w:cs="Times New Roman"/>
+                <w:sz w:val="24"/>
+                <w:szCs w:val="24"/>
+              </w:rPr>
+            </w:pPr>
+            <w:proofErr w:type="spellStart"/>
+            <w:proofErr w:type="gramStart"/>
+            <w:r>
+              <w:rPr>
+                <w:rFonts w:ascii="Consolas" w:eastAsia="Times New Roman" w:hAnsi="Consolas" w:cs="Courier New"/>
+                <w:sz w:val="20"/>
+                <w:szCs w:val="20"/>
+              </w:rPr>
+              <w:t>parser.LayerParser</w:t>
+            </w:r>
+            <w:proofErr w:type="spellEnd"/>
+            <w:proofErr w:type="gramEnd"/>
+            <w:r>
+              <w:rPr>
+                <w:rFonts w:ascii="Times New Roman" w:eastAsia="Times New Roman" w:hAnsi="Times New Roman" w:cs="Times New Roman"/>
+                <w:sz w:val="24"/>
+                <w:szCs w:val="24"/>
+              </w:rPr>
+              <w:t> (Subclasses)</w:t>
+            </w:r>
+          </w:p>
+        </w:tc>
+      </w:tr>
+      <w:tr>
+        <w:tc>
+          <w:tcPr>
+            <w:tcW w:w="0" w:type="auto"/>
+            <w:tcBorders>
+              <w:top w:val="single" w:sz="6" w:space="0" w:color="3D444D"/>
+              <w:left w:val="single" w:sz="6" w:space="0" w:color="3D444D"/>
+              <w:bottom w:val="single" w:sz="6" w:space="0" w:color="3D444D"/>
+              <w:right w:val="single" w:sz="6" w:space="0" w:color="3D444D"/>
+            </w:tcBorders>
+            <w:shd w:val="clear" w:color="auto" w:fill="0D1117"/>
+            <w:tcMar>
+              <w:top w:w="90" w:type="dxa"/>
+              <w:left w:w="195" w:type="dxa"/>
+              <w:bottom w:w="90" w:type="dxa"/>
+              <w:right w:w="195" w:type="dxa"/>
+            </w:tcMar>
+            <w:vAlign w:val="center"/>
+            <w:hideMark/>
+          </w:tcPr>
+          <w:p>
+            <w:pPr>
+              <w:spacing w:after="0" w:line="240" w:lineRule="auto"/>
+              <w:rPr>
+                <w:rFonts w:ascii="Times New Roman" w:eastAsia="Times New Roman" w:hAnsi="Times New Roman" w:cs="Times New Roman"/>
+                <w:sz w:val="24"/>
+                <w:szCs w:val="24"/>
+              </w:rPr>
+            </w:pPr>
+            <w:r>
+              <w:rPr>
+                <w:rFonts w:ascii="Times New Roman" w:eastAsia="Times New Roman" w:hAnsi="Times New Roman" w:cs="Times New Roman"/>
+                <w:b/>
+                <w:bCs/>
+                <w:sz w:val="24"/>
+                <w:szCs w:val="24"/>
+              </w:rPr>
+              <w:t>Logic Engine</w:t>
+            </w:r>
+          </w:p>
+        </w:tc>
+        <w:tc>
+          <w:tcPr>
+            <w:tcW w:w="0" w:type="auto"/>
+            <w:tcBorders>
+              <w:top w:val="single" w:sz="6" w:space="0" w:color="3D444D"/>
+              <w:left w:val="single" w:sz="6" w:space="0" w:color="3D444D"/>
+              <w:bottom w:val="single" w:sz="6" w:space="0" w:color="3D444D"/>
+              <w:right w:val="single" w:sz="6" w:space="0" w:color="3D444D"/>
+            </w:tcBorders>
+            <w:shd w:val="clear" w:color="auto" w:fill="0D1117"/>
+            <w:tcMar>
+              <w:top w:w="90" w:type="dxa"/>
+              <w:left w:w="195" w:type="dxa"/>
+              <w:bottom w:w="90" w:type="dxa"/>
+              <w:right w:w="195" w:type="dxa"/>
+            </w:tcMar>
+            <w:vAlign w:val="center"/>
+            <w:hideMark/>
+          </w:tcPr>
+          <w:p>
+            <w:pPr>
+              <w:spacing w:after="0" w:line="240" w:lineRule="auto"/>
+              <w:rPr>
+                <w:rFonts w:ascii="Times New Roman" w:eastAsia="Times New Roman" w:hAnsi="Times New Roman" w:cs="Times New Roman"/>
+                <w:sz w:val="24"/>
+                <w:szCs w:val="24"/>
+              </w:rPr>
+            </w:pPr>
+            <w:r>
+              <w:rPr>
+                <w:rFonts w:ascii="Times New Roman" w:eastAsia="Times New Roman" w:hAnsi="Times New Roman" w:cs="Times New Roman"/>
+                <w:sz w:val="24"/>
+                <w:szCs w:val="24"/>
+              </w:rPr>
+              <w:t>Protocol Filtering &amp; Delay Math</w:t>
+            </w:r>
+          </w:p>
+        </w:tc>
+        <w:tc>
+          <w:tcPr>
+            <w:tcW w:w="0" w:type="auto"/>
+            <w:tcBorders>
+              <w:top w:val="single" w:sz="6" w:space="0" w:color="3D444D"/>
+              <w:left w:val="single" w:sz="6" w:space="0" w:color="3D444D"/>
+              <w:bottom w:val="single" w:sz="6" w:space="0" w:color="3D444D"/>
+              <w:right w:val="single" w:sz="6" w:space="0" w:color="3D444D"/>
+            </w:tcBorders>
+            <w:shd w:val="clear" w:color="auto" w:fill="0D1117"/>
+            <w:tcMar>
+              <w:top w:w="90" w:type="dxa"/>
+              <w:left w:w="195" w:type="dxa"/>
+              <w:bottom w:w="90" w:type="dxa"/>
+              <w:right w:w="195" w:type="dxa"/>
+            </w:tcMar>
+            <w:vAlign w:val="center"/>
+            <w:hideMark/>
+          </w:tcPr>
+          <w:p>
+            <w:pPr>
+              <w:spacing w:after="0" w:line="240" w:lineRule="auto"/>
+              <w:rPr>
+                <w:rFonts w:ascii="Times New Roman" w:eastAsia="Times New Roman" w:hAnsi="Times New Roman" w:cs="Times New Roman"/>
+                <w:sz w:val="24"/>
+                <w:szCs w:val="24"/>
+              </w:rPr>
+            </w:pPr>
+            <w:proofErr w:type="spellStart"/>
+            <w:r>
+              <w:rPr>
+                <w:rFonts w:ascii="Consolas" w:eastAsia="Times New Roman" w:hAnsi="Consolas" w:cs="Courier New"/>
+                <w:sz w:val="20"/>
+                <w:szCs w:val="20"/>
+              </w:rPr>
+              <w:t>PacketProcessor</w:t>
+            </w:r>
+            <w:proofErr w:type="spellEnd"/>
+          </w:p>
+        </w:tc>
+      </w:tr>
+      <w:tr>
+        <w:tc>
+          <w:tcPr>
+            <w:tcW w:w="0" w:type="auto"/>
+            <w:tcBorders>
+              <w:top w:val="single" w:sz="6" w:space="0" w:color="3D444D"/>
+              <w:left w:val="single" w:sz="6" w:space="0" w:color="3D444D"/>
+              <w:bottom w:val="single" w:sz="6" w:space="0" w:color="3D444D"/>
+              <w:right w:val="single" w:sz="6" w:space="0" w:color="3D444D"/>
+            </w:tcBorders>
+            <w:shd w:val="clear" w:color="auto" w:fill="151B23"/>
+            <w:tcMar>
+              <w:top w:w="90" w:type="dxa"/>
+              <w:left w:w="195" w:type="dxa"/>
+              <w:bottom w:w="90" w:type="dxa"/>
+              <w:right w:w="195" w:type="dxa"/>
+            </w:tcMar>
+            <w:vAlign w:val="center"/>
+            <w:hideMark/>
+          </w:tcPr>
+          <w:p>
+            <w:pPr>
+              <w:spacing w:after="0" w:line="240" w:lineRule="auto"/>
+              <w:rPr>
+                <w:rFonts w:ascii="Times New Roman" w:eastAsia="Times New Roman" w:hAnsi="Times New Roman" w:cs="Times New Roman"/>
+                <w:sz w:val="24"/>
+                <w:szCs w:val="24"/>
+              </w:rPr>
+            </w:pPr>
+            <w:r>
+              <w:rPr>
+                <w:rFonts w:ascii="Times New Roman" w:eastAsia="Times New Roman" w:hAnsi="Times New Roman" w:cs="Times New Roman"/>
+                <w:b/>
+                <w:bCs/>
+                <w:sz w:val="24"/>
+                <w:szCs w:val="24"/>
+              </w:rPr>
+              <w:t>Executor</w:t>
+            </w:r>
+          </w:p>
+        </w:tc>
+        <w:tc>
+          <w:tcPr>
+            <w:tcW w:w="0" w:type="auto"/>
+            <w:tcBorders>
+              <w:top w:val="single" w:sz="6" w:space="0" w:color="3D444D"/>
+              <w:left w:val="single" w:sz="6" w:space="0" w:color="3D444D"/>
+              <w:bottom w:val="single" w:sz="6" w:space="0" w:color="3D444D"/>
+              <w:right w:val="single" w:sz="6" w:space="0" w:color="3D444D"/>
+            </w:tcBorders>
+            <w:shd w:val="clear" w:color="auto" w:fill="151B23"/>
+            <w:tcMar>
+              <w:top w:w="90" w:type="dxa"/>
+              <w:left w:w="195" w:type="dxa"/>
+              <w:bottom w:w="90" w:type="dxa"/>
+              <w:right w:w="195" w:type="dxa"/>
+            </w:tcMar>
+            <w:vAlign w:val="center"/>
+            <w:hideMark/>
+          </w:tcPr>
+          <w:p>
+            <w:pPr>
+              <w:spacing w:after="0" w:line="240" w:lineRule="auto"/>
+              <w:rPr>
+                <w:rFonts w:ascii="Times New Roman" w:eastAsia="Times New Roman" w:hAnsi="Times New Roman" w:cs="Times New Roman"/>
+                <w:sz w:val="24"/>
+                <w:szCs w:val="24"/>
+              </w:rPr>
+            </w:pPr>
+            <w:r>
+              <w:rPr>
+                <w:rFonts w:ascii="Times New Roman" w:eastAsia="Times New Roman" w:hAnsi="Times New Roman" w:cs="Times New Roman"/>
+                <w:sz w:val="24"/>
+                <w:szCs w:val="24"/>
+              </w:rPr>
+              <w:t>Thread Management</w:t>
+            </w:r>
+          </w:p>
+        </w:tc>
+        <w:tc>
+          <w:tcPr>
+            <w:tcW w:w="0" w:type="auto"/>
+            <w:tcBorders>
+              <w:top w:val="single" w:sz="6" w:space="0" w:color="3D444D"/>
+              <w:left w:val="single" w:sz="6" w:space="0" w:color="3D444D"/>
+              <w:bottom w:val="single" w:sz="6" w:space="0" w:color="3D444D"/>
+              <w:right w:val="single" w:sz="6" w:space="0" w:color="3D444D"/>
+            </w:tcBorders>
+            <w:shd w:val="clear" w:color="auto" w:fill="151B23"/>
+            <w:tcMar>
+              <w:top w:w="90" w:type="dxa"/>
+              <w:left w:w="195" w:type="dxa"/>
+              <w:bottom w:w="90" w:type="dxa"/>
+              <w:right w:w="195" w:type="dxa"/>
+            </w:tcMar>
+            <w:vAlign w:val="center"/>
+            <w:hideMark/>
+          </w:tcPr>
+          <w:p>
+            <w:pPr>
+              <w:spacing w:after="0" w:line="240" w:lineRule="auto"/>
+              <w:rPr>
+                <w:rFonts w:ascii="Times New Roman" w:eastAsia="Times New Roman" w:hAnsi="Times New Roman" w:cs="Times New Roman"/>
+                <w:sz w:val="24"/>
+                <w:szCs w:val="24"/>
+              </w:rPr>
+            </w:pPr>
+            <w:proofErr w:type="spellStart"/>
+            <w:r>
+              <w:rPr>
+                <w:rFonts w:ascii="Consolas" w:eastAsia="Times New Roman" w:hAnsi="Consolas" w:cs="Courier New"/>
+                <w:sz w:val="20"/>
+                <w:szCs w:val="20"/>
+              </w:rPr>
+              <w:t>StructuredBatchExecutor</w:t>
+            </w:r>
+            <w:proofErr w:type="spellEnd"/>
+          </w:p>
+        </w:tc>
+      </w:tr>
+      <w:tr>
+        <w:tc>
+          <w:tcPr>
+            <w:tcW w:w="0" w:type="auto"/>
+            <w:tcBorders>
+              <w:top w:val="single" w:sz="6" w:space="0" w:color="3D444D"/>
+              <w:left w:val="single" w:sz="6" w:space="0" w:color="3D444D"/>
+              <w:bottom w:val="single" w:sz="6" w:space="0" w:color="3D444D"/>
+              <w:right w:val="single" w:sz="6" w:space="0" w:color="3D444D"/>
+            </w:tcBorders>
+            <w:shd w:val="clear" w:color="auto" w:fill="0D1117"/>
+            <w:tcMar>
+              <w:top w:w="90" w:type="dxa"/>
+              <w:left w:w="195" w:type="dxa"/>
+              <w:bottom w:w="90" w:type="dxa"/>
+              <w:right w:w="195" w:type="dxa"/>
+            </w:tcMar>
+            <w:vAlign w:val="center"/>
+            <w:hideMark/>
+          </w:tcPr>
+          <w:p>
+            <w:pPr>
+              <w:spacing w:after="0" w:line="240" w:lineRule="auto"/>
+              <w:rPr>
+                <w:rFonts w:ascii="Times New Roman" w:eastAsia="Times New Roman" w:hAnsi="Times New Roman" w:cs="Times New Roman"/>
+                <w:sz w:val="24"/>
+                <w:szCs w:val="24"/>
+              </w:rPr>
+            </w:pPr>
+            <w:r>
+              <w:rPr>
+                <w:rFonts w:ascii="Times New Roman" w:eastAsia="Times New Roman" w:hAnsi="Times New Roman" w:cs="Times New Roman"/>
+                <w:b/>
+                <w:bCs/>
+                <w:sz w:val="24"/>
+                <w:szCs w:val="24"/>
+              </w:rPr>
+              <w:t>Persistence</w:t>
+            </w:r>
+          </w:p>
+        </w:tc>
+        <w:tc>
+          <w:tcPr>
+            <w:tcW w:w="0" w:type="auto"/>
+            <w:tcBorders>
+              <w:top w:val="single" w:sz="6" w:space="0" w:color="3D444D"/>
+              <w:left w:val="single" w:sz="6" w:space="0" w:color="3D444D"/>
+              <w:bottom w:val="single" w:sz="6" w:space="0" w:color="3D444D"/>
+              <w:right w:val="single" w:sz="6" w:space="0" w:color="3D444D"/>
+            </w:tcBorders>
+            <w:shd w:val="clear" w:color="auto" w:fill="0D1117"/>
+            <w:tcMar>
+              <w:top w:w="90" w:type="dxa"/>
+              <w:left w:w="195" w:type="dxa"/>
+              <w:bottom w:w="90" w:type="dxa"/>
+              <w:right w:w="195" w:type="dxa"/>
+            </w:tcMar>
+            <w:vAlign w:val="center"/>
+            <w:hideMark/>
+          </w:tcPr>
+          <w:p>
+            <w:pPr>
+              <w:spacing w:after="0" w:line="240" w:lineRule="auto"/>
+              <w:rPr>
+                <w:rFonts w:ascii="Times New Roman" w:eastAsia="Times New Roman" w:hAnsi="Times New Roman" w:cs="Times New Roman"/>
+                <w:sz w:val="24"/>
+                <w:szCs w:val="24"/>
+              </w:rPr>
+            </w:pPr>
+            <w:r>
+              <w:rPr>
+                <w:rFonts w:ascii="Times New Roman" w:eastAsia="Times New Roman" w:hAnsi="Times New Roman" w:cs="Times New Roman"/>
+                <w:sz w:val="24"/>
+                <w:szCs w:val="24"/>
+              </w:rPr>
+              <w:t>File Writing</w:t>
+            </w:r>
+          </w:p>
+        </w:tc>
+        <w:tc>
+          <w:tcPr>
+            <w:tcW w:w="0" w:type="auto"/>
+            <w:tcBorders>
+              <w:top w:val="single" w:sz="6" w:space="0" w:color="3D444D"/>
+              <w:left w:val="single" w:sz="6" w:space="0" w:color="3D444D"/>
+              <w:bottom w:val="single" w:sz="6" w:space="0" w:color="3D444D"/>
+              <w:right w:val="single" w:sz="6" w:space="0" w:color="3D444D"/>
+            </w:tcBorders>
+            <w:shd w:val="clear" w:color="auto" w:fill="0D1117"/>
+            <w:tcMar>
+              <w:top w:w="90" w:type="dxa"/>
+              <w:left w:w="195" w:type="dxa"/>
+              <w:bottom w:w="90" w:type="dxa"/>
+              <w:right w:w="195" w:type="dxa"/>
+            </w:tcMar>
+            <w:vAlign w:val="center"/>
+            <w:hideMark/>
+          </w:tcPr>
+          <w:p>
+            <w:pPr>
+              <w:spacing w:after="0" w:line="240" w:lineRule="auto"/>
+              <w:rPr>
+                <w:rFonts w:ascii="Times New Roman" w:eastAsia="Times New Roman" w:hAnsi="Times New Roman" w:cs="Times New Roman"/>
+                <w:sz w:val="24"/>
+                <w:szCs w:val="24"/>
+              </w:rPr>
+            </w:pPr>
+            <w:proofErr w:type="spellStart"/>
+            <w:r>
+              <w:rPr>
+                <w:rFonts w:ascii="Consolas" w:eastAsia="Times New Roman" w:hAnsi="Consolas" w:cs="Courier New"/>
+                <w:sz w:val="20"/>
+                <w:szCs w:val="20"/>
+              </w:rPr>
+              <w:t>FileOutputWriter</w:t>
+            </w:r>
+            <w:proofErr w:type="spellEnd"/>
+          </w:p>
+        </w:tc>
+      </w:tr>
+      <w:tr>
+        <w:tc>
+          <w:tcPr>
+            <w:tcW w:w="0" w:type="auto"/>
+            <w:tcBorders>
+              <w:top w:val="single" w:sz="6" w:space="0" w:color="3D444D"/>
+              <w:left w:val="single" w:sz="6" w:space="0" w:color="3D444D"/>
+              <w:bottom w:val="single" w:sz="6" w:space="0" w:color="3D444D"/>
+              <w:right w:val="single" w:sz="6" w:space="0" w:color="3D444D"/>
+            </w:tcBorders>
+            <w:shd w:val="clear" w:color="auto" w:fill="151B23"/>
+            <w:tcMar>
+              <w:top w:w="90" w:type="dxa"/>
+              <w:left w:w="195" w:type="dxa"/>
+              <w:bottom w:w="90" w:type="dxa"/>
+              <w:right w:w="195" w:type="dxa"/>
+            </w:tcMar>
+            <w:vAlign w:val="center"/>
+            <w:hideMark/>
+          </w:tcPr>
+          <w:p>
+            <w:pPr>
+              <w:spacing w:after="0" w:line="240" w:lineRule="auto"/>
+              <w:rPr>
+                <w:rFonts w:ascii="Times New Roman" w:eastAsia="Times New Roman" w:hAnsi="Times New Roman" w:cs="Times New Roman"/>
+                <w:sz w:val="24"/>
+                <w:szCs w:val="24"/>
+              </w:rPr>
+            </w:pPr>
+            <w:r>
+              <w:rPr>
+                <w:rFonts w:ascii="Times New Roman" w:eastAsia="Times New Roman" w:hAnsi="Times New Roman" w:cs="Times New Roman"/>
+                <w:b/>
+                <w:bCs/>
+                <w:sz w:val="24"/>
+                <w:szCs w:val="24"/>
+              </w:rPr>
+              <w:t>View Logic</w:t>
+            </w:r>
+          </w:p>
+        </w:tc>
+        <w:tc>
+          <w:tcPr>
+            <w:tcW w:w="0" w:type="auto"/>
+            <w:tcBorders>
+              <w:top w:val="single" w:sz="6" w:space="0" w:color="3D444D"/>
+              <w:left w:val="single" w:sz="6" w:space="0" w:color="3D444D"/>
+              <w:bottom w:val="single" w:sz="6" w:space="0" w:color="3D444D"/>
+              <w:right w:val="single" w:sz="6" w:space="0" w:color="3D444D"/>
+            </w:tcBorders>
+            <w:shd w:val="clear" w:color="auto" w:fill="151B23"/>
+            <w:tcMar>
+              <w:top w:w="90" w:type="dxa"/>
+              <w:left w:w="195" w:type="dxa"/>
+              <w:bottom w:w="90" w:type="dxa"/>
+              <w:right w:w="195" w:type="dxa"/>
+            </w:tcMar>
+            <w:vAlign w:val="center"/>
+            <w:hideMark/>
+          </w:tcPr>
+          <w:p>
+            <w:pPr>
+              <w:spacing w:after="0" w:line="240" w:lineRule="auto"/>
+              <w:rPr>
+                <w:rFonts w:ascii="Times New Roman" w:eastAsia="Times New Roman" w:hAnsi="Times New Roman" w:cs="Times New Roman"/>
+                <w:sz w:val="24"/>
+                <w:szCs w:val="24"/>
+              </w:rPr>
+            </w:pPr>
+            <w:r>
+              <w:rPr>
+                <w:rFonts w:ascii="Times New Roman" w:eastAsia="Times New Roman" w:hAnsi="Times New Roman" w:cs="Times New Roman"/>
+                <w:sz w:val="24"/>
+                <w:szCs w:val="24"/>
+              </w:rPr>
+              <w:t>GUI Management</w:t>
+            </w:r>
+          </w:p>
+        </w:tc>
+        <w:tc>
+          <w:tcPr>
+            <w:tcW w:w="0" w:type="auto"/>
+            <w:tcBorders>
+              <w:top w:val="single" w:sz="6" w:space="0" w:color="3D444D"/>
+              <w:left w:val="single" w:sz="6" w:space="0" w:color="3D444D"/>
+              <w:bottom w:val="single" w:sz="6" w:space="0" w:color="3D444D"/>
+              <w:right w:val="single" w:sz="6" w:space="0" w:color="3D444D"/>
+            </w:tcBorders>
+            <w:shd w:val="clear" w:color="auto" w:fill="151B23"/>
+            <w:tcMar>
+              <w:top w:w="90" w:type="dxa"/>
+              <w:left w:w="195" w:type="dxa"/>
+              <w:bottom w:w="90" w:type="dxa"/>
+              <w:right w:w="195" w:type="dxa"/>
+            </w:tcMar>
+            <w:vAlign w:val="center"/>
+            <w:hideMark/>
+          </w:tcPr>
+          <w:p>
+            <w:pPr>
+              <w:spacing w:after="0" w:line="240" w:lineRule="auto"/>
+              <w:rPr>
+                <w:rFonts w:ascii="Times New Roman" w:eastAsia="Times New Roman" w:hAnsi="Times New Roman" w:cs="Times New Roman"/>
+                <w:sz w:val="24"/>
+                <w:szCs w:val="24"/>
+              </w:rPr>
+            </w:pPr>
+            <w:proofErr w:type="spellStart"/>
+            <w:r>
+              <w:rPr>
+                <w:rFonts w:ascii="Consolas" w:eastAsia="Times New Roman" w:hAnsi="Consolas" w:cs="Courier New"/>
+                <w:sz w:val="20"/>
+                <w:szCs w:val="20"/>
+              </w:rPr>
+              <w:t>PacketLogViewer</w:t>
+            </w:r>
+            <w:proofErr w:type="spellEnd"/>
+          </w:p>
+        </w:tc>
+      </w:tr>
+      <w:tr>
+        <w:tc>
+          <w:tcPr>
+            <w:tcW w:w="0" w:type="auto"/>
+            <w:tcBorders>
+              <w:top w:val="single" w:sz="6" w:space="0" w:color="3D444D"/>
+              <w:left w:val="single" w:sz="6" w:space="0" w:color="3D444D"/>
+              <w:bottom w:val="single" w:sz="6" w:space="0" w:color="3D444D"/>
+              <w:right w:val="single" w:sz="6" w:space="0" w:color="3D444D"/>
+            </w:tcBorders>
+            <w:shd w:val="clear" w:color="auto" w:fill="0D1117"/>
+            <w:tcMar>
+              <w:top w:w="90" w:type="dxa"/>
+              <w:left w:w="195" w:type="dxa"/>
+              <w:bottom w:w="90" w:type="dxa"/>
+              <w:right w:w="195" w:type="dxa"/>
+            </w:tcMar>
+            <w:vAlign w:val="center"/>
+            <w:hideMark/>
+          </w:tcPr>
+          <w:p>
+            <w:pPr>
+              <w:spacing w:after="0" w:line="240" w:lineRule="auto"/>
+              <w:rPr>
+                <w:rFonts w:ascii="Times New Roman" w:eastAsia="Times New Roman" w:hAnsi="Times New Roman" w:cs="Times New Roman"/>
+                <w:sz w:val="24"/>
+                <w:szCs w:val="24"/>
+              </w:rPr>
+            </w:pPr>
+            <w:r>
+              <w:rPr>
+                <w:rFonts w:ascii="Times New Roman" w:eastAsia="Times New Roman" w:hAnsi="Times New Roman" w:cs="Times New Roman"/>
+                <w:b/>
+                <w:bCs/>
+                <w:sz w:val="24"/>
+                <w:szCs w:val="24"/>
+              </w:rPr>
+              <w:t>Presenter</w:t>
+            </w:r>
+          </w:p>
+        </w:tc>
+        <w:tc>
+          <w:tcPr>
+            <w:tcW w:w="0" w:type="auto"/>
+            <w:tcBorders>
+              <w:top w:val="single" w:sz="6" w:space="0" w:color="3D444D"/>
+              <w:left w:val="single" w:sz="6" w:space="0" w:color="3D444D"/>
+              <w:bottom w:val="single" w:sz="6" w:space="0" w:color="3D444D"/>
+              <w:right w:val="single" w:sz="6" w:space="0" w:color="3D444D"/>
+            </w:tcBorders>
+            <w:shd w:val="clear" w:color="auto" w:fill="0D1117"/>
+            <w:tcMar>
+              <w:top w:w="90" w:type="dxa"/>
+              <w:left w:w="195" w:type="dxa"/>
+              <w:bottom w:w="90" w:type="dxa"/>
+              <w:right w:w="195" w:type="dxa"/>
+            </w:tcMar>
+            <w:vAlign w:val="center"/>
+            <w:hideMark/>
+          </w:tcPr>
+          <w:p>
+            <w:pPr>
+              <w:spacing w:after="0" w:line="240" w:lineRule="auto"/>
+              <w:rPr>
+                <w:rFonts w:ascii="Times New Roman" w:eastAsia="Times New Roman" w:hAnsi="Times New Roman" w:cs="Times New Roman"/>
+                <w:sz w:val="24"/>
+                <w:szCs w:val="24"/>
+              </w:rPr>
+            </w:pPr>
+            <w:r>
+              <w:rPr>
+                <w:rFonts w:ascii="Times New Roman" w:eastAsia="Times New Roman" w:hAnsi="Times New Roman" w:cs="Times New Roman"/>
+                <w:sz w:val="24"/>
+                <w:szCs w:val="24"/>
+              </w:rPr>
+              <w:t>Data Transformation for UI</w:t>
+            </w:r>
+          </w:p>
+        </w:tc>
+        <w:tc>
+          <w:tcPr>
+            <w:tcW w:w="0" w:type="auto"/>
+            <w:tcBorders>
+              <w:top w:val="single" w:sz="6" w:space="0" w:color="3D444D"/>
+              <w:left w:val="single" w:sz="6" w:space="0" w:color="3D444D"/>
+              <w:bottom w:val="single" w:sz="6" w:space="0" w:color="3D444D"/>
+              <w:right w:val="single" w:sz="6" w:space="0" w:color="3D444D"/>
+            </w:tcBorders>
+            <w:shd w:val="clear" w:color="auto" w:fill="0D1117"/>
+            <w:tcMar>
+              <w:top w:w="90" w:type="dxa"/>
+              <w:left w:w="195" w:type="dxa"/>
+              <w:bottom w:w="90" w:type="dxa"/>
+              <w:right w:w="195" w:type="dxa"/>
+            </w:tcMar>
+            <w:vAlign w:val="center"/>
+            <w:hideMark/>
+          </w:tcPr>
+          <w:p>
+            <w:pPr>
+              <w:spacing w:after="0" w:line="240" w:lineRule="auto"/>
+              <w:rPr>
+                <w:rFonts w:ascii="Times New Roman" w:eastAsia="Times New Roman" w:hAnsi="Times New Roman" w:cs="Times New Roman"/>
+                <w:sz w:val="24"/>
+                <w:szCs w:val="24"/>
+              </w:rPr>
+            </w:pPr>
+            <w:proofErr w:type="spellStart"/>
+            <w:proofErr w:type="gramStart"/>
+            <w:r>
+              <w:rPr>
+                <w:rFonts w:ascii="Consolas" w:eastAsia="Times New Roman" w:hAnsi="Consolas" w:cs="Courier New"/>
+                <w:sz w:val="20"/>
+                <w:szCs w:val="20"/>
+              </w:rPr>
+              <w:t>presenter.LogPresenter</w:t>
+            </w:r>
+            <w:proofErr w:type="spellEnd"/>
+            <w:proofErr w:type="gramEnd"/>
+          </w:p>
+        </w:tc>
+      </w:tr>
+    </w:tbl>
     <w:p/>
     <w:sectPr>
       <w:headerReference w:type="default" r:id="rId9"/>
@@ -7059,6 +12664,719 @@
     </w:lvl>
   </w:abstractNum>
   <w:abstractNum w:abstractNumId="9" w15:restartNumberingAfterBreak="0">
+    <w:nsid w:val="0208128B"/>
+    <w:multiLevelType w:val="multilevel"/>
+    <w:tmpl w:val="092E931C"/>
+    <w:lvl w:ilvl="0">
+      <w:start w:val="1"/>
+      <w:numFmt w:val="bullet"/>
+      <w:lvlText w:val=""/>
+      <w:lvlJc w:val="left"/>
+      <w:pPr>
+        <w:tabs>
+          <w:tab w:val="num" w:pos="720"/>
+        </w:tabs>
+        <w:ind w:left="720" w:hanging="360"/>
+      </w:pPr>
+      <w:rPr>
+        <w:rFonts w:ascii="Symbol" w:hAnsi="Symbol" w:hint="default"/>
+        <w:sz w:val="20"/>
+      </w:rPr>
+    </w:lvl>
+    <w:lvl w:ilvl="1" w:tentative="1">
+      <w:start w:val="1"/>
+      <w:numFmt w:val="bullet"/>
+      <w:lvlText w:val="o"/>
+      <w:lvlJc w:val="left"/>
+      <w:pPr>
+        <w:tabs>
+          <w:tab w:val="num" w:pos="1440"/>
+        </w:tabs>
+        <w:ind w:left="1440" w:hanging="360"/>
+      </w:pPr>
+      <w:rPr>
+        <w:rFonts w:ascii="Courier New" w:hAnsi="Courier New" w:hint="default"/>
+        <w:sz w:val="20"/>
+      </w:rPr>
+    </w:lvl>
+    <w:lvl w:ilvl="2" w:tentative="1">
+      <w:start w:val="1"/>
+      <w:numFmt w:val="bullet"/>
+      <w:lvlText w:val=""/>
+      <w:lvlJc w:val="left"/>
+      <w:pPr>
+        <w:tabs>
+          <w:tab w:val="num" w:pos="2160"/>
+        </w:tabs>
+        <w:ind w:left="2160" w:hanging="360"/>
+      </w:pPr>
+      <w:rPr>
+        <w:rFonts w:ascii="Wingdings" w:hAnsi="Wingdings" w:hint="default"/>
+        <w:sz w:val="20"/>
+      </w:rPr>
+    </w:lvl>
+    <w:lvl w:ilvl="3" w:tentative="1">
+      <w:start w:val="1"/>
+      <w:numFmt w:val="bullet"/>
+      <w:lvlText w:val=""/>
+      <w:lvlJc w:val="left"/>
+      <w:pPr>
+        <w:tabs>
+          <w:tab w:val="num" w:pos="2880"/>
+        </w:tabs>
+        <w:ind w:left="2880" w:hanging="360"/>
+      </w:pPr>
+      <w:rPr>
+        <w:rFonts w:ascii="Wingdings" w:hAnsi="Wingdings" w:hint="default"/>
+        <w:sz w:val="20"/>
+      </w:rPr>
+    </w:lvl>
+    <w:lvl w:ilvl="4" w:tentative="1">
+      <w:start w:val="1"/>
+      <w:numFmt w:val="bullet"/>
+      <w:lvlText w:val=""/>
+      <w:lvlJc w:val="left"/>
+      <w:pPr>
+        <w:tabs>
+          <w:tab w:val="num" w:pos="3600"/>
+        </w:tabs>
+        <w:ind w:left="3600" w:hanging="360"/>
+      </w:pPr>
+      <w:rPr>
+        <w:rFonts w:ascii="Wingdings" w:hAnsi="Wingdings" w:hint="default"/>
+        <w:sz w:val="20"/>
+      </w:rPr>
+    </w:lvl>
+    <w:lvl w:ilvl="5" w:tentative="1">
+      <w:start w:val="1"/>
+      <w:numFmt w:val="bullet"/>
+      <w:lvlText w:val=""/>
+      <w:lvlJc w:val="left"/>
+      <w:pPr>
+        <w:tabs>
+          <w:tab w:val="num" w:pos="4320"/>
+        </w:tabs>
+        <w:ind w:left="4320" w:hanging="360"/>
+      </w:pPr>
+      <w:rPr>
+        <w:rFonts w:ascii="Wingdings" w:hAnsi="Wingdings" w:hint="default"/>
+        <w:sz w:val="20"/>
+      </w:rPr>
+    </w:lvl>
+    <w:lvl w:ilvl="6" w:tentative="1">
+      <w:start w:val="1"/>
+      <w:numFmt w:val="bullet"/>
+      <w:lvlText w:val=""/>
+      <w:lvlJc w:val="left"/>
+      <w:pPr>
+        <w:tabs>
+          <w:tab w:val="num" w:pos="5040"/>
+        </w:tabs>
+        <w:ind w:left="5040" w:hanging="360"/>
+      </w:pPr>
+      <w:rPr>
+        <w:rFonts w:ascii="Wingdings" w:hAnsi="Wingdings" w:hint="default"/>
+        <w:sz w:val="20"/>
+      </w:rPr>
+    </w:lvl>
+    <w:lvl w:ilvl="7" w:tentative="1">
+      <w:start w:val="1"/>
+      <w:numFmt w:val="bullet"/>
+      <w:lvlText w:val=""/>
+      <w:lvlJc w:val="left"/>
+      <w:pPr>
+        <w:tabs>
+          <w:tab w:val="num" w:pos="5760"/>
+        </w:tabs>
+        <w:ind w:left="5760" w:hanging="360"/>
+      </w:pPr>
+      <w:rPr>
+        <w:rFonts w:ascii="Wingdings" w:hAnsi="Wingdings" w:hint="default"/>
+        <w:sz w:val="20"/>
+      </w:rPr>
+    </w:lvl>
+    <w:lvl w:ilvl="8" w:tentative="1">
+      <w:start w:val="1"/>
+      <w:numFmt w:val="bullet"/>
+      <w:lvlText w:val=""/>
+      <w:lvlJc w:val="left"/>
+      <w:pPr>
+        <w:tabs>
+          <w:tab w:val="num" w:pos="6480"/>
+        </w:tabs>
+        <w:ind w:left="6480" w:hanging="360"/>
+      </w:pPr>
+      <w:rPr>
+        <w:rFonts w:ascii="Wingdings" w:hAnsi="Wingdings" w:hint="default"/>
+        <w:sz w:val="20"/>
+      </w:rPr>
+    </w:lvl>
+  </w:abstractNum>
+  <w:abstractNum w:abstractNumId="10" w15:restartNumberingAfterBreak="0">
+    <w:nsid w:val="0DA35B63"/>
+    <w:multiLevelType w:val="multilevel"/>
+    <w:tmpl w:val="55ECDA7A"/>
+    <w:lvl w:ilvl="0">
+      <w:start w:val="1"/>
+      <w:numFmt w:val="decimal"/>
+      <w:lvlText w:val="%1."/>
+      <w:lvlJc w:val="left"/>
+      <w:pPr>
+        <w:tabs>
+          <w:tab w:val="num" w:pos="720"/>
+        </w:tabs>
+        <w:ind w:left="720" w:hanging="360"/>
+      </w:pPr>
+    </w:lvl>
+    <w:lvl w:ilvl="1">
+      <w:start w:val="1"/>
+      <w:numFmt w:val="bullet"/>
+      <w:lvlText w:val="o"/>
+      <w:lvlJc w:val="left"/>
+      <w:pPr>
+        <w:tabs>
+          <w:tab w:val="num" w:pos="1440"/>
+        </w:tabs>
+        <w:ind w:left="1440" w:hanging="360"/>
+      </w:pPr>
+      <w:rPr>
+        <w:rFonts w:ascii="Courier New" w:hAnsi="Courier New" w:hint="default"/>
+        <w:sz w:val="20"/>
+      </w:rPr>
+    </w:lvl>
+    <w:lvl w:ilvl="2" w:tentative="1">
+      <w:start w:val="1"/>
+      <w:numFmt w:val="decimal"/>
+      <w:lvlText w:val="%3."/>
+      <w:lvlJc w:val="left"/>
+      <w:pPr>
+        <w:tabs>
+          <w:tab w:val="num" w:pos="2160"/>
+        </w:tabs>
+        <w:ind w:left="2160" w:hanging="360"/>
+      </w:pPr>
+    </w:lvl>
+    <w:lvl w:ilvl="3" w:tentative="1">
+      <w:start w:val="1"/>
+      <w:numFmt w:val="decimal"/>
+      <w:lvlText w:val="%4."/>
+      <w:lvlJc w:val="left"/>
+      <w:pPr>
+        <w:tabs>
+          <w:tab w:val="num" w:pos="2880"/>
+        </w:tabs>
+        <w:ind w:left="2880" w:hanging="360"/>
+      </w:pPr>
+    </w:lvl>
+    <w:lvl w:ilvl="4" w:tentative="1">
+      <w:start w:val="1"/>
+      <w:numFmt w:val="decimal"/>
+      <w:lvlText w:val="%5."/>
+      <w:lvlJc w:val="left"/>
+      <w:pPr>
+        <w:tabs>
+          <w:tab w:val="num" w:pos="3600"/>
+        </w:tabs>
+        <w:ind w:left="3600" w:hanging="360"/>
+      </w:pPr>
+    </w:lvl>
+    <w:lvl w:ilvl="5" w:tentative="1">
+      <w:start w:val="1"/>
+      <w:numFmt w:val="decimal"/>
+      <w:lvlText w:val="%6."/>
+      <w:lvlJc w:val="left"/>
+      <w:pPr>
+        <w:tabs>
+          <w:tab w:val="num" w:pos="4320"/>
+        </w:tabs>
+        <w:ind w:left="4320" w:hanging="360"/>
+      </w:pPr>
+    </w:lvl>
+    <w:lvl w:ilvl="6" w:tentative="1">
+      <w:start w:val="1"/>
+      <w:numFmt w:val="decimal"/>
+      <w:lvlText w:val="%7."/>
+      <w:lvlJc w:val="left"/>
+      <w:pPr>
+        <w:tabs>
+          <w:tab w:val="num" w:pos="5040"/>
+        </w:tabs>
+        <w:ind w:left="5040" w:hanging="360"/>
+      </w:pPr>
+    </w:lvl>
+    <w:lvl w:ilvl="7" w:tentative="1">
+      <w:start w:val="1"/>
+      <w:numFmt w:val="decimal"/>
+      <w:lvlText w:val="%8."/>
+      <w:lvlJc w:val="left"/>
+      <w:pPr>
+        <w:tabs>
+          <w:tab w:val="num" w:pos="5760"/>
+        </w:tabs>
+        <w:ind w:left="5760" w:hanging="360"/>
+      </w:pPr>
+    </w:lvl>
+    <w:lvl w:ilvl="8" w:tentative="1">
+      <w:start w:val="1"/>
+      <w:numFmt w:val="decimal"/>
+      <w:lvlText w:val="%9."/>
+      <w:lvlJc w:val="left"/>
+      <w:pPr>
+        <w:tabs>
+          <w:tab w:val="num" w:pos="6480"/>
+        </w:tabs>
+        <w:ind w:left="6480" w:hanging="360"/>
+      </w:pPr>
+    </w:lvl>
+  </w:abstractNum>
+  <w:abstractNum w:abstractNumId="11" w15:restartNumberingAfterBreak="0">
+    <w:nsid w:val="0F4A3A73"/>
+    <w:multiLevelType w:val="multilevel"/>
+    <w:tmpl w:val="FC9A5B7E"/>
+    <w:lvl w:ilvl="0">
+      <w:start w:val="1"/>
+      <w:numFmt w:val="bullet"/>
+      <w:lvlText w:val=""/>
+      <w:lvlJc w:val="left"/>
+      <w:pPr>
+        <w:tabs>
+          <w:tab w:val="num" w:pos="720"/>
+        </w:tabs>
+        <w:ind w:left="720" w:hanging="360"/>
+      </w:pPr>
+      <w:rPr>
+        <w:rFonts w:ascii="Symbol" w:hAnsi="Symbol" w:hint="default"/>
+        <w:sz w:val="20"/>
+      </w:rPr>
+    </w:lvl>
+    <w:lvl w:ilvl="1" w:tentative="1">
+      <w:start w:val="1"/>
+      <w:numFmt w:val="bullet"/>
+      <w:lvlText w:val="o"/>
+      <w:lvlJc w:val="left"/>
+      <w:pPr>
+        <w:tabs>
+          <w:tab w:val="num" w:pos="1440"/>
+        </w:tabs>
+        <w:ind w:left="1440" w:hanging="360"/>
+      </w:pPr>
+      <w:rPr>
+        <w:rFonts w:ascii="Courier New" w:hAnsi="Courier New" w:hint="default"/>
+        <w:sz w:val="20"/>
+      </w:rPr>
+    </w:lvl>
+    <w:lvl w:ilvl="2" w:tentative="1">
+      <w:start w:val="1"/>
+      <w:numFmt w:val="bullet"/>
+      <w:lvlText w:val=""/>
+      <w:lvlJc w:val="left"/>
+      <w:pPr>
+        <w:tabs>
+          <w:tab w:val="num" w:pos="2160"/>
+        </w:tabs>
+        <w:ind w:left="2160" w:hanging="360"/>
+      </w:pPr>
+      <w:rPr>
+        <w:rFonts w:ascii="Wingdings" w:hAnsi="Wingdings" w:hint="default"/>
+        <w:sz w:val="20"/>
+      </w:rPr>
+    </w:lvl>
+    <w:lvl w:ilvl="3" w:tentative="1">
+      <w:start w:val="1"/>
+      <w:numFmt w:val="bullet"/>
+      <w:lvlText w:val=""/>
+      <w:lvlJc w:val="left"/>
+      <w:pPr>
+        <w:tabs>
+          <w:tab w:val="num" w:pos="2880"/>
+        </w:tabs>
+        <w:ind w:left="2880" w:hanging="360"/>
+      </w:pPr>
+      <w:rPr>
+        <w:rFonts w:ascii="Wingdings" w:hAnsi="Wingdings" w:hint="default"/>
+        <w:sz w:val="20"/>
+      </w:rPr>
+    </w:lvl>
+    <w:lvl w:ilvl="4" w:tentative="1">
+      <w:start w:val="1"/>
+      <w:numFmt w:val="bullet"/>
+      <w:lvlText w:val=""/>
+      <w:lvlJc w:val="left"/>
+      <w:pPr>
+        <w:tabs>
+          <w:tab w:val="num" w:pos="3600"/>
+        </w:tabs>
+        <w:ind w:left="3600" w:hanging="360"/>
+      </w:pPr>
+      <w:rPr>
+        <w:rFonts w:ascii="Wingdings" w:hAnsi="Wingdings" w:hint="default"/>
+        <w:sz w:val="20"/>
+      </w:rPr>
+    </w:lvl>
+    <w:lvl w:ilvl="5" w:tentative="1">
+      <w:start w:val="1"/>
+      <w:numFmt w:val="bullet"/>
+      <w:lvlText w:val=""/>
+      <w:lvlJc w:val="left"/>
+      <w:pPr>
+        <w:tabs>
+          <w:tab w:val="num" w:pos="4320"/>
+        </w:tabs>
+        <w:ind w:left="4320" w:hanging="360"/>
+      </w:pPr>
+      <w:rPr>
+        <w:rFonts w:ascii="Wingdings" w:hAnsi="Wingdings" w:hint="default"/>
+        <w:sz w:val="20"/>
+      </w:rPr>
+    </w:lvl>
+    <w:lvl w:ilvl="6" w:tentative="1">
+      <w:start w:val="1"/>
+      <w:numFmt w:val="bullet"/>
+      <w:lvlText w:val=""/>
+      <w:lvlJc w:val="left"/>
+      <w:pPr>
+        <w:tabs>
+          <w:tab w:val="num" w:pos="5040"/>
+        </w:tabs>
+        <w:ind w:left="5040" w:hanging="360"/>
+      </w:pPr>
+      <w:rPr>
+        <w:rFonts w:ascii="Wingdings" w:hAnsi="Wingdings" w:hint="default"/>
+        <w:sz w:val="20"/>
+      </w:rPr>
+    </w:lvl>
+    <w:lvl w:ilvl="7" w:tentative="1">
+      <w:start w:val="1"/>
+      <w:numFmt w:val="bullet"/>
+      <w:lvlText w:val=""/>
+      <w:lvlJc w:val="left"/>
+      <w:pPr>
+        <w:tabs>
+          <w:tab w:val="num" w:pos="5760"/>
+        </w:tabs>
+        <w:ind w:left="5760" w:hanging="360"/>
+      </w:pPr>
+      <w:rPr>
+        <w:rFonts w:ascii="Wingdings" w:hAnsi="Wingdings" w:hint="default"/>
+        <w:sz w:val="20"/>
+      </w:rPr>
+    </w:lvl>
+    <w:lvl w:ilvl="8" w:tentative="1">
+      <w:start w:val="1"/>
+      <w:numFmt w:val="bullet"/>
+      <w:lvlText w:val=""/>
+      <w:lvlJc w:val="left"/>
+      <w:pPr>
+        <w:tabs>
+          <w:tab w:val="num" w:pos="6480"/>
+        </w:tabs>
+        <w:ind w:left="6480" w:hanging="360"/>
+      </w:pPr>
+      <w:rPr>
+        <w:rFonts w:ascii="Wingdings" w:hAnsi="Wingdings" w:hint="default"/>
+        <w:sz w:val="20"/>
+      </w:rPr>
+    </w:lvl>
+  </w:abstractNum>
+  <w:abstractNum w:abstractNumId="12" w15:restartNumberingAfterBreak="0">
+    <w:nsid w:val="0F8C198F"/>
+    <w:multiLevelType w:val="multilevel"/>
+    <w:tmpl w:val="8A9274D8"/>
+    <w:lvl w:ilvl="0">
+      <w:start w:val="1"/>
+      <w:numFmt w:val="bullet"/>
+      <w:lvlText w:val=""/>
+      <w:lvlJc w:val="left"/>
+      <w:pPr>
+        <w:tabs>
+          <w:tab w:val="num" w:pos="720"/>
+        </w:tabs>
+        <w:ind w:left="720" w:hanging="360"/>
+      </w:pPr>
+      <w:rPr>
+        <w:rFonts w:ascii="Symbol" w:hAnsi="Symbol" w:hint="default"/>
+        <w:sz w:val="20"/>
+      </w:rPr>
+    </w:lvl>
+    <w:lvl w:ilvl="1" w:tentative="1">
+      <w:start w:val="1"/>
+      <w:numFmt w:val="bullet"/>
+      <w:lvlText w:val="o"/>
+      <w:lvlJc w:val="left"/>
+      <w:pPr>
+        <w:tabs>
+          <w:tab w:val="num" w:pos="1440"/>
+        </w:tabs>
+        <w:ind w:left="1440" w:hanging="360"/>
+      </w:pPr>
+      <w:rPr>
+        <w:rFonts w:ascii="Courier New" w:hAnsi="Courier New" w:hint="default"/>
+        <w:sz w:val="20"/>
+      </w:rPr>
+    </w:lvl>
+    <w:lvl w:ilvl="2" w:tentative="1">
+      <w:start w:val="1"/>
+      <w:numFmt w:val="bullet"/>
+      <w:lvlText w:val=""/>
+      <w:lvlJc w:val="left"/>
+      <w:pPr>
+        <w:tabs>
+          <w:tab w:val="num" w:pos="2160"/>
+        </w:tabs>
+        <w:ind w:left="2160" w:hanging="360"/>
+      </w:pPr>
+      <w:rPr>
+        <w:rFonts w:ascii="Wingdings" w:hAnsi="Wingdings" w:hint="default"/>
+        <w:sz w:val="20"/>
+      </w:rPr>
+    </w:lvl>
+    <w:lvl w:ilvl="3" w:tentative="1">
+      <w:start w:val="1"/>
+      <w:numFmt w:val="bullet"/>
+      <w:lvlText w:val=""/>
+      <w:lvlJc w:val="left"/>
+      <w:pPr>
+        <w:tabs>
+          <w:tab w:val="num" w:pos="2880"/>
+        </w:tabs>
+        <w:ind w:left="2880" w:hanging="360"/>
+      </w:pPr>
+      <w:rPr>
+        <w:rFonts w:ascii="Wingdings" w:hAnsi="Wingdings" w:hint="default"/>
+        <w:sz w:val="20"/>
+      </w:rPr>
+    </w:lvl>
+    <w:lvl w:ilvl="4" w:tentative="1">
+      <w:start w:val="1"/>
+      <w:numFmt w:val="bullet"/>
+      <w:lvlText w:val=""/>
+      <w:lvlJc w:val="left"/>
+      <w:pPr>
+        <w:tabs>
+          <w:tab w:val="num" w:pos="3600"/>
+        </w:tabs>
+        <w:ind w:left="3600" w:hanging="360"/>
+      </w:pPr>
+      <w:rPr>
+        <w:rFonts w:ascii="Wingdings" w:hAnsi="Wingdings" w:hint="default"/>
+        <w:sz w:val="20"/>
+      </w:rPr>
+    </w:lvl>
+    <w:lvl w:ilvl="5" w:tentative="1">
+      <w:start w:val="1"/>
+      <w:numFmt w:val="bullet"/>
+      <w:lvlText w:val=""/>
+      <w:lvlJc w:val="left"/>
+      <w:pPr>
+        <w:tabs>
+          <w:tab w:val="num" w:pos="4320"/>
+        </w:tabs>
+        <w:ind w:left="4320" w:hanging="360"/>
+      </w:pPr>
+      <w:rPr>
+        <w:rFonts w:ascii="Wingdings" w:hAnsi="Wingdings" w:hint="default"/>
+        <w:sz w:val="20"/>
+      </w:rPr>
+    </w:lvl>
+    <w:lvl w:ilvl="6" w:tentative="1">
+      <w:start w:val="1"/>
+      <w:numFmt w:val="bullet"/>
+      <w:lvlText w:val=""/>
+      <w:lvlJc w:val="left"/>
+      <w:pPr>
+        <w:tabs>
+          <w:tab w:val="num" w:pos="5040"/>
+        </w:tabs>
+        <w:ind w:left="5040" w:hanging="360"/>
+      </w:pPr>
+      <w:rPr>
+        <w:rFonts w:ascii="Wingdings" w:hAnsi="Wingdings" w:hint="default"/>
+        <w:sz w:val="20"/>
+      </w:rPr>
+    </w:lvl>
+    <w:lvl w:ilvl="7" w:tentative="1">
+      <w:start w:val="1"/>
+      <w:numFmt w:val="bullet"/>
+      <w:lvlText w:val=""/>
+      <w:lvlJc w:val="left"/>
+      <w:pPr>
+        <w:tabs>
+          <w:tab w:val="num" w:pos="5760"/>
+        </w:tabs>
+        <w:ind w:left="5760" w:hanging="360"/>
+      </w:pPr>
+      <w:rPr>
+        <w:rFonts w:ascii="Wingdings" w:hAnsi="Wingdings" w:hint="default"/>
+        <w:sz w:val="20"/>
+      </w:rPr>
+    </w:lvl>
+    <w:lvl w:ilvl="8" w:tentative="1">
+      <w:start w:val="1"/>
+      <w:numFmt w:val="bullet"/>
+      <w:lvlText w:val=""/>
+      <w:lvlJc w:val="left"/>
+      <w:pPr>
+        <w:tabs>
+          <w:tab w:val="num" w:pos="6480"/>
+        </w:tabs>
+        <w:ind w:left="6480" w:hanging="360"/>
+      </w:pPr>
+      <w:rPr>
+        <w:rFonts w:ascii="Wingdings" w:hAnsi="Wingdings" w:hint="default"/>
+        <w:sz w:val="20"/>
+      </w:rPr>
+    </w:lvl>
+  </w:abstractNum>
+  <w:abstractNum w:abstractNumId="13" w15:restartNumberingAfterBreak="0">
+    <w:nsid w:val="0FF67632"/>
+    <w:multiLevelType w:val="multilevel"/>
+    <w:tmpl w:val="62665162"/>
+    <w:lvl w:ilvl="0">
+      <w:start w:val="1"/>
+      <w:numFmt w:val="bullet"/>
+      <w:lvlText w:val=""/>
+      <w:lvlJc w:val="left"/>
+      <w:pPr>
+        <w:tabs>
+          <w:tab w:val="num" w:pos="720"/>
+        </w:tabs>
+        <w:ind w:left="720" w:hanging="360"/>
+      </w:pPr>
+      <w:rPr>
+        <w:rFonts w:ascii="Symbol" w:hAnsi="Symbol" w:hint="default"/>
+        <w:sz w:val="20"/>
+      </w:rPr>
+    </w:lvl>
+    <w:lvl w:ilvl="1" w:tentative="1">
+      <w:start w:val="1"/>
+      <w:numFmt w:val="bullet"/>
+      <w:lvlText w:val="o"/>
+      <w:lvlJc w:val="left"/>
+      <w:pPr>
+        <w:tabs>
+          <w:tab w:val="num" w:pos="1440"/>
+        </w:tabs>
+        <w:ind w:left="1440" w:hanging="360"/>
+      </w:pPr>
+      <w:rPr>
+        <w:rFonts w:ascii="Courier New" w:hAnsi="Courier New" w:hint="default"/>
+        <w:sz w:val="20"/>
+      </w:rPr>
+    </w:lvl>
+    <w:lvl w:ilvl="2" w:tentative="1">
+      <w:start w:val="1"/>
+      <w:numFmt w:val="bullet"/>
+      <w:lvlText w:val=""/>
+      <w:lvlJc w:val="left"/>
+      <w:pPr>
+        <w:tabs>
+          <w:tab w:val="num" w:pos="2160"/>
+        </w:tabs>
+        <w:ind w:left="2160" w:hanging="360"/>
+      </w:pPr>
+      <w:rPr>
+        <w:rFonts w:ascii="Wingdings" w:hAnsi="Wingdings" w:hint="default"/>
+        <w:sz w:val="20"/>
+      </w:rPr>
+    </w:lvl>
+    <w:lvl w:ilvl="3" w:tentative="1">
+      <w:start w:val="1"/>
+      <w:numFmt w:val="bullet"/>
+      <w:lvlText w:val=""/>
+      <w:lvlJc w:val="left"/>
+      <w:pPr>
+        <w:tabs>
+          <w:tab w:val="num" w:pos="2880"/>
+        </w:tabs>
+        <w:ind w:left="2880" w:hanging="360"/>
+      </w:pPr>
+      <w:rPr>
+        <w:rFonts w:ascii="Wingdings" w:hAnsi="Wingdings" w:hint="default"/>
+        <w:sz w:val="20"/>
+      </w:rPr>
+    </w:lvl>
+    <w:lvl w:ilvl="4" w:tentative="1">
+      <w:start w:val="1"/>
+      <w:numFmt w:val="bullet"/>
+      <w:lvlText w:val=""/>
+      <w:lvlJc w:val="left"/>
+      <w:pPr>
+        <w:tabs>
+          <w:tab w:val="num" w:pos="3600"/>
+        </w:tabs>
+        <w:ind w:left="3600" w:hanging="360"/>
+      </w:pPr>
+      <w:rPr>
+        <w:rFonts w:ascii="Wingdings" w:hAnsi="Wingdings" w:hint="default"/>
+        <w:sz w:val="20"/>
+      </w:rPr>
+    </w:lvl>
+    <w:lvl w:ilvl="5" w:tentative="1">
+      <w:start w:val="1"/>
+      <w:numFmt w:val="bullet"/>
+      <w:lvlText w:val=""/>
+      <w:lvlJc w:val="left"/>
+      <w:pPr>
+        <w:tabs>
+          <w:tab w:val="num" w:pos="4320"/>
+        </w:tabs>
+        <w:ind w:left="4320" w:hanging="360"/>
+      </w:pPr>
+      <w:rPr>
+        <w:rFonts w:ascii="Wingdings" w:hAnsi="Wingdings" w:hint="default"/>
+        <w:sz w:val="20"/>
+      </w:rPr>
+    </w:lvl>
+    <w:lvl w:ilvl="6" w:tentative="1">
+      <w:start w:val="1"/>
+      <w:numFmt w:val="bullet"/>
+      <w:lvlText w:val=""/>
+      <w:lvlJc w:val="left"/>
+      <w:pPr>
+        <w:tabs>
+          <w:tab w:val="num" w:pos="5040"/>
+        </w:tabs>
+        <w:ind w:left="5040" w:hanging="360"/>
+      </w:pPr>
+      <w:rPr>
+        <w:rFonts w:ascii="Wingdings" w:hAnsi="Wingdings" w:hint="default"/>
+        <w:sz w:val="20"/>
+      </w:rPr>
+    </w:lvl>
+    <w:lvl w:ilvl="7" w:tentative="1">
+      <w:start w:val="1"/>
+      <w:numFmt w:val="bullet"/>
+      <w:lvlText w:val=""/>
+      <w:lvlJc w:val="left"/>
+      <w:pPr>
+        <w:tabs>
+          <w:tab w:val="num" w:pos="5760"/>
+        </w:tabs>
+        <w:ind w:left="5760" w:hanging="360"/>
+      </w:pPr>
+      <w:rPr>
+        <w:rFonts w:ascii="Wingdings" w:hAnsi="Wingdings" w:hint="default"/>
+        <w:sz w:val="20"/>
+      </w:rPr>
+    </w:lvl>
+    <w:lvl w:ilvl="8" w:tentative="1">
+      <w:start w:val="1"/>
+      <w:numFmt w:val="bullet"/>
+      <w:lvlText w:val=""/>
+      <w:lvlJc w:val="left"/>
+      <w:pPr>
+        <w:tabs>
+          <w:tab w:val="num" w:pos="6480"/>
+        </w:tabs>
+        <w:ind w:left="6480" w:hanging="360"/>
+      </w:pPr>
+      <w:rPr>
+        <w:rFonts w:ascii="Wingdings" w:hAnsi="Wingdings" w:hint="default"/>
+        <w:sz w:val="20"/>
+      </w:rPr>
+    </w:lvl>
+  </w:abstractNum>
+  <w:abstractNum w:abstractNumId="14" w15:restartNumberingAfterBreak="0">
     <w:nsid w:val="2BDD675C"/>
     <w:multiLevelType w:val="multilevel"/>
     <w:tmpl w:val="0DB2AA9A"/>
@@ -7207,10 +13525,1666 @@
       </w:rPr>
     </w:lvl>
   </w:abstractNum>
-  <w:abstractNum w:abstractNumId="10" w15:restartNumberingAfterBreak="0">
+  <w:abstractNum w:abstractNumId="15" w15:restartNumberingAfterBreak="0">
+    <w:nsid w:val="37E04D84"/>
+    <w:multiLevelType w:val="multilevel"/>
+    <w:tmpl w:val="0C149E20"/>
+    <w:lvl w:ilvl="0">
+      <w:start w:val="1"/>
+      <w:numFmt w:val="bullet"/>
+      <w:lvlText w:val=""/>
+      <w:lvlJc w:val="left"/>
+      <w:pPr>
+        <w:tabs>
+          <w:tab w:val="num" w:pos="720"/>
+        </w:tabs>
+        <w:ind w:left="720" w:hanging="360"/>
+      </w:pPr>
+      <w:rPr>
+        <w:rFonts w:ascii="Symbol" w:hAnsi="Symbol" w:hint="default"/>
+        <w:sz w:val="20"/>
+      </w:rPr>
+    </w:lvl>
+    <w:lvl w:ilvl="1" w:tentative="1">
+      <w:start w:val="1"/>
+      <w:numFmt w:val="bullet"/>
+      <w:lvlText w:val="o"/>
+      <w:lvlJc w:val="left"/>
+      <w:pPr>
+        <w:tabs>
+          <w:tab w:val="num" w:pos="1440"/>
+        </w:tabs>
+        <w:ind w:left="1440" w:hanging="360"/>
+      </w:pPr>
+      <w:rPr>
+        <w:rFonts w:ascii="Courier New" w:hAnsi="Courier New" w:hint="default"/>
+        <w:sz w:val="20"/>
+      </w:rPr>
+    </w:lvl>
+    <w:lvl w:ilvl="2" w:tentative="1">
+      <w:start w:val="1"/>
+      <w:numFmt w:val="bullet"/>
+      <w:lvlText w:val=""/>
+      <w:lvlJc w:val="left"/>
+      <w:pPr>
+        <w:tabs>
+          <w:tab w:val="num" w:pos="2160"/>
+        </w:tabs>
+        <w:ind w:left="2160" w:hanging="360"/>
+      </w:pPr>
+      <w:rPr>
+        <w:rFonts w:ascii="Wingdings" w:hAnsi="Wingdings" w:hint="default"/>
+        <w:sz w:val="20"/>
+      </w:rPr>
+    </w:lvl>
+    <w:lvl w:ilvl="3" w:tentative="1">
+      <w:start w:val="1"/>
+      <w:numFmt w:val="bullet"/>
+      <w:lvlText w:val=""/>
+      <w:lvlJc w:val="left"/>
+      <w:pPr>
+        <w:tabs>
+          <w:tab w:val="num" w:pos="2880"/>
+        </w:tabs>
+        <w:ind w:left="2880" w:hanging="360"/>
+      </w:pPr>
+      <w:rPr>
+        <w:rFonts w:ascii="Wingdings" w:hAnsi="Wingdings" w:hint="default"/>
+        <w:sz w:val="20"/>
+      </w:rPr>
+    </w:lvl>
+    <w:lvl w:ilvl="4" w:tentative="1">
+      <w:start w:val="1"/>
+      <w:numFmt w:val="bullet"/>
+      <w:lvlText w:val=""/>
+      <w:lvlJc w:val="left"/>
+      <w:pPr>
+        <w:tabs>
+          <w:tab w:val="num" w:pos="3600"/>
+        </w:tabs>
+        <w:ind w:left="3600" w:hanging="360"/>
+      </w:pPr>
+      <w:rPr>
+        <w:rFonts w:ascii="Wingdings" w:hAnsi="Wingdings" w:hint="default"/>
+        <w:sz w:val="20"/>
+      </w:rPr>
+    </w:lvl>
+    <w:lvl w:ilvl="5" w:tentative="1">
+      <w:start w:val="1"/>
+      <w:numFmt w:val="bullet"/>
+      <w:lvlText w:val=""/>
+      <w:lvlJc w:val="left"/>
+      <w:pPr>
+        <w:tabs>
+          <w:tab w:val="num" w:pos="4320"/>
+        </w:tabs>
+        <w:ind w:left="4320" w:hanging="360"/>
+      </w:pPr>
+      <w:rPr>
+        <w:rFonts w:ascii="Wingdings" w:hAnsi="Wingdings" w:hint="default"/>
+        <w:sz w:val="20"/>
+      </w:rPr>
+    </w:lvl>
+    <w:lvl w:ilvl="6" w:tentative="1">
+      <w:start w:val="1"/>
+      <w:numFmt w:val="bullet"/>
+      <w:lvlText w:val=""/>
+      <w:lvlJc w:val="left"/>
+      <w:pPr>
+        <w:tabs>
+          <w:tab w:val="num" w:pos="5040"/>
+        </w:tabs>
+        <w:ind w:left="5040" w:hanging="360"/>
+      </w:pPr>
+      <w:rPr>
+        <w:rFonts w:ascii="Wingdings" w:hAnsi="Wingdings" w:hint="default"/>
+        <w:sz w:val="20"/>
+      </w:rPr>
+    </w:lvl>
+    <w:lvl w:ilvl="7" w:tentative="1">
+      <w:start w:val="1"/>
+      <w:numFmt w:val="bullet"/>
+      <w:lvlText w:val=""/>
+      <w:lvlJc w:val="left"/>
+      <w:pPr>
+        <w:tabs>
+          <w:tab w:val="num" w:pos="5760"/>
+        </w:tabs>
+        <w:ind w:left="5760" w:hanging="360"/>
+      </w:pPr>
+      <w:rPr>
+        <w:rFonts w:ascii="Wingdings" w:hAnsi="Wingdings" w:hint="default"/>
+        <w:sz w:val="20"/>
+      </w:rPr>
+    </w:lvl>
+    <w:lvl w:ilvl="8" w:tentative="1">
+      <w:start w:val="1"/>
+      <w:numFmt w:val="bullet"/>
+      <w:lvlText w:val=""/>
+      <w:lvlJc w:val="left"/>
+      <w:pPr>
+        <w:tabs>
+          <w:tab w:val="num" w:pos="6480"/>
+        </w:tabs>
+        <w:ind w:left="6480" w:hanging="360"/>
+      </w:pPr>
+      <w:rPr>
+        <w:rFonts w:ascii="Wingdings" w:hAnsi="Wingdings" w:hint="default"/>
+        <w:sz w:val="20"/>
+      </w:rPr>
+    </w:lvl>
+  </w:abstractNum>
+  <w:abstractNum w:abstractNumId="16" w15:restartNumberingAfterBreak="0">
+    <w:nsid w:val="3CC5185E"/>
+    <w:multiLevelType w:val="multilevel"/>
+    <w:tmpl w:val="ED0A3786"/>
+    <w:lvl w:ilvl="0">
+      <w:start w:val="1"/>
+      <w:numFmt w:val="decimal"/>
+      <w:lvlText w:val="%1."/>
+      <w:lvlJc w:val="left"/>
+      <w:pPr>
+        <w:tabs>
+          <w:tab w:val="num" w:pos="720"/>
+        </w:tabs>
+        <w:ind w:left="720" w:hanging="360"/>
+      </w:pPr>
+    </w:lvl>
+    <w:lvl w:ilvl="1">
+      <w:start w:val="1"/>
+      <w:numFmt w:val="bullet"/>
+      <w:lvlText w:val="o"/>
+      <w:lvlJc w:val="left"/>
+      <w:pPr>
+        <w:tabs>
+          <w:tab w:val="num" w:pos="1440"/>
+        </w:tabs>
+        <w:ind w:left="1440" w:hanging="360"/>
+      </w:pPr>
+      <w:rPr>
+        <w:rFonts w:ascii="Courier New" w:hAnsi="Courier New" w:hint="default"/>
+        <w:sz w:val="20"/>
+      </w:rPr>
+    </w:lvl>
+    <w:lvl w:ilvl="2" w:tentative="1">
+      <w:start w:val="1"/>
+      <w:numFmt w:val="decimal"/>
+      <w:lvlText w:val="%3."/>
+      <w:lvlJc w:val="left"/>
+      <w:pPr>
+        <w:tabs>
+          <w:tab w:val="num" w:pos="2160"/>
+        </w:tabs>
+        <w:ind w:left="2160" w:hanging="360"/>
+      </w:pPr>
+    </w:lvl>
+    <w:lvl w:ilvl="3" w:tentative="1">
+      <w:start w:val="1"/>
+      <w:numFmt w:val="decimal"/>
+      <w:lvlText w:val="%4."/>
+      <w:lvlJc w:val="left"/>
+      <w:pPr>
+        <w:tabs>
+          <w:tab w:val="num" w:pos="2880"/>
+        </w:tabs>
+        <w:ind w:left="2880" w:hanging="360"/>
+      </w:pPr>
+    </w:lvl>
+    <w:lvl w:ilvl="4" w:tentative="1">
+      <w:start w:val="1"/>
+      <w:numFmt w:val="decimal"/>
+      <w:lvlText w:val="%5."/>
+      <w:lvlJc w:val="left"/>
+      <w:pPr>
+        <w:tabs>
+          <w:tab w:val="num" w:pos="3600"/>
+        </w:tabs>
+        <w:ind w:left="3600" w:hanging="360"/>
+      </w:pPr>
+    </w:lvl>
+    <w:lvl w:ilvl="5" w:tentative="1">
+      <w:start w:val="1"/>
+      <w:numFmt w:val="decimal"/>
+      <w:lvlText w:val="%6."/>
+      <w:lvlJc w:val="left"/>
+      <w:pPr>
+        <w:tabs>
+          <w:tab w:val="num" w:pos="4320"/>
+        </w:tabs>
+        <w:ind w:left="4320" w:hanging="360"/>
+      </w:pPr>
+    </w:lvl>
+    <w:lvl w:ilvl="6" w:tentative="1">
+      <w:start w:val="1"/>
+      <w:numFmt w:val="decimal"/>
+      <w:lvlText w:val="%7."/>
+      <w:lvlJc w:val="left"/>
+      <w:pPr>
+        <w:tabs>
+          <w:tab w:val="num" w:pos="5040"/>
+        </w:tabs>
+        <w:ind w:left="5040" w:hanging="360"/>
+      </w:pPr>
+    </w:lvl>
+    <w:lvl w:ilvl="7" w:tentative="1">
+      <w:start w:val="1"/>
+      <w:numFmt w:val="decimal"/>
+      <w:lvlText w:val="%8."/>
+      <w:lvlJc w:val="left"/>
+      <w:pPr>
+        <w:tabs>
+          <w:tab w:val="num" w:pos="5760"/>
+        </w:tabs>
+        <w:ind w:left="5760" w:hanging="360"/>
+      </w:pPr>
+    </w:lvl>
+    <w:lvl w:ilvl="8" w:tentative="1">
+      <w:start w:val="1"/>
+      <w:numFmt w:val="decimal"/>
+      <w:lvlText w:val="%9."/>
+      <w:lvlJc w:val="left"/>
+      <w:pPr>
+        <w:tabs>
+          <w:tab w:val="num" w:pos="6480"/>
+        </w:tabs>
+        <w:ind w:left="6480" w:hanging="360"/>
+      </w:pPr>
+    </w:lvl>
+  </w:abstractNum>
+  <w:abstractNum w:abstractNumId="17" w15:restartNumberingAfterBreak="0">
+    <w:nsid w:val="3F903C66"/>
+    <w:multiLevelType w:val="multilevel"/>
+    <w:tmpl w:val="ACDADD40"/>
+    <w:lvl w:ilvl="0">
+      <w:start w:val="1"/>
+      <w:numFmt w:val="decimal"/>
+      <w:lvlText w:val="%1."/>
+      <w:lvlJc w:val="left"/>
+      <w:pPr>
+        <w:tabs>
+          <w:tab w:val="num" w:pos="720"/>
+        </w:tabs>
+        <w:ind w:left="720" w:hanging="360"/>
+      </w:pPr>
+    </w:lvl>
+    <w:lvl w:ilvl="1">
+      <w:start w:val="1"/>
+      <w:numFmt w:val="bullet"/>
+      <w:lvlText w:val="o"/>
+      <w:lvlJc w:val="left"/>
+      <w:pPr>
+        <w:tabs>
+          <w:tab w:val="num" w:pos="1440"/>
+        </w:tabs>
+        <w:ind w:left="1440" w:hanging="360"/>
+      </w:pPr>
+      <w:rPr>
+        <w:rFonts w:ascii="Courier New" w:hAnsi="Courier New" w:hint="default"/>
+        <w:sz w:val="20"/>
+      </w:rPr>
+    </w:lvl>
+    <w:lvl w:ilvl="2" w:tentative="1">
+      <w:start w:val="1"/>
+      <w:numFmt w:val="decimal"/>
+      <w:lvlText w:val="%3."/>
+      <w:lvlJc w:val="left"/>
+      <w:pPr>
+        <w:tabs>
+          <w:tab w:val="num" w:pos="2160"/>
+        </w:tabs>
+        <w:ind w:left="2160" w:hanging="360"/>
+      </w:pPr>
+    </w:lvl>
+    <w:lvl w:ilvl="3" w:tentative="1">
+      <w:start w:val="1"/>
+      <w:numFmt w:val="decimal"/>
+      <w:lvlText w:val="%4."/>
+      <w:lvlJc w:val="left"/>
+      <w:pPr>
+        <w:tabs>
+          <w:tab w:val="num" w:pos="2880"/>
+        </w:tabs>
+        <w:ind w:left="2880" w:hanging="360"/>
+      </w:pPr>
+    </w:lvl>
+    <w:lvl w:ilvl="4" w:tentative="1">
+      <w:start w:val="1"/>
+      <w:numFmt w:val="decimal"/>
+      <w:lvlText w:val="%5."/>
+      <w:lvlJc w:val="left"/>
+      <w:pPr>
+        <w:tabs>
+          <w:tab w:val="num" w:pos="3600"/>
+        </w:tabs>
+        <w:ind w:left="3600" w:hanging="360"/>
+      </w:pPr>
+    </w:lvl>
+    <w:lvl w:ilvl="5" w:tentative="1">
+      <w:start w:val="1"/>
+      <w:numFmt w:val="decimal"/>
+      <w:lvlText w:val="%6."/>
+      <w:lvlJc w:val="left"/>
+      <w:pPr>
+        <w:tabs>
+          <w:tab w:val="num" w:pos="4320"/>
+        </w:tabs>
+        <w:ind w:left="4320" w:hanging="360"/>
+      </w:pPr>
+    </w:lvl>
+    <w:lvl w:ilvl="6" w:tentative="1">
+      <w:start w:val="1"/>
+      <w:numFmt w:val="decimal"/>
+      <w:lvlText w:val="%7."/>
+      <w:lvlJc w:val="left"/>
+      <w:pPr>
+        <w:tabs>
+          <w:tab w:val="num" w:pos="5040"/>
+        </w:tabs>
+        <w:ind w:left="5040" w:hanging="360"/>
+      </w:pPr>
+    </w:lvl>
+    <w:lvl w:ilvl="7" w:tentative="1">
+      <w:start w:val="1"/>
+      <w:numFmt w:val="decimal"/>
+      <w:lvlText w:val="%8."/>
+      <w:lvlJc w:val="left"/>
+      <w:pPr>
+        <w:tabs>
+          <w:tab w:val="num" w:pos="5760"/>
+        </w:tabs>
+        <w:ind w:left="5760" w:hanging="360"/>
+      </w:pPr>
+    </w:lvl>
+    <w:lvl w:ilvl="8" w:tentative="1">
+      <w:start w:val="1"/>
+      <w:numFmt w:val="decimal"/>
+      <w:lvlText w:val="%9."/>
+      <w:lvlJc w:val="left"/>
+      <w:pPr>
+        <w:tabs>
+          <w:tab w:val="num" w:pos="6480"/>
+        </w:tabs>
+        <w:ind w:left="6480" w:hanging="360"/>
+      </w:pPr>
+    </w:lvl>
+  </w:abstractNum>
+  <w:abstractNum w:abstractNumId="18" w15:restartNumberingAfterBreak="0">
+    <w:nsid w:val="52F72789"/>
+    <w:multiLevelType w:val="multilevel"/>
+    <w:tmpl w:val="BC72DB6A"/>
+    <w:lvl w:ilvl="0">
+      <w:start w:val="1"/>
+      <w:numFmt w:val="bullet"/>
+      <w:lvlText w:val=""/>
+      <w:lvlJc w:val="left"/>
+      <w:pPr>
+        <w:tabs>
+          <w:tab w:val="num" w:pos="720"/>
+        </w:tabs>
+        <w:ind w:left="720" w:hanging="360"/>
+      </w:pPr>
+      <w:rPr>
+        <w:rFonts w:ascii="Symbol" w:hAnsi="Symbol" w:hint="default"/>
+        <w:sz w:val="20"/>
+      </w:rPr>
+    </w:lvl>
+    <w:lvl w:ilvl="1" w:tentative="1">
+      <w:start w:val="1"/>
+      <w:numFmt w:val="bullet"/>
+      <w:lvlText w:val="o"/>
+      <w:lvlJc w:val="left"/>
+      <w:pPr>
+        <w:tabs>
+          <w:tab w:val="num" w:pos="1440"/>
+        </w:tabs>
+        <w:ind w:left="1440" w:hanging="360"/>
+      </w:pPr>
+      <w:rPr>
+        <w:rFonts w:ascii="Courier New" w:hAnsi="Courier New" w:hint="default"/>
+        <w:sz w:val="20"/>
+      </w:rPr>
+    </w:lvl>
+    <w:lvl w:ilvl="2" w:tentative="1">
+      <w:start w:val="1"/>
+      <w:numFmt w:val="bullet"/>
+      <w:lvlText w:val=""/>
+      <w:lvlJc w:val="left"/>
+      <w:pPr>
+        <w:tabs>
+          <w:tab w:val="num" w:pos="2160"/>
+        </w:tabs>
+        <w:ind w:left="2160" w:hanging="360"/>
+      </w:pPr>
+      <w:rPr>
+        <w:rFonts w:ascii="Wingdings" w:hAnsi="Wingdings" w:hint="default"/>
+        <w:sz w:val="20"/>
+      </w:rPr>
+    </w:lvl>
+    <w:lvl w:ilvl="3" w:tentative="1">
+      <w:start w:val="1"/>
+      <w:numFmt w:val="bullet"/>
+      <w:lvlText w:val=""/>
+      <w:lvlJc w:val="left"/>
+      <w:pPr>
+        <w:tabs>
+          <w:tab w:val="num" w:pos="2880"/>
+        </w:tabs>
+        <w:ind w:left="2880" w:hanging="360"/>
+      </w:pPr>
+      <w:rPr>
+        <w:rFonts w:ascii="Wingdings" w:hAnsi="Wingdings" w:hint="default"/>
+        <w:sz w:val="20"/>
+      </w:rPr>
+    </w:lvl>
+    <w:lvl w:ilvl="4" w:tentative="1">
+      <w:start w:val="1"/>
+      <w:numFmt w:val="bullet"/>
+      <w:lvlText w:val=""/>
+      <w:lvlJc w:val="left"/>
+      <w:pPr>
+        <w:tabs>
+          <w:tab w:val="num" w:pos="3600"/>
+        </w:tabs>
+        <w:ind w:left="3600" w:hanging="360"/>
+      </w:pPr>
+      <w:rPr>
+        <w:rFonts w:ascii="Wingdings" w:hAnsi="Wingdings" w:hint="default"/>
+        <w:sz w:val="20"/>
+      </w:rPr>
+    </w:lvl>
+    <w:lvl w:ilvl="5" w:tentative="1">
+      <w:start w:val="1"/>
+      <w:numFmt w:val="bullet"/>
+      <w:lvlText w:val=""/>
+      <w:lvlJc w:val="left"/>
+      <w:pPr>
+        <w:tabs>
+          <w:tab w:val="num" w:pos="4320"/>
+        </w:tabs>
+        <w:ind w:left="4320" w:hanging="360"/>
+      </w:pPr>
+      <w:rPr>
+        <w:rFonts w:ascii="Wingdings" w:hAnsi="Wingdings" w:hint="default"/>
+        <w:sz w:val="20"/>
+      </w:rPr>
+    </w:lvl>
+    <w:lvl w:ilvl="6" w:tentative="1">
+      <w:start w:val="1"/>
+      <w:numFmt w:val="bullet"/>
+      <w:lvlText w:val=""/>
+      <w:lvlJc w:val="left"/>
+      <w:pPr>
+        <w:tabs>
+          <w:tab w:val="num" w:pos="5040"/>
+        </w:tabs>
+        <w:ind w:left="5040" w:hanging="360"/>
+      </w:pPr>
+      <w:rPr>
+        <w:rFonts w:ascii="Wingdings" w:hAnsi="Wingdings" w:hint="default"/>
+        <w:sz w:val="20"/>
+      </w:rPr>
+    </w:lvl>
+    <w:lvl w:ilvl="7" w:tentative="1">
+      <w:start w:val="1"/>
+      <w:numFmt w:val="bullet"/>
+      <w:lvlText w:val=""/>
+      <w:lvlJc w:val="left"/>
+      <w:pPr>
+        <w:tabs>
+          <w:tab w:val="num" w:pos="5760"/>
+        </w:tabs>
+        <w:ind w:left="5760" w:hanging="360"/>
+      </w:pPr>
+      <w:rPr>
+        <w:rFonts w:ascii="Wingdings" w:hAnsi="Wingdings" w:hint="default"/>
+        <w:sz w:val="20"/>
+      </w:rPr>
+    </w:lvl>
+    <w:lvl w:ilvl="8" w:tentative="1">
+      <w:start w:val="1"/>
+      <w:numFmt w:val="bullet"/>
+      <w:lvlText w:val=""/>
+      <w:lvlJc w:val="left"/>
+      <w:pPr>
+        <w:tabs>
+          <w:tab w:val="num" w:pos="6480"/>
+        </w:tabs>
+        <w:ind w:left="6480" w:hanging="360"/>
+      </w:pPr>
+      <w:rPr>
+        <w:rFonts w:ascii="Wingdings" w:hAnsi="Wingdings" w:hint="default"/>
+        <w:sz w:val="20"/>
+      </w:rPr>
+    </w:lvl>
+  </w:abstractNum>
+  <w:abstractNum w:abstractNumId="19" w15:restartNumberingAfterBreak="0">
+    <w:nsid w:val="57AA65B0"/>
+    <w:multiLevelType w:val="multilevel"/>
+    <w:tmpl w:val="A602239C"/>
+    <w:lvl w:ilvl="0">
+      <w:start w:val="1"/>
+      <w:numFmt w:val="bullet"/>
+      <w:lvlText w:val=""/>
+      <w:lvlJc w:val="left"/>
+      <w:pPr>
+        <w:tabs>
+          <w:tab w:val="num" w:pos="720"/>
+        </w:tabs>
+        <w:ind w:left="720" w:hanging="360"/>
+      </w:pPr>
+      <w:rPr>
+        <w:rFonts w:ascii="Symbol" w:hAnsi="Symbol" w:hint="default"/>
+        <w:sz w:val="20"/>
+      </w:rPr>
+    </w:lvl>
+    <w:lvl w:ilvl="1" w:tentative="1">
+      <w:start w:val="1"/>
+      <w:numFmt w:val="bullet"/>
+      <w:lvlText w:val="o"/>
+      <w:lvlJc w:val="left"/>
+      <w:pPr>
+        <w:tabs>
+          <w:tab w:val="num" w:pos="1440"/>
+        </w:tabs>
+        <w:ind w:left="1440" w:hanging="360"/>
+      </w:pPr>
+      <w:rPr>
+        <w:rFonts w:ascii="Courier New" w:hAnsi="Courier New" w:hint="default"/>
+        <w:sz w:val="20"/>
+      </w:rPr>
+    </w:lvl>
+    <w:lvl w:ilvl="2" w:tentative="1">
+      <w:start w:val="1"/>
+      <w:numFmt w:val="bullet"/>
+      <w:lvlText w:val=""/>
+      <w:lvlJc w:val="left"/>
+      <w:pPr>
+        <w:tabs>
+          <w:tab w:val="num" w:pos="2160"/>
+        </w:tabs>
+        <w:ind w:left="2160" w:hanging="360"/>
+      </w:pPr>
+      <w:rPr>
+        <w:rFonts w:ascii="Wingdings" w:hAnsi="Wingdings" w:hint="default"/>
+        <w:sz w:val="20"/>
+      </w:rPr>
+    </w:lvl>
+    <w:lvl w:ilvl="3" w:tentative="1">
+      <w:start w:val="1"/>
+      <w:numFmt w:val="bullet"/>
+      <w:lvlText w:val=""/>
+      <w:lvlJc w:val="left"/>
+      <w:pPr>
+        <w:tabs>
+          <w:tab w:val="num" w:pos="2880"/>
+        </w:tabs>
+        <w:ind w:left="2880" w:hanging="360"/>
+      </w:pPr>
+      <w:rPr>
+        <w:rFonts w:ascii="Wingdings" w:hAnsi="Wingdings" w:hint="default"/>
+        <w:sz w:val="20"/>
+      </w:rPr>
+    </w:lvl>
+    <w:lvl w:ilvl="4" w:tentative="1">
+      <w:start w:val="1"/>
+      <w:numFmt w:val="bullet"/>
+      <w:lvlText w:val=""/>
+      <w:lvlJc w:val="left"/>
+      <w:pPr>
+        <w:tabs>
+          <w:tab w:val="num" w:pos="3600"/>
+        </w:tabs>
+        <w:ind w:left="3600" w:hanging="360"/>
+      </w:pPr>
+      <w:rPr>
+        <w:rFonts w:ascii="Wingdings" w:hAnsi="Wingdings" w:hint="default"/>
+        <w:sz w:val="20"/>
+      </w:rPr>
+    </w:lvl>
+    <w:lvl w:ilvl="5" w:tentative="1">
+      <w:start w:val="1"/>
+      <w:numFmt w:val="bullet"/>
+      <w:lvlText w:val=""/>
+      <w:lvlJc w:val="left"/>
+      <w:pPr>
+        <w:tabs>
+          <w:tab w:val="num" w:pos="4320"/>
+        </w:tabs>
+        <w:ind w:left="4320" w:hanging="360"/>
+      </w:pPr>
+      <w:rPr>
+        <w:rFonts w:ascii="Wingdings" w:hAnsi="Wingdings" w:hint="default"/>
+        <w:sz w:val="20"/>
+      </w:rPr>
+    </w:lvl>
+    <w:lvl w:ilvl="6" w:tentative="1">
+      <w:start w:val="1"/>
+      <w:numFmt w:val="bullet"/>
+      <w:lvlText w:val=""/>
+      <w:lvlJc w:val="left"/>
+      <w:pPr>
+        <w:tabs>
+          <w:tab w:val="num" w:pos="5040"/>
+        </w:tabs>
+        <w:ind w:left="5040" w:hanging="360"/>
+      </w:pPr>
+      <w:rPr>
+        <w:rFonts w:ascii="Wingdings" w:hAnsi="Wingdings" w:hint="default"/>
+        <w:sz w:val="20"/>
+      </w:rPr>
+    </w:lvl>
+    <w:lvl w:ilvl="7" w:tentative="1">
+      <w:start w:val="1"/>
+      <w:numFmt w:val="bullet"/>
+      <w:lvlText w:val=""/>
+      <w:lvlJc w:val="left"/>
+      <w:pPr>
+        <w:tabs>
+          <w:tab w:val="num" w:pos="5760"/>
+        </w:tabs>
+        <w:ind w:left="5760" w:hanging="360"/>
+      </w:pPr>
+      <w:rPr>
+        <w:rFonts w:ascii="Wingdings" w:hAnsi="Wingdings" w:hint="default"/>
+        <w:sz w:val="20"/>
+      </w:rPr>
+    </w:lvl>
+    <w:lvl w:ilvl="8" w:tentative="1">
+      <w:start w:val="1"/>
+      <w:numFmt w:val="bullet"/>
+      <w:lvlText w:val=""/>
+      <w:lvlJc w:val="left"/>
+      <w:pPr>
+        <w:tabs>
+          <w:tab w:val="num" w:pos="6480"/>
+        </w:tabs>
+        <w:ind w:left="6480" w:hanging="360"/>
+      </w:pPr>
+      <w:rPr>
+        <w:rFonts w:ascii="Wingdings" w:hAnsi="Wingdings" w:hint="default"/>
+        <w:sz w:val="20"/>
+      </w:rPr>
+    </w:lvl>
+  </w:abstractNum>
+  <w:abstractNum w:abstractNumId="20" w15:restartNumberingAfterBreak="0">
+    <w:nsid w:val="58451E1A"/>
+    <w:multiLevelType w:val="multilevel"/>
+    <w:tmpl w:val="F8E4DEEC"/>
+    <w:lvl w:ilvl="0">
+      <w:start w:val="1"/>
+      <w:numFmt w:val="bullet"/>
+      <w:lvlText w:val=""/>
+      <w:lvlJc w:val="left"/>
+      <w:pPr>
+        <w:tabs>
+          <w:tab w:val="num" w:pos="720"/>
+        </w:tabs>
+        <w:ind w:left="720" w:hanging="360"/>
+      </w:pPr>
+      <w:rPr>
+        <w:rFonts w:ascii="Symbol" w:hAnsi="Symbol" w:hint="default"/>
+        <w:sz w:val="20"/>
+      </w:rPr>
+    </w:lvl>
+    <w:lvl w:ilvl="1">
+      <w:start w:val="1"/>
+      <w:numFmt w:val="bullet"/>
+      <w:lvlText w:val="o"/>
+      <w:lvlJc w:val="left"/>
+      <w:pPr>
+        <w:tabs>
+          <w:tab w:val="num" w:pos="1440"/>
+        </w:tabs>
+        <w:ind w:left="1440" w:hanging="360"/>
+      </w:pPr>
+      <w:rPr>
+        <w:rFonts w:ascii="Courier New" w:hAnsi="Courier New" w:hint="default"/>
+        <w:sz w:val="20"/>
+      </w:rPr>
+    </w:lvl>
+    <w:lvl w:ilvl="2" w:tentative="1">
+      <w:start w:val="1"/>
+      <w:numFmt w:val="bullet"/>
+      <w:lvlText w:val=""/>
+      <w:lvlJc w:val="left"/>
+      <w:pPr>
+        <w:tabs>
+          <w:tab w:val="num" w:pos="2160"/>
+        </w:tabs>
+        <w:ind w:left="2160" w:hanging="360"/>
+      </w:pPr>
+      <w:rPr>
+        <w:rFonts w:ascii="Wingdings" w:hAnsi="Wingdings" w:hint="default"/>
+        <w:sz w:val="20"/>
+      </w:rPr>
+    </w:lvl>
+    <w:lvl w:ilvl="3" w:tentative="1">
+      <w:start w:val="1"/>
+      <w:numFmt w:val="bullet"/>
+      <w:lvlText w:val=""/>
+      <w:lvlJc w:val="left"/>
+      <w:pPr>
+        <w:tabs>
+          <w:tab w:val="num" w:pos="2880"/>
+        </w:tabs>
+        <w:ind w:left="2880" w:hanging="360"/>
+      </w:pPr>
+      <w:rPr>
+        <w:rFonts w:ascii="Wingdings" w:hAnsi="Wingdings" w:hint="default"/>
+        <w:sz w:val="20"/>
+      </w:rPr>
+    </w:lvl>
+    <w:lvl w:ilvl="4" w:tentative="1">
+      <w:start w:val="1"/>
+      <w:numFmt w:val="bullet"/>
+      <w:lvlText w:val=""/>
+      <w:lvlJc w:val="left"/>
+      <w:pPr>
+        <w:tabs>
+          <w:tab w:val="num" w:pos="3600"/>
+        </w:tabs>
+        <w:ind w:left="3600" w:hanging="360"/>
+      </w:pPr>
+      <w:rPr>
+        <w:rFonts w:ascii="Wingdings" w:hAnsi="Wingdings" w:hint="default"/>
+        <w:sz w:val="20"/>
+      </w:rPr>
+    </w:lvl>
+    <w:lvl w:ilvl="5" w:tentative="1">
+      <w:start w:val="1"/>
+      <w:numFmt w:val="bullet"/>
+      <w:lvlText w:val=""/>
+      <w:lvlJc w:val="left"/>
+      <w:pPr>
+        <w:tabs>
+          <w:tab w:val="num" w:pos="4320"/>
+        </w:tabs>
+        <w:ind w:left="4320" w:hanging="360"/>
+      </w:pPr>
+      <w:rPr>
+        <w:rFonts w:ascii="Wingdings" w:hAnsi="Wingdings" w:hint="default"/>
+        <w:sz w:val="20"/>
+      </w:rPr>
+    </w:lvl>
+    <w:lvl w:ilvl="6" w:tentative="1">
+      <w:start w:val="1"/>
+      <w:numFmt w:val="bullet"/>
+      <w:lvlText w:val=""/>
+      <w:lvlJc w:val="left"/>
+      <w:pPr>
+        <w:tabs>
+          <w:tab w:val="num" w:pos="5040"/>
+        </w:tabs>
+        <w:ind w:left="5040" w:hanging="360"/>
+      </w:pPr>
+      <w:rPr>
+        <w:rFonts w:ascii="Wingdings" w:hAnsi="Wingdings" w:hint="default"/>
+        <w:sz w:val="20"/>
+      </w:rPr>
+    </w:lvl>
+    <w:lvl w:ilvl="7" w:tentative="1">
+      <w:start w:val="1"/>
+      <w:numFmt w:val="bullet"/>
+      <w:lvlText w:val=""/>
+      <w:lvlJc w:val="left"/>
+      <w:pPr>
+        <w:tabs>
+          <w:tab w:val="num" w:pos="5760"/>
+        </w:tabs>
+        <w:ind w:left="5760" w:hanging="360"/>
+      </w:pPr>
+      <w:rPr>
+        <w:rFonts w:ascii="Wingdings" w:hAnsi="Wingdings" w:hint="default"/>
+        <w:sz w:val="20"/>
+      </w:rPr>
+    </w:lvl>
+    <w:lvl w:ilvl="8" w:tentative="1">
+      <w:start w:val="1"/>
+      <w:numFmt w:val="bullet"/>
+      <w:lvlText w:val=""/>
+      <w:lvlJc w:val="left"/>
+      <w:pPr>
+        <w:tabs>
+          <w:tab w:val="num" w:pos="6480"/>
+        </w:tabs>
+        <w:ind w:left="6480" w:hanging="360"/>
+      </w:pPr>
+      <w:rPr>
+        <w:rFonts w:ascii="Wingdings" w:hAnsi="Wingdings" w:hint="default"/>
+        <w:sz w:val="20"/>
+      </w:rPr>
+    </w:lvl>
+  </w:abstractNum>
+  <w:abstractNum w:abstractNumId="21" w15:restartNumberingAfterBreak="0">
+    <w:nsid w:val="5DB40C38"/>
+    <w:multiLevelType w:val="multilevel"/>
+    <w:tmpl w:val="E7BE277C"/>
+    <w:lvl w:ilvl="0">
+      <w:start w:val="1"/>
+      <w:numFmt w:val="decimal"/>
+      <w:lvlText w:val="%1."/>
+      <w:lvlJc w:val="left"/>
+      <w:pPr>
+        <w:tabs>
+          <w:tab w:val="num" w:pos="720"/>
+        </w:tabs>
+        <w:ind w:left="720" w:hanging="360"/>
+      </w:pPr>
+    </w:lvl>
+    <w:lvl w:ilvl="1">
+      <w:start w:val="1"/>
+      <w:numFmt w:val="bullet"/>
+      <w:lvlText w:val="o"/>
+      <w:lvlJc w:val="left"/>
+      <w:pPr>
+        <w:tabs>
+          <w:tab w:val="num" w:pos="1440"/>
+        </w:tabs>
+        <w:ind w:left="1440" w:hanging="360"/>
+      </w:pPr>
+      <w:rPr>
+        <w:rFonts w:ascii="Courier New" w:hAnsi="Courier New" w:hint="default"/>
+        <w:sz w:val="20"/>
+      </w:rPr>
+    </w:lvl>
+    <w:lvl w:ilvl="2" w:tentative="1">
+      <w:start w:val="1"/>
+      <w:numFmt w:val="decimal"/>
+      <w:lvlText w:val="%3."/>
+      <w:lvlJc w:val="left"/>
+      <w:pPr>
+        <w:tabs>
+          <w:tab w:val="num" w:pos="2160"/>
+        </w:tabs>
+        <w:ind w:left="2160" w:hanging="360"/>
+      </w:pPr>
+    </w:lvl>
+    <w:lvl w:ilvl="3" w:tentative="1">
+      <w:start w:val="1"/>
+      <w:numFmt w:val="decimal"/>
+      <w:lvlText w:val="%4."/>
+      <w:lvlJc w:val="left"/>
+      <w:pPr>
+        <w:tabs>
+          <w:tab w:val="num" w:pos="2880"/>
+        </w:tabs>
+        <w:ind w:left="2880" w:hanging="360"/>
+      </w:pPr>
+    </w:lvl>
+    <w:lvl w:ilvl="4" w:tentative="1">
+      <w:start w:val="1"/>
+      <w:numFmt w:val="decimal"/>
+      <w:lvlText w:val="%5."/>
+      <w:lvlJc w:val="left"/>
+      <w:pPr>
+        <w:tabs>
+          <w:tab w:val="num" w:pos="3600"/>
+        </w:tabs>
+        <w:ind w:left="3600" w:hanging="360"/>
+      </w:pPr>
+    </w:lvl>
+    <w:lvl w:ilvl="5" w:tentative="1">
+      <w:start w:val="1"/>
+      <w:numFmt w:val="decimal"/>
+      <w:lvlText w:val="%6."/>
+      <w:lvlJc w:val="left"/>
+      <w:pPr>
+        <w:tabs>
+          <w:tab w:val="num" w:pos="4320"/>
+        </w:tabs>
+        <w:ind w:left="4320" w:hanging="360"/>
+      </w:pPr>
+    </w:lvl>
+    <w:lvl w:ilvl="6" w:tentative="1">
+      <w:start w:val="1"/>
+      <w:numFmt w:val="decimal"/>
+      <w:lvlText w:val="%7."/>
+      <w:lvlJc w:val="left"/>
+      <w:pPr>
+        <w:tabs>
+          <w:tab w:val="num" w:pos="5040"/>
+        </w:tabs>
+        <w:ind w:left="5040" w:hanging="360"/>
+      </w:pPr>
+    </w:lvl>
+    <w:lvl w:ilvl="7" w:tentative="1">
+      <w:start w:val="1"/>
+      <w:numFmt w:val="decimal"/>
+      <w:lvlText w:val="%8."/>
+      <w:lvlJc w:val="left"/>
+      <w:pPr>
+        <w:tabs>
+          <w:tab w:val="num" w:pos="5760"/>
+        </w:tabs>
+        <w:ind w:left="5760" w:hanging="360"/>
+      </w:pPr>
+    </w:lvl>
+    <w:lvl w:ilvl="8" w:tentative="1">
+      <w:start w:val="1"/>
+      <w:numFmt w:val="decimal"/>
+      <w:lvlText w:val="%9."/>
+      <w:lvlJc w:val="left"/>
+      <w:pPr>
+        <w:tabs>
+          <w:tab w:val="num" w:pos="6480"/>
+        </w:tabs>
+        <w:ind w:left="6480" w:hanging="360"/>
+      </w:pPr>
+    </w:lvl>
+  </w:abstractNum>
+  <w:abstractNum w:abstractNumId="22" w15:restartNumberingAfterBreak="0">
+    <w:nsid w:val="62D43CFC"/>
+    <w:multiLevelType w:val="multilevel"/>
+    <w:tmpl w:val="92FE9904"/>
+    <w:lvl w:ilvl="0">
+      <w:start w:val="1"/>
+      <w:numFmt w:val="bullet"/>
+      <w:lvlText w:val=""/>
+      <w:lvlJc w:val="left"/>
+      <w:pPr>
+        <w:tabs>
+          <w:tab w:val="num" w:pos="720"/>
+        </w:tabs>
+        <w:ind w:left="720" w:hanging="360"/>
+      </w:pPr>
+      <w:rPr>
+        <w:rFonts w:ascii="Symbol" w:hAnsi="Symbol" w:hint="default"/>
+        <w:sz w:val="20"/>
+      </w:rPr>
+    </w:lvl>
+    <w:lvl w:ilvl="1" w:tentative="1">
+      <w:start w:val="1"/>
+      <w:numFmt w:val="bullet"/>
+      <w:lvlText w:val="o"/>
+      <w:lvlJc w:val="left"/>
+      <w:pPr>
+        <w:tabs>
+          <w:tab w:val="num" w:pos="1440"/>
+        </w:tabs>
+        <w:ind w:left="1440" w:hanging="360"/>
+      </w:pPr>
+      <w:rPr>
+        <w:rFonts w:ascii="Courier New" w:hAnsi="Courier New" w:hint="default"/>
+        <w:sz w:val="20"/>
+      </w:rPr>
+    </w:lvl>
+    <w:lvl w:ilvl="2" w:tentative="1">
+      <w:start w:val="1"/>
+      <w:numFmt w:val="bullet"/>
+      <w:lvlText w:val=""/>
+      <w:lvlJc w:val="left"/>
+      <w:pPr>
+        <w:tabs>
+          <w:tab w:val="num" w:pos="2160"/>
+        </w:tabs>
+        <w:ind w:left="2160" w:hanging="360"/>
+      </w:pPr>
+      <w:rPr>
+        <w:rFonts w:ascii="Wingdings" w:hAnsi="Wingdings" w:hint="default"/>
+        <w:sz w:val="20"/>
+      </w:rPr>
+    </w:lvl>
+    <w:lvl w:ilvl="3" w:tentative="1">
+      <w:start w:val="1"/>
+      <w:numFmt w:val="bullet"/>
+      <w:lvlText w:val=""/>
+      <w:lvlJc w:val="left"/>
+      <w:pPr>
+        <w:tabs>
+          <w:tab w:val="num" w:pos="2880"/>
+        </w:tabs>
+        <w:ind w:left="2880" w:hanging="360"/>
+      </w:pPr>
+      <w:rPr>
+        <w:rFonts w:ascii="Wingdings" w:hAnsi="Wingdings" w:hint="default"/>
+        <w:sz w:val="20"/>
+      </w:rPr>
+    </w:lvl>
+    <w:lvl w:ilvl="4" w:tentative="1">
+      <w:start w:val="1"/>
+      <w:numFmt w:val="bullet"/>
+      <w:lvlText w:val=""/>
+      <w:lvlJc w:val="left"/>
+      <w:pPr>
+        <w:tabs>
+          <w:tab w:val="num" w:pos="3600"/>
+        </w:tabs>
+        <w:ind w:left="3600" w:hanging="360"/>
+      </w:pPr>
+      <w:rPr>
+        <w:rFonts w:ascii="Wingdings" w:hAnsi="Wingdings" w:hint="default"/>
+        <w:sz w:val="20"/>
+      </w:rPr>
+    </w:lvl>
+    <w:lvl w:ilvl="5" w:tentative="1">
+      <w:start w:val="1"/>
+      <w:numFmt w:val="bullet"/>
+      <w:lvlText w:val=""/>
+      <w:lvlJc w:val="left"/>
+      <w:pPr>
+        <w:tabs>
+          <w:tab w:val="num" w:pos="4320"/>
+        </w:tabs>
+        <w:ind w:left="4320" w:hanging="360"/>
+      </w:pPr>
+      <w:rPr>
+        <w:rFonts w:ascii="Wingdings" w:hAnsi="Wingdings" w:hint="default"/>
+        <w:sz w:val="20"/>
+      </w:rPr>
+    </w:lvl>
+    <w:lvl w:ilvl="6" w:tentative="1">
+      <w:start w:val="1"/>
+      <w:numFmt w:val="bullet"/>
+      <w:lvlText w:val=""/>
+      <w:lvlJc w:val="left"/>
+      <w:pPr>
+        <w:tabs>
+          <w:tab w:val="num" w:pos="5040"/>
+        </w:tabs>
+        <w:ind w:left="5040" w:hanging="360"/>
+      </w:pPr>
+      <w:rPr>
+        <w:rFonts w:ascii="Wingdings" w:hAnsi="Wingdings" w:hint="default"/>
+        <w:sz w:val="20"/>
+      </w:rPr>
+    </w:lvl>
+    <w:lvl w:ilvl="7" w:tentative="1">
+      <w:start w:val="1"/>
+      <w:numFmt w:val="bullet"/>
+      <w:lvlText w:val=""/>
+      <w:lvlJc w:val="left"/>
+      <w:pPr>
+        <w:tabs>
+          <w:tab w:val="num" w:pos="5760"/>
+        </w:tabs>
+        <w:ind w:left="5760" w:hanging="360"/>
+      </w:pPr>
+      <w:rPr>
+        <w:rFonts w:ascii="Wingdings" w:hAnsi="Wingdings" w:hint="default"/>
+        <w:sz w:val="20"/>
+      </w:rPr>
+    </w:lvl>
+    <w:lvl w:ilvl="8" w:tentative="1">
+      <w:start w:val="1"/>
+      <w:numFmt w:val="bullet"/>
+      <w:lvlText w:val=""/>
+      <w:lvlJc w:val="left"/>
+      <w:pPr>
+        <w:tabs>
+          <w:tab w:val="num" w:pos="6480"/>
+        </w:tabs>
+        <w:ind w:left="6480" w:hanging="360"/>
+      </w:pPr>
+      <w:rPr>
+        <w:rFonts w:ascii="Wingdings" w:hAnsi="Wingdings" w:hint="default"/>
+        <w:sz w:val="20"/>
+      </w:rPr>
+    </w:lvl>
+  </w:abstractNum>
+  <w:abstractNum w:abstractNumId="23" w15:restartNumberingAfterBreak="0">
+    <w:nsid w:val="64BC44F6"/>
+    <w:multiLevelType w:val="multilevel"/>
+    <w:tmpl w:val="C34CDF28"/>
+    <w:lvl w:ilvl="0">
+      <w:start w:val="1"/>
+      <w:numFmt w:val="decimal"/>
+      <w:lvlText w:val="%1."/>
+      <w:lvlJc w:val="left"/>
+      <w:pPr>
+        <w:tabs>
+          <w:tab w:val="num" w:pos="720"/>
+        </w:tabs>
+        <w:ind w:left="720" w:hanging="360"/>
+      </w:pPr>
+    </w:lvl>
+    <w:lvl w:ilvl="1" w:tentative="1">
+      <w:start w:val="1"/>
+      <w:numFmt w:val="decimal"/>
+      <w:lvlText w:val="%2."/>
+      <w:lvlJc w:val="left"/>
+      <w:pPr>
+        <w:tabs>
+          <w:tab w:val="num" w:pos="1440"/>
+        </w:tabs>
+        <w:ind w:left="1440" w:hanging="360"/>
+      </w:pPr>
+    </w:lvl>
+    <w:lvl w:ilvl="2" w:tentative="1">
+      <w:start w:val="1"/>
+      <w:numFmt w:val="decimal"/>
+      <w:lvlText w:val="%3."/>
+      <w:lvlJc w:val="left"/>
+      <w:pPr>
+        <w:tabs>
+          <w:tab w:val="num" w:pos="2160"/>
+        </w:tabs>
+        <w:ind w:left="2160" w:hanging="360"/>
+      </w:pPr>
+    </w:lvl>
+    <w:lvl w:ilvl="3" w:tentative="1">
+      <w:start w:val="1"/>
+      <w:numFmt w:val="decimal"/>
+      <w:lvlText w:val="%4."/>
+      <w:lvlJc w:val="left"/>
+      <w:pPr>
+        <w:tabs>
+          <w:tab w:val="num" w:pos="2880"/>
+        </w:tabs>
+        <w:ind w:left="2880" w:hanging="360"/>
+      </w:pPr>
+    </w:lvl>
+    <w:lvl w:ilvl="4" w:tentative="1">
+      <w:start w:val="1"/>
+      <w:numFmt w:val="decimal"/>
+      <w:lvlText w:val="%5."/>
+      <w:lvlJc w:val="left"/>
+      <w:pPr>
+        <w:tabs>
+          <w:tab w:val="num" w:pos="3600"/>
+        </w:tabs>
+        <w:ind w:left="3600" w:hanging="360"/>
+      </w:pPr>
+    </w:lvl>
+    <w:lvl w:ilvl="5" w:tentative="1">
+      <w:start w:val="1"/>
+      <w:numFmt w:val="decimal"/>
+      <w:lvlText w:val="%6."/>
+      <w:lvlJc w:val="left"/>
+      <w:pPr>
+        <w:tabs>
+          <w:tab w:val="num" w:pos="4320"/>
+        </w:tabs>
+        <w:ind w:left="4320" w:hanging="360"/>
+      </w:pPr>
+    </w:lvl>
+    <w:lvl w:ilvl="6" w:tentative="1">
+      <w:start w:val="1"/>
+      <w:numFmt w:val="decimal"/>
+      <w:lvlText w:val="%7."/>
+      <w:lvlJc w:val="left"/>
+      <w:pPr>
+        <w:tabs>
+          <w:tab w:val="num" w:pos="5040"/>
+        </w:tabs>
+        <w:ind w:left="5040" w:hanging="360"/>
+      </w:pPr>
+    </w:lvl>
+    <w:lvl w:ilvl="7" w:tentative="1">
+      <w:start w:val="1"/>
+      <w:numFmt w:val="decimal"/>
+      <w:lvlText w:val="%8."/>
+      <w:lvlJc w:val="left"/>
+      <w:pPr>
+        <w:tabs>
+          <w:tab w:val="num" w:pos="5760"/>
+        </w:tabs>
+        <w:ind w:left="5760" w:hanging="360"/>
+      </w:pPr>
+    </w:lvl>
+    <w:lvl w:ilvl="8" w:tentative="1">
+      <w:start w:val="1"/>
+      <w:numFmt w:val="decimal"/>
+      <w:lvlText w:val="%9."/>
+      <w:lvlJc w:val="left"/>
+      <w:pPr>
+        <w:tabs>
+          <w:tab w:val="num" w:pos="6480"/>
+        </w:tabs>
+        <w:ind w:left="6480" w:hanging="360"/>
+      </w:pPr>
+    </w:lvl>
+  </w:abstractNum>
+  <w:abstractNum w:abstractNumId="24" w15:restartNumberingAfterBreak="0">
+    <w:nsid w:val="653A3121"/>
+    <w:multiLevelType w:val="multilevel"/>
+    <w:tmpl w:val="EE0ABE0C"/>
+    <w:lvl w:ilvl="0">
+      <w:start w:val="1"/>
+      <w:numFmt w:val="bullet"/>
+      <w:lvlText w:val=""/>
+      <w:lvlJc w:val="left"/>
+      <w:pPr>
+        <w:tabs>
+          <w:tab w:val="num" w:pos="720"/>
+        </w:tabs>
+        <w:ind w:left="720" w:hanging="360"/>
+      </w:pPr>
+      <w:rPr>
+        <w:rFonts w:ascii="Symbol" w:hAnsi="Symbol" w:hint="default"/>
+        <w:sz w:val="20"/>
+      </w:rPr>
+    </w:lvl>
+    <w:lvl w:ilvl="1" w:tentative="1">
+      <w:start w:val="1"/>
+      <w:numFmt w:val="bullet"/>
+      <w:lvlText w:val="o"/>
+      <w:lvlJc w:val="left"/>
+      <w:pPr>
+        <w:tabs>
+          <w:tab w:val="num" w:pos="1440"/>
+        </w:tabs>
+        <w:ind w:left="1440" w:hanging="360"/>
+      </w:pPr>
+      <w:rPr>
+        <w:rFonts w:ascii="Courier New" w:hAnsi="Courier New" w:hint="default"/>
+        <w:sz w:val="20"/>
+      </w:rPr>
+    </w:lvl>
+    <w:lvl w:ilvl="2" w:tentative="1">
+      <w:start w:val="1"/>
+      <w:numFmt w:val="bullet"/>
+      <w:lvlText w:val=""/>
+      <w:lvlJc w:val="left"/>
+      <w:pPr>
+        <w:tabs>
+          <w:tab w:val="num" w:pos="2160"/>
+        </w:tabs>
+        <w:ind w:left="2160" w:hanging="360"/>
+      </w:pPr>
+      <w:rPr>
+        <w:rFonts w:ascii="Wingdings" w:hAnsi="Wingdings" w:hint="default"/>
+        <w:sz w:val="20"/>
+      </w:rPr>
+    </w:lvl>
+    <w:lvl w:ilvl="3" w:tentative="1">
+      <w:start w:val="1"/>
+      <w:numFmt w:val="bullet"/>
+      <w:lvlText w:val=""/>
+      <w:lvlJc w:val="left"/>
+      <w:pPr>
+        <w:tabs>
+          <w:tab w:val="num" w:pos="2880"/>
+        </w:tabs>
+        <w:ind w:left="2880" w:hanging="360"/>
+      </w:pPr>
+      <w:rPr>
+        <w:rFonts w:ascii="Wingdings" w:hAnsi="Wingdings" w:hint="default"/>
+        <w:sz w:val="20"/>
+      </w:rPr>
+    </w:lvl>
+    <w:lvl w:ilvl="4" w:tentative="1">
+      <w:start w:val="1"/>
+      <w:numFmt w:val="bullet"/>
+      <w:lvlText w:val=""/>
+      <w:lvlJc w:val="left"/>
+      <w:pPr>
+        <w:tabs>
+          <w:tab w:val="num" w:pos="3600"/>
+        </w:tabs>
+        <w:ind w:left="3600" w:hanging="360"/>
+      </w:pPr>
+      <w:rPr>
+        <w:rFonts w:ascii="Wingdings" w:hAnsi="Wingdings" w:hint="default"/>
+        <w:sz w:val="20"/>
+      </w:rPr>
+    </w:lvl>
+    <w:lvl w:ilvl="5" w:tentative="1">
+      <w:start w:val="1"/>
+      <w:numFmt w:val="bullet"/>
+      <w:lvlText w:val=""/>
+      <w:lvlJc w:val="left"/>
+      <w:pPr>
+        <w:tabs>
+          <w:tab w:val="num" w:pos="4320"/>
+        </w:tabs>
+        <w:ind w:left="4320" w:hanging="360"/>
+      </w:pPr>
+      <w:rPr>
+        <w:rFonts w:ascii="Wingdings" w:hAnsi="Wingdings" w:hint="default"/>
+        <w:sz w:val="20"/>
+      </w:rPr>
+    </w:lvl>
+    <w:lvl w:ilvl="6" w:tentative="1">
+      <w:start w:val="1"/>
+      <w:numFmt w:val="bullet"/>
+      <w:lvlText w:val=""/>
+      <w:lvlJc w:val="left"/>
+      <w:pPr>
+        <w:tabs>
+          <w:tab w:val="num" w:pos="5040"/>
+        </w:tabs>
+        <w:ind w:left="5040" w:hanging="360"/>
+      </w:pPr>
+      <w:rPr>
+        <w:rFonts w:ascii="Wingdings" w:hAnsi="Wingdings" w:hint="default"/>
+        <w:sz w:val="20"/>
+      </w:rPr>
+    </w:lvl>
+    <w:lvl w:ilvl="7" w:tentative="1">
+      <w:start w:val="1"/>
+      <w:numFmt w:val="bullet"/>
+      <w:lvlText w:val=""/>
+      <w:lvlJc w:val="left"/>
+      <w:pPr>
+        <w:tabs>
+          <w:tab w:val="num" w:pos="5760"/>
+        </w:tabs>
+        <w:ind w:left="5760" w:hanging="360"/>
+      </w:pPr>
+      <w:rPr>
+        <w:rFonts w:ascii="Wingdings" w:hAnsi="Wingdings" w:hint="default"/>
+        <w:sz w:val="20"/>
+      </w:rPr>
+    </w:lvl>
+    <w:lvl w:ilvl="8" w:tentative="1">
+      <w:start w:val="1"/>
+      <w:numFmt w:val="bullet"/>
+      <w:lvlText w:val=""/>
+      <w:lvlJc w:val="left"/>
+      <w:pPr>
+        <w:tabs>
+          <w:tab w:val="num" w:pos="6480"/>
+        </w:tabs>
+        <w:ind w:left="6480" w:hanging="360"/>
+      </w:pPr>
+      <w:rPr>
+        <w:rFonts w:ascii="Wingdings" w:hAnsi="Wingdings" w:hint="default"/>
+        <w:sz w:val="20"/>
+      </w:rPr>
+    </w:lvl>
+  </w:abstractNum>
+  <w:abstractNum w:abstractNumId="25" w15:restartNumberingAfterBreak="0">
+    <w:nsid w:val="67AE40FD"/>
+    <w:multiLevelType w:val="multilevel"/>
+    <w:tmpl w:val="EEE8BAB2"/>
+    <w:lvl w:ilvl="0">
+      <w:start w:val="1"/>
+      <w:numFmt w:val="bullet"/>
+      <w:lvlText w:val=""/>
+      <w:lvlJc w:val="left"/>
+      <w:pPr>
+        <w:tabs>
+          <w:tab w:val="num" w:pos="720"/>
+        </w:tabs>
+        <w:ind w:left="720" w:hanging="360"/>
+      </w:pPr>
+      <w:rPr>
+        <w:rFonts w:ascii="Symbol" w:hAnsi="Symbol" w:hint="default"/>
+        <w:sz w:val="20"/>
+      </w:rPr>
+    </w:lvl>
+    <w:lvl w:ilvl="1" w:tentative="1">
+      <w:start w:val="1"/>
+      <w:numFmt w:val="bullet"/>
+      <w:lvlText w:val="o"/>
+      <w:lvlJc w:val="left"/>
+      <w:pPr>
+        <w:tabs>
+          <w:tab w:val="num" w:pos="1440"/>
+        </w:tabs>
+        <w:ind w:left="1440" w:hanging="360"/>
+      </w:pPr>
+      <w:rPr>
+        <w:rFonts w:ascii="Courier New" w:hAnsi="Courier New" w:hint="default"/>
+        <w:sz w:val="20"/>
+      </w:rPr>
+    </w:lvl>
+    <w:lvl w:ilvl="2" w:tentative="1">
+      <w:start w:val="1"/>
+      <w:numFmt w:val="bullet"/>
+      <w:lvlText w:val=""/>
+      <w:lvlJc w:val="left"/>
+      <w:pPr>
+        <w:tabs>
+          <w:tab w:val="num" w:pos="2160"/>
+        </w:tabs>
+        <w:ind w:left="2160" w:hanging="360"/>
+      </w:pPr>
+      <w:rPr>
+        <w:rFonts w:ascii="Wingdings" w:hAnsi="Wingdings" w:hint="default"/>
+        <w:sz w:val="20"/>
+      </w:rPr>
+    </w:lvl>
+    <w:lvl w:ilvl="3" w:tentative="1">
+      <w:start w:val="1"/>
+      <w:numFmt w:val="bullet"/>
+      <w:lvlText w:val=""/>
+      <w:lvlJc w:val="left"/>
+      <w:pPr>
+        <w:tabs>
+          <w:tab w:val="num" w:pos="2880"/>
+        </w:tabs>
+        <w:ind w:left="2880" w:hanging="360"/>
+      </w:pPr>
+      <w:rPr>
+        <w:rFonts w:ascii="Wingdings" w:hAnsi="Wingdings" w:hint="default"/>
+        <w:sz w:val="20"/>
+      </w:rPr>
+    </w:lvl>
+    <w:lvl w:ilvl="4" w:tentative="1">
+      <w:start w:val="1"/>
+      <w:numFmt w:val="bullet"/>
+      <w:lvlText w:val=""/>
+      <w:lvlJc w:val="left"/>
+      <w:pPr>
+        <w:tabs>
+          <w:tab w:val="num" w:pos="3600"/>
+        </w:tabs>
+        <w:ind w:left="3600" w:hanging="360"/>
+      </w:pPr>
+      <w:rPr>
+        <w:rFonts w:ascii="Wingdings" w:hAnsi="Wingdings" w:hint="default"/>
+        <w:sz w:val="20"/>
+      </w:rPr>
+    </w:lvl>
+    <w:lvl w:ilvl="5" w:tentative="1">
+      <w:start w:val="1"/>
+      <w:numFmt w:val="bullet"/>
+      <w:lvlText w:val=""/>
+      <w:lvlJc w:val="left"/>
+      <w:pPr>
+        <w:tabs>
+          <w:tab w:val="num" w:pos="4320"/>
+        </w:tabs>
+        <w:ind w:left="4320" w:hanging="360"/>
+      </w:pPr>
+      <w:rPr>
+        <w:rFonts w:ascii="Wingdings" w:hAnsi="Wingdings" w:hint="default"/>
+        <w:sz w:val="20"/>
+      </w:rPr>
+    </w:lvl>
+    <w:lvl w:ilvl="6" w:tentative="1">
+      <w:start w:val="1"/>
+      <w:numFmt w:val="bullet"/>
+      <w:lvlText w:val=""/>
+      <w:lvlJc w:val="left"/>
+      <w:pPr>
+        <w:tabs>
+          <w:tab w:val="num" w:pos="5040"/>
+        </w:tabs>
+        <w:ind w:left="5040" w:hanging="360"/>
+      </w:pPr>
+      <w:rPr>
+        <w:rFonts w:ascii="Wingdings" w:hAnsi="Wingdings" w:hint="default"/>
+        <w:sz w:val="20"/>
+      </w:rPr>
+    </w:lvl>
+    <w:lvl w:ilvl="7" w:tentative="1">
+      <w:start w:val="1"/>
+      <w:numFmt w:val="bullet"/>
+      <w:lvlText w:val=""/>
+      <w:lvlJc w:val="left"/>
+      <w:pPr>
+        <w:tabs>
+          <w:tab w:val="num" w:pos="5760"/>
+        </w:tabs>
+        <w:ind w:left="5760" w:hanging="360"/>
+      </w:pPr>
+      <w:rPr>
+        <w:rFonts w:ascii="Wingdings" w:hAnsi="Wingdings" w:hint="default"/>
+        <w:sz w:val="20"/>
+      </w:rPr>
+    </w:lvl>
+    <w:lvl w:ilvl="8" w:tentative="1">
+      <w:start w:val="1"/>
+      <w:numFmt w:val="bullet"/>
+      <w:lvlText w:val=""/>
+      <w:lvlJc w:val="left"/>
+      <w:pPr>
+        <w:tabs>
+          <w:tab w:val="num" w:pos="6480"/>
+        </w:tabs>
+        <w:ind w:left="6480" w:hanging="360"/>
+      </w:pPr>
+      <w:rPr>
+        <w:rFonts w:ascii="Wingdings" w:hAnsi="Wingdings" w:hint="default"/>
+        <w:sz w:val="20"/>
+      </w:rPr>
+    </w:lvl>
+  </w:abstractNum>
+  <w:abstractNum w:abstractNumId="26" w15:restartNumberingAfterBreak="0">
     <w:nsid w:val="6D6B5E96"/>
     <w:multiLevelType w:val="multilevel"/>
     <w:tmpl w:val="DFD6A174"/>
+    <w:lvl w:ilvl="0">
+      <w:start w:val="1"/>
+      <w:numFmt w:val="bullet"/>
+      <w:lvlText w:val=""/>
+      <w:lvlJc w:val="left"/>
+      <w:pPr>
+        <w:tabs>
+          <w:tab w:val="num" w:pos="720"/>
+        </w:tabs>
+        <w:ind w:left="720" w:hanging="360"/>
+      </w:pPr>
+      <w:rPr>
+        <w:rFonts w:ascii="Symbol" w:hAnsi="Symbol" w:hint="default"/>
+        <w:sz w:val="20"/>
+      </w:rPr>
+    </w:lvl>
+    <w:lvl w:ilvl="1" w:tentative="1">
+      <w:start w:val="1"/>
+      <w:numFmt w:val="bullet"/>
+      <w:lvlText w:val="o"/>
+      <w:lvlJc w:val="left"/>
+      <w:pPr>
+        <w:tabs>
+          <w:tab w:val="num" w:pos="1440"/>
+        </w:tabs>
+        <w:ind w:left="1440" w:hanging="360"/>
+      </w:pPr>
+      <w:rPr>
+        <w:rFonts w:ascii="Courier New" w:hAnsi="Courier New" w:hint="default"/>
+        <w:sz w:val="20"/>
+      </w:rPr>
+    </w:lvl>
+    <w:lvl w:ilvl="2" w:tentative="1">
+      <w:start w:val="1"/>
+      <w:numFmt w:val="bullet"/>
+      <w:lvlText w:val=""/>
+      <w:lvlJc w:val="left"/>
+      <w:pPr>
+        <w:tabs>
+          <w:tab w:val="num" w:pos="2160"/>
+        </w:tabs>
+        <w:ind w:left="2160" w:hanging="360"/>
+      </w:pPr>
+      <w:rPr>
+        <w:rFonts w:ascii="Wingdings" w:hAnsi="Wingdings" w:hint="default"/>
+        <w:sz w:val="20"/>
+      </w:rPr>
+    </w:lvl>
+    <w:lvl w:ilvl="3" w:tentative="1">
+      <w:start w:val="1"/>
+      <w:numFmt w:val="bullet"/>
+      <w:lvlText w:val=""/>
+      <w:lvlJc w:val="left"/>
+      <w:pPr>
+        <w:tabs>
+          <w:tab w:val="num" w:pos="2880"/>
+        </w:tabs>
+        <w:ind w:left="2880" w:hanging="360"/>
+      </w:pPr>
+      <w:rPr>
+        <w:rFonts w:ascii="Wingdings" w:hAnsi="Wingdings" w:hint="default"/>
+        <w:sz w:val="20"/>
+      </w:rPr>
+    </w:lvl>
+    <w:lvl w:ilvl="4" w:tentative="1">
+      <w:start w:val="1"/>
+      <w:numFmt w:val="bullet"/>
+      <w:lvlText w:val=""/>
+      <w:lvlJc w:val="left"/>
+      <w:pPr>
+        <w:tabs>
+          <w:tab w:val="num" w:pos="3600"/>
+        </w:tabs>
+        <w:ind w:left="3600" w:hanging="360"/>
+      </w:pPr>
+      <w:rPr>
+        <w:rFonts w:ascii="Wingdings" w:hAnsi="Wingdings" w:hint="default"/>
+        <w:sz w:val="20"/>
+      </w:rPr>
+    </w:lvl>
+    <w:lvl w:ilvl="5" w:tentative="1">
+      <w:start w:val="1"/>
+      <w:numFmt w:val="bullet"/>
+      <w:lvlText w:val=""/>
+      <w:lvlJc w:val="left"/>
+      <w:pPr>
+        <w:tabs>
+          <w:tab w:val="num" w:pos="4320"/>
+        </w:tabs>
+        <w:ind w:left="4320" w:hanging="360"/>
+      </w:pPr>
+      <w:rPr>
+        <w:rFonts w:ascii="Wingdings" w:hAnsi="Wingdings" w:hint="default"/>
+        <w:sz w:val="20"/>
+      </w:rPr>
+    </w:lvl>
+    <w:lvl w:ilvl="6" w:tentative="1">
+      <w:start w:val="1"/>
+      <w:numFmt w:val="bullet"/>
+      <w:lvlText w:val=""/>
+      <w:lvlJc w:val="left"/>
+      <w:pPr>
+        <w:tabs>
+          <w:tab w:val="num" w:pos="5040"/>
+        </w:tabs>
+        <w:ind w:left="5040" w:hanging="360"/>
+      </w:pPr>
+      <w:rPr>
+        <w:rFonts w:ascii="Wingdings" w:hAnsi="Wingdings" w:hint="default"/>
+        <w:sz w:val="20"/>
+      </w:rPr>
+    </w:lvl>
+    <w:lvl w:ilvl="7" w:tentative="1">
+      <w:start w:val="1"/>
+      <w:numFmt w:val="bullet"/>
+      <w:lvlText w:val=""/>
+      <w:lvlJc w:val="left"/>
+      <w:pPr>
+        <w:tabs>
+          <w:tab w:val="num" w:pos="5760"/>
+        </w:tabs>
+        <w:ind w:left="5760" w:hanging="360"/>
+      </w:pPr>
+      <w:rPr>
+        <w:rFonts w:ascii="Wingdings" w:hAnsi="Wingdings" w:hint="default"/>
+        <w:sz w:val="20"/>
+      </w:rPr>
+    </w:lvl>
+    <w:lvl w:ilvl="8" w:tentative="1">
+      <w:start w:val="1"/>
+      <w:numFmt w:val="bullet"/>
+      <w:lvlText w:val=""/>
+      <w:lvlJc w:val="left"/>
+      <w:pPr>
+        <w:tabs>
+          <w:tab w:val="num" w:pos="6480"/>
+        </w:tabs>
+        <w:ind w:left="6480" w:hanging="360"/>
+      </w:pPr>
+      <w:rPr>
+        <w:rFonts w:ascii="Wingdings" w:hAnsi="Wingdings" w:hint="default"/>
+        <w:sz w:val="20"/>
+      </w:rPr>
+    </w:lvl>
+  </w:abstractNum>
+  <w:abstractNum w:abstractNumId="27" w15:restartNumberingAfterBreak="0">
+    <w:nsid w:val="73EB5398"/>
+    <w:multiLevelType w:val="multilevel"/>
+    <w:tmpl w:val="70025848"/>
     <w:lvl w:ilvl="0">
       <w:start w:val="1"/>
       <w:numFmt w:val="bullet"/>
@@ -7384,10 +15358,61 @@
     <w:abstractNumId w:val="0"/>
   </w:num>
   <w:num w:numId="10" w16cid:durableId="1155878788">
+    <w:abstractNumId w:val="26"/>
+  </w:num>
+  <w:num w:numId="11" w16cid:durableId="1030574454">
+    <w:abstractNumId w:val="14"/>
+  </w:num>
+  <w:num w:numId="12" w16cid:durableId="554320898">
+    <w:abstractNumId w:val="27"/>
+  </w:num>
+  <w:num w:numId="13" w16cid:durableId="1972976925">
+    <w:abstractNumId w:val="18"/>
+  </w:num>
+  <w:num w:numId="14" w16cid:durableId="1282110218">
+    <w:abstractNumId w:val="15"/>
+  </w:num>
+  <w:num w:numId="15" w16cid:durableId="1368487212">
+    <w:abstractNumId w:val="13"/>
+  </w:num>
+  <w:num w:numId="16" w16cid:durableId="1848669911">
+    <w:abstractNumId w:val="25"/>
+  </w:num>
+  <w:num w:numId="17" w16cid:durableId="899292694">
+    <w:abstractNumId w:val="24"/>
+  </w:num>
+  <w:num w:numId="18" w16cid:durableId="301078389">
+    <w:abstractNumId w:val="21"/>
+  </w:num>
+  <w:num w:numId="19" w16cid:durableId="126510051">
     <w:abstractNumId w:val="10"/>
   </w:num>
-  <w:num w:numId="11" w16cid:durableId="1030574454">
+  <w:num w:numId="20" w16cid:durableId="1059324535">
+    <w:abstractNumId w:val="16"/>
+  </w:num>
+  <w:num w:numId="21" w16cid:durableId="1214124815">
+    <w:abstractNumId w:val="17"/>
+  </w:num>
+  <w:num w:numId="22" w16cid:durableId="1666931559">
+    <w:abstractNumId w:val="23"/>
+  </w:num>
+  <w:num w:numId="23" w16cid:durableId="1660040728">
+    <w:abstractNumId w:val="20"/>
+  </w:num>
+  <w:num w:numId="24" w16cid:durableId="1313758397">
+    <w:abstractNumId w:val="22"/>
+  </w:num>
+  <w:num w:numId="25" w16cid:durableId="96413728">
     <w:abstractNumId w:val="9"/>
+  </w:num>
+  <w:num w:numId="26" w16cid:durableId="850340114">
+    <w:abstractNumId w:val="11"/>
+  </w:num>
+  <w:num w:numId="27" w16cid:durableId="980229625">
+    <w:abstractNumId w:val="19"/>
+  </w:num>
+  <w:num w:numId="28" w16cid:durableId="163322671">
+    <w:abstractNumId w:val="12"/>
   </w:num>
 </w:numbering>
 </file>
@@ -7995,6 +16020,7 @@
   <w:style w:type="character" w:default="1" w:styleId="DefaultParagraphFont">
     <w:name w:val="Default Paragraph Font"/>
     <w:uiPriority w:val="1"/>
+    <w:semiHidden/>
     <w:unhideWhenUsed/>
   </w:style>
   <w:style w:type="table" w:default="1" w:styleId="TableNormal">
